--- a/Freshfold Documentation.docx
+++ b/Freshfold Documentation.docx
@@ -1061,8 +1061,12 @@
     <w:sdt>
       <w:sdtPr>
         <w:rPr>
+          <w:rFonts w:asciiTheme="minorHAnsi" w:eastAsiaTheme="minorHAnsi" w:hAnsiTheme="minorHAnsi" w:cstheme="minorBidi"/>
+          <w:color w:val="auto"/>
+          <w:kern w:val="2"/>
           <w:sz w:val="36"/>
           <w:szCs w:val="36"/>
+          <w14:ligatures w14:val="standardContextual"/>
         </w:rPr>
         <w:id w:val="-1426571009"/>
         <w:docPartObj>
@@ -1072,15 +1076,11 @@
       </w:sdtPr>
       <w:sdtEndPr>
         <w:rPr>
-          <w:rFonts w:asciiTheme="minorHAnsi" w:eastAsiaTheme="minorHAnsi" w:hAnsiTheme="minorHAnsi" w:cstheme="minorBidi"/>
           <w:b/>
           <w:bCs/>
           <w:noProof/>
-          <w:color w:val="auto"/>
-          <w:kern w:val="2"/>
           <w:sz w:val="24"/>
           <w:szCs w:val="24"/>
-          <w14:ligatures w14:val="standardContextual"/>
         </w:rPr>
       </w:sdtEndPr>
       <w:sdtContent>
@@ -1133,7 +1133,7 @@
             </w:rPr>
             <w:fldChar w:fldCharType="separate"/>
           </w:r>
-          <w:hyperlink w:anchor="_Toc146612311" w:history="1">
+          <w:hyperlink w:anchor="_Toc146806421" w:history="1">
             <w:r>
               <w:rPr>
                 <w:rStyle w:val="Hyperlink"/>
@@ -1162,7 +1162,7 @@
                 <w:noProof/>
                 <w:webHidden/>
               </w:rPr>
-              <w:instrText xml:space="preserve"> PAGEREF _Toc146612311 \h </w:instrText>
+              <w:instrText xml:space="preserve"> PAGEREF _Toc146806421 \h </w:instrText>
             </w:r>
             <w:r>
               <w:rPr>
@@ -1205,7 +1205,7 @@
               <w:lang w:val="en-NG" w:eastAsia="en-NG"/>
             </w:rPr>
           </w:pPr>
-          <w:hyperlink w:anchor="_Toc146612312" w:history="1">
+          <w:hyperlink w:anchor="_Toc146806422" w:history="1">
             <w:r>
               <w:rPr>
                 <w:rStyle w:val="Hyperlink"/>
@@ -1232,7 +1232,7 @@
                 <w:noProof/>
                 <w:webHidden/>
               </w:rPr>
-              <w:instrText xml:space="preserve"> PAGEREF _Toc146612312 \h </w:instrText>
+              <w:instrText xml:space="preserve"> PAGEREF _Toc146806422 \h </w:instrText>
             </w:r>
             <w:r>
               <w:rPr>
@@ -1275,7 +1275,7 @@
               <w:lang w:val="en-NG" w:eastAsia="en-NG"/>
             </w:rPr>
           </w:pPr>
-          <w:hyperlink w:anchor="_Toc146612313" w:history="1">
+          <w:hyperlink w:anchor="_Toc146806423" w:history="1">
             <w:r>
               <w:rPr>
                 <w:rStyle w:val="Hyperlink"/>
@@ -1302,7 +1302,7 @@
                 <w:noProof/>
                 <w:webHidden/>
               </w:rPr>
-              <w:instrText xml:space="preserve"> PAGEREF _Toc146612313 \h </w:instrText>
+              <w:instrText xml:space="preserve"> PAGEREF _Toc146806423 \h </w:instrText>
             </w:r>
             <w:r>
               <w:rPr>
@@ -1322,7 +1322,7 @@
                 <w:noProof/>
                 <w:webHidden/>
               </w:rPr>
-              <w:t>4</w:t>
+              <w:t>5</w:t>
             </w:r>
             <w:r>
               <w:rPr>
@@ -1345,13 +1345,13 @@
               <w:lang w:val="en-NG" w:eastAsia="en-NG"/>
             </w:rPr>
           </w:pPr>
-          <w:hyperlink w:anchor="_Toc146612314" w:history="1">
+          <w:hyperlink w:anchor="_Toc146806424" w:history="1">
             <w:r>
               <w:rPr>
                 <w:rStyle w:val="Hyperlink"/>
                 <w:noProof/>
               </w:rPr>
-              <w:t>Scope</w:t>
+              <w:t>Audience</w:t>
             </w:r>
             <w:r>
               <w:rPr>
@@ -1372,7 +1372,7 @@
                 <w:noProof/>
                 <w:webHidden/>
               </w:rPr>
-              <w:instrText xml:space="preserve"> PAGEREF _Toc146612314 \h </w:instrText>
+              <w:instrText xml:space="preserve"> PAGEREF _Toc146806424 \h </w:instrText>
             </w:r>
             <w:r>
               <w:rPr>
@@ -1392,7 +1392,79 @@
                 <w:noProof/>
                 <w:webHidden/>
               </w:rPr>
-              <w:t>4</w:t>
+              <w:t>6</w:t>
+            </w:r>
+            <w:r>
+              <w:rPr>
+                <w:noProof/>
+                <w:webHidden/>
+              </w:rPr>
+              <w:fldChar w:fldCharType="end"/>
+            </w:r>
+          </w:hyperlink>
+        </w:p>
+        <w:p>
+          <w:pPr>
+            <w:pStyle w:val="TOC1"/>
+            <w:tabs>
+              <w:tab w:val="right" w:leader="dot" w:pos="10790"/>
+            </w:tabs>
+            <w:rPr>
+              <w:rFonts w:eastAsiaTheme="minorEastAsia"/>
+              <w:noProof/>
+              <w:lang w:val="en-NG" w:eastAsia="en-NG"/>
+            </w:rPr>
+          </w:pPr>
+          <w:hyperlink w:anchor="_Toc146806425" w:history="1">
+            <w:r>
+              <w:rPr>
+                <w:rStyle w:val="Hyperlink"/>
+                <w:b/>
+                <w:bCs/>
+                <w:noProof/>
+              </w:rPr>
+              <w:t>Requirements Analysis</w:t>
+            </w:r>
+            <w:r>
+              <w:rPr>
+                <w:noProof/>
+                <w:webHidden/>
+              </w:rPr>
+              <w:tab/>
+            </w:r>
+            <w:r>
+              <w:rPr>
+                <w:noProof/>
+                <w:webHidden/>
+              </w:rPr>
+              <w:fldChar w:fldCharType="begin"/>
+            </w:r>
+            <w:r>
+              <w:rPr>
+                <w:noProof/>
+                <w:webHidden/>
+              </w:rPr>
+              <w:instrText xml:space="preserve"> PAGEREF _Toc146806425 \h </w:instrText>
+            </w:r>
+            <w:r>
+              <w:rPr>
+                <w:noProof/>
+                <w:webHidden/>
+              </w:rPr>
+            </w:r>
+            <w:r>
+              <w:rPr>
+                <w:noProof/>
+                <w:webHidden/>
+              </w:rPr>
+              <w:fldChar w:fldCharType="separate"/>
+            </w:r>
+            <w:r>
+              <w:rPr>
+                <w:noProof/>
+                <w:webHidden/>
+              </w:rPr>
+              <w:t>8</w:t>
             </w:r>
             <w:r>
               <w:rPr>
@@ -1415,13 +1487,13 @@
               <w:lang w:val="en-NG" w:eastAsia="en-NG"/>
             </w:rPr>
           </w:pPr>
-          <w:hyperlink w:anchor="_Toc146612315" w:history="1">
+          <w:hyperlink w:anchor="_Toc146806426" w:history="1">
             <w:r>
               <w:rPr>
                 <w:rStyle w:val="Hyperlink"/>
                 <w:noProof/>
               </w:rPr>
-              <w:t>Audience</w:t>
+              <w:t>User Stories and Use Cases</w:t>
             </w:r>
             <w:r>
               <w:rPr>
@@ -1442,7 +1514,7 @@
                 <w:noProof/>
                 <w:webHidden/>
               </w:rPr>
-              <w:instrText xml:space="preserve"> PAGEREF _Toc146612315 \h </w:instrText>
+              <w:instrText xml:space="preserve"> PAGEREF _Toc146806426 \h </w:instrText>
             </w:r>
             <w:r>
               <w:rPr>
@@ -1462,7 +1534,7 @@
                 <w:noProof/>
                 <w:webHidden/>
               </w:rPr>
-              <w:t>4</w:t>
+              <w:t>8</w:t>
             </w:r>
             <w:r>
               <w:rPr>
@@ -1485,13 +1557,13 @@
               <w:lang w:val="en-NG" w:eastAsia="en-NG"/>
             </w:rPr>
           </w:pPr>
-          <w:hyperlink w:anchor="_Toc146612316" w:history="1">
+          <w:hyperlink w:anchor="_Toc146806427" w:history="1">
             <w:r>
               <w:rPr>
                 <w:rStyle w:val="Hyperlink"/>
                 <w:noProof/>
               </w:rPr>
-              <w:t>Document Structure</w:t>
+              <w:t>Functional Requirements</w:t>
             </w:r>
             <w:r>
               <w:rPr>
@@ -1512,7 +1584,7 @@
                 <w:noProof/>
                 <w:webHidden/>
               </w:rPr>
-              <w:instrText xml:space="preserve"> PAGEREF _Toc146612316 \h </w:instrText>
+              <w:instrText xml:space="preserve"> PAGEREF _Toc146806427 \h </w:instrText>
             </w:r>
             <w:r>
               <w:rPr>
@@ -1532,7 +1604,147 @@
                 <w:noProof/>
                 <w:webHidden/>
               </w:rPr>
-              <w:t>4</w:t>
+              <w:t>8</w:t>
+            </w:r>
+            <w:r>
+              <w:rPr>
+                <w:noProof/>
+                <w:webHidden/>
+              </w:rPr>
+              <w:fldChar w:fldCharType="end"/>
+            </w:r>
+          </w:hyperlink>
+        </w:p>
+        <w:p>
+          <w:pPr>
+            <w:pStyle w:val="TOC2"/>
+            <w:tabs>
+              <w:tab w:val="right" w:leader="dot" w:pos="10790"/>
+            </w:tabs>
+            <w:rPr>
+              <w:rFonts w:eastAsiaTheme="minorEastAsia"/>
+              <w:noProof/>
+              <w:lang w:val="en-NG" w:eastAsia="en-NG"/>
+            </w:rPr>
+          </w:pPr>
+          <w:hyperlink w:anchor="_Toc146806428" w:history="1">
+            <w:r>
+              <w:rPr>
+                <w:rStyle w:val="Hyperlink"/>
+                <w:noProof/>
+              </w:rPr>
+              <w:t>Non-functional Requirements</w:t>
+            </w:r>
+            <w:r>
+              <w:rPr>
+                <w:noProof/>
+                <w:webHidden/>
+              </w:rPr>
+              <w:tab/>
+            </w:r>
+            <w:r>
+              <w:rPr>
+                <w:noProof/>
+                <w:webHidden/>
+              </w:rPr>
+              <w:fldChar w:fldCharType="begin"/>
+            </w:r>
+            <w:r>
+              <w:rPr>
+                <w:noProof/>
+                <w:webHidden/>
+              </w:rPr>
+              <w:instrText xml:space="preserve"> PAGEREF _Toc146806428 \h </w:instrText>
+            </w:r>
+            <w:r>
+              <w:rPr>
+                <w:noProof/>
+                <w:webHidden/>
+              </w:rPr>
+            </w:r>
+            <w:r>
+              <w:rPr>
+                <w:noProof/>
+                <w:webHidden/>
+              </w:rPr>
+              <w:fldChar w:fldCharType="separate"/>
+            </w:r>
+            <w:r>
+              <w:rPr>
+                <w:noProof/>
+                <w:webHidden/>
+              </w:rPr>
+              <w:t>8</w:t>
+            </w:r>
+            <w:r>
+              <w:rPr>
+                <w:noProof/>
+                <w:webHidden/>
+              </w:rPr>
+              <w:fldChar w:fldCharType="end"/>
+            </w:r>
+          </w:hyperlink>
+        </w:p>
+        <w:p>
+          <w:pPr>
+            <w:pStyle w:val="TOC2"/>
+            <w:tabs>
+              <w:tab w:val="right" w:leader="dot" w:pos="10790"/>
+            </w:tabs>
+            <w:rPr>
+              <w:rFonts w:eastAsiaTheme="minorEastAsia"/>
+              <w:noProof/>
+              <w:lang w:val="en-NG" w:eastAsia="en-NG"/>
+            </w:rPr>
+          </w:pPr>
+          <w:hyperlink w:anchor="_Toc146806429" w:history="1">
+            <w:r>
+              <w:rPr>
+                <w:rStyle w:val="Hyperlink"/>
+                <w:noProof/>
+              </w:rPr>
+              <w:t>Data Model</w:t>
+            </w:r>
+            <w:r>
+              <w:rPr>
+                <w:noProof/>
+                <w:webHidden/>
+              </w:rPr>
+              <w:tab/>
+            </w:r>
+            <w:r>
+              <w:rPr>
+                <w:noProof/>
+                <w:webHidden/>
+              </w:rPr>
+              <w:fldChar w:fldCharType="begin"/>
+            </w:r>
+            <w:r>
+              <w:rPr>
+                <w:noProof/>
+                <w:webHidden/>
+              </w:rPr>
+              <w:instrText xml:space="preserve"> PAGEREF _Toc146806429 \h </w:instrText>
+            </w:r>
+            <w:r>
+              <w:rPr>
+                <w:noProof/>
+                <w:webHidden/>
+              </w:rPr>
+            </w:r>
+            <w:r>
+              <w:rPr>
+                <w:noProof/>
+                <w:webHidden/>
+              </w:rPr>
+              <w:fldChar w:fldCharType="separate"/>
+            </w:r>
+            <w:r>
+              <w:rPr>
+                <w:noProof/>
+                <w:webHidden/>
+              </w:rPr>
+              <w:t>8</w:t>
             </w:r>
             <w:r>
               <w:rPr>
@@ -1555,7 +1767,7 @@
               <w:lang w:val="en-NG" w:eastAsia="en-NG"/>
             </w:rPr>
           </w:pPr>
-          <w:hyperlink w:anchor="_Toc146612317" w:history="1">
+          <w:hyperlink w:anchor="_Toc146806430" w:history="1">
             <w:r>
               <w:rPr>
                 <w:rStyle w:val="Hyperlink"/>
@@ -1563,7 +1775,7 @@
                 <w:bCs/>
                 <w:noProof/>
               </w:rPr>
-              <w:t>Requirements Analysis</w:t>
+              <w:t>System Architecture</w:t>
             </w:r>
             <w:r>
               <w:rPr>
@@ -1584,7 +1796,7 @@
                 <w:noProof/>
                 <w:webHidden/>
               </w:rPr>
-              <w:instrText xml:space="preserve"> PAGEREF _Toc146612317 \h </w:instrText>
+              <w:instrText xml:space="preserve"> PAGEREF _Toc146806430 \h </w:instrText>
             </w:r>
             <w:r>
               <w:rPr>
@@ -1604,7 +1816,7 @@
                 <w:noProof/>
                 <w:webHidden/>
               </w:rPr>
-              <w:t>4</w:t>
+              <w:t>8</w:t>
             </w:r>
             <w:r>
               <w:rPr>
@@ -1627,13 +1839,13 @@
               <w:lang w:val="en-NG" w:eastAsia="en-NG"/>
             </w:rPr>
           </w:pPr>
-          <w:hyperlink w:anchor="_Toc146612318" w:history="1">
+          <w:hyperlink w:anchor="_Toc146806431" w:history="1">
             <w:r>
               <w:rPr>
                 <w:rStyle w:val="Hyperlink"/>
                 <w:noProof/>
               </w:rPr>
-              <w:t>User Stories and Use Cases</w:t>
+              <w:t>High-Level System Architecture</w:t>
             </w:r>
             <w:r>
               <w:rPr>
@@ -1654,7 +1866,7 @@
                 <w:noProof/>
                 <w:webHidden/>
               </w:rPr>
-              <w:instrText xml:space="preserve"> PAGEREF _Toc146612318 \h </w:instrText>
+              <w:instrText xml:space="preserve"> PAGEREF _Toc146806431 \h </w:instrText>
             </w:r>
             <w:r>
               <w:rPr>
@@ -1674,7 +1886,7 @@
                 <w:noProof/>
                 <w:webHidden/>
               </w:rPr>
-              <w:t>4</w:t>
+              <w:t>8</w:t>
             </w:r>
             <w:r>
               <w:rPr>
@@ -1697,13 +1909,13 @@
               <w:lang w:val="en-NG" w:eastAsia="en-NG"/>
             </w:rPr>
           </w:pPr>
-          <w:hyperlink w:anchor="_Toc146612319" w:history="1">
+          <w:hyperlink w:anchor="_Toc146806432" w:history="1">
             <w:r>
               <w:rPr>
                 <w:rStyle w:val="Hyperlink"/>
                 <w:noProof/>
               </w:rPr>
-              <w:t>Functional Requirements</w:t>
+              <w:t>Frontend Architecture</w:t>
             </w:r>
             <w:r>
               <w:rPr>
@@ -1724,7 +1936,7 @@
                 <w:noProof/>
                 <w:webHidden/>
               </w:rPr>
-              <w:instrText xml:space="preserve"> PAGEREF _Toc146612319 \h </w:instrText>
+              <w:instrText xml:space="preserve"> PAGEREF _Toc146806432 \h </w:instrText>
             </w:r>
             <w:r>
               <w:rPr>
@@ -1744,7 +1956,7 @@
                 <w:noProof/>
                 <w:webHidden/>
               </w:rPr>
-              <w:t>4</w:t>
+              <w:t>8</w:t>
             </w:r>
             <w:r>
               <w:rPr>
@@ -1767,13 +1979,13 @@
               <w:lang w:val="en-NG" w:eastAsia="en-NG"/>
             </w:rPr>
           </w:pPr>
-          <w:hyperlink w:anchor="_Toc146612320" w:history="1">
+          <w:hyperlink w:anchor="_Toc146806433" w:history="1">
             <w:r>
               <w:rPr>
                 <w:rStyle w:val="Hyperlink"/>
                 <w:noProof/>
               </w:rPr>
-              <w:t>Non-functional Requirements</w:t>
+              <w:t>Backend Architecture</w:t>
             </w:r>
             <w:r>
               <w:rPr>
@@ -1794,7 +2006,7 @@
                 <w:noProof/>
                 <w:webHidden/>
               </w:rPr>
-              <w:instrText xml:space="preserve"> PAGEREF _Toc146612320 \h </w:instrText>
+              <w:instrText xml:space="preserve"> PAGEREF _Toc146806433 \h </w:instrText>
             </w:r>
             <w:r>
               <w:rPr>
@@ -1814,7 +2026,7 @@
                 <w:noProof/>
                 <w:webHidden/>
               </w:rPr>
-              <w:t>4</w:t>
+              <w:t>8</w:t>
             </w:r>
             <w:r>
               <w:rPr>
@@ -1837,13 +2049,13 @@
               <w:lang w:val="en-NG" w:eastAsia="en-NG"/>
             </w:rPr>
           </w:pPr>
-          <w:hyperlink w:anchor="_Toc146612321" w:history="1">
+          <w:hyperlink w:anchor="_Toc146806434" w:history="1">
             <w:r>
               <w:rPr>
                 <w:rStyle w:val="Hyperlink"/>
                 <w:noProof/>
               </w:rPr>
-              <w:t>Data Model</w:t>
+              <w:t>Database Architecture</w:t>
             </w:r>
             <w:r>
               <w:rPr>
@@ -1864,7 +2076,7 @@
                 <w:noProof/>
                 <w:webHidden/>
               </w:rPr>
-              <w:instrText xml:space="preserve"> PAGEREF _Toc146612321 \h </w:instrText>
+              <w:instrText xml:space="preserve"> PAGEREF _Toc146806434 \h </w:instrText>
             </w:r>
             <w:r>
               <w:rPr>
@@ -1884,7 +2096,7 @@
                 <w:noProof/>
                 <w:webHidden/>
               </w:rPr>
-              <w:t>4</w:t>
+              <w:t>8</w:t>
             </w:r>
             <w:r>
               <w:rPr>
@@ -1907,7 +2119,7 @@
               <w:lang w:val="en-NG" w:eastAsia="en-NG"/>
             </w:rPr>
           </w:pPr>
-          <w:hyperlink w:anchor="_Toc146612322" w:history="1">
+          <w:hyperlink w:anchor="_Toc146806435" w:history="1">
             <w:r>
               <w:rPr>
                 <w:rStyle w:val="Hyperlink"/>
@@ -1915,7 +2127,7 @@
                 <w:bCs/>
                 <w:noProof/>
               </w:rPr>
-              <w:t>System Architecture</w:t>
+              <w:t>Frontend Development</w:t>
             </w:r>
             <w:r>
               <w:rPr>
@@ -1936,7 +2148,7 @@
                 <w:noProof/>
                 <w:webHidden/>
               </w:rPr>
-              <w:instrText xml:space="preserve"> PAGEREF _Toc146612322 \h </w:instrText>
+              <w:instrText xml:space="preserve"> PAGEREF _Toc146806435 \h </w:instrText>
             </w:r>
             <w:r>
               <w:rPr>
@@ -1956,7 +2168,7 @@
                 <w:noProof/>
                 <w:webHidden/>
               </w:rPr>
-              <w:t>4</w:t>
+              <w:t>8</w:t>
             </w:r>
             <w:r>
               <w:rPr>
@@ -1979,13 +2191,13 @@
               <w:lang w:val="en-NG" w:eastAsia="en-NG"/>
             </w:rPr>
           </w:pPr>
-          <w:hyperlink w:anchor="_Toc146612323" w:history="1">
+          <w:hyperlink w:anchor="_Toc146806436" w:history="1">
             <w:r>
               <w:rPr>
                 <w:rStyle w:val="Hyperlink"/>
                 <w:noProof/>
               </w:rPr>
-              <w:t>High-Level System Architecture</w:t>
+              <w:t>Technologies and Tools Used</w:t>
             </w:r>
             <w:r>
               <w:rPr>
@@ -2006,7 +2218,7 @@
                 <w:noProof/>
                 <w:webHidden/>
               </w:rPr>
-              <w:instrText xml:space="preserve"> PAGEREF _Toc146612323 \h </w:instrText>
+              <w:instrText xml:space="preserve"> PAGEREF _Toc146806436 \h </w:instrText>
             </w:r>
             <w:r>
               <w:rPr>
@@ -2026,7 +2238,7 @@
                 <w:noProof/>
                 <w:webHidden/>
               </w:rPr>
-              <w:t>4</w:t>
+              <w:t>8</w:t>
             </w:r>
             <w:r>
               <w:rPr>
@@ -2049,13 +2261,13 @@
               <w:lang w:val="en-NG" w:eastAsia="en-NG"/>
             </w:rPr>
           </w:pPr>
-          <w:hyperlink w:anchor="_Toc146612324" w:history="1">
+          <w:hyperlink w:anchor="_Toc146806437" w:history="1">
             <w:r>
               <w:rPr>
                 <w:rStyle w:val="Hyperlink"/>
                 <w:noProof/>
               </w:rPr>
-              <w:t>Frontend Architecture</w:t>
+              <w:t>User Interface Design</w:t>
             </w:r>
             <w:r>
               <w:rPr>
@@ -2076,7 +2288,7 @@
                 <w:noProof/>
                 <w:webHidden/>
               </w:rPr>
-              <w:instrText xml:space="preserve"> PAGEREF _Toc146612324 \h </w:instrText>
+              <w:instrText xml:space="preserve"> PAGEREF _Toc146806437 \h </w:instrText>
             </w:r>
             <w:r>
               <w:rPr>
@@ -2096,7 +2308,7 @@
                 <w:noProof/>
                 <w:webHidden/>
               </w:rPr>
-              <w:t>4</w:t>
+              <w:t>8</w:t>
             </w:r>
             <w:r>
               <w:rPr>
@@ -2119,13 +2331,13 @@
               <w:lang w:val="en-NG" w:eastAsia="en-NG"/>
             </w:rPr>
           </w:pPr>
-          <w:hyperlink w:anchor="_Toc146612325" w:history="1">
+          <w:hyperlink w:anchor="_Toc146806438" w:history="1">
             <w:r>
               <w:rPr>
                 <w:rStyle w:val="Hyperlink"/>
                 <w:noProof/>
               </w:rPr>
-              <w:t>Backend Architecture</w:t>
+              <w:t>User Registration and Login</w:t>
             </w:r>
             <w:r>
               <w:rPr>
@@ -2146,7 +2358,7 @@
                 <w:noProof/>
                 <w:webHidden/>
               </w:rPr>
-              <w:instrText xml:space="preserve"> PAGEREF _Toc146612325 \h </w:instrText>
+              <w:instrText xml:space="preserve"> PAGEREF _Toc146806438 \h </w:instrText>
             </w:r>
             <w:r>
               <w:rPr>
@@ -2166,7 +2378,7 @@
                 <w:noProof/>
                 <w:webHidden/>
               </w:rPr>
-              <w:t>4</w:t>
+              <w:t>8</w:t>
             </w:r>
             <w:r>
               <w:rPr>
@@ -2189,13 +2401,13 @@
               <w:lang w:val="en-NG" w:eastAsia="en-NG"/>
             </w:rPr>
           </w:pPr>
-          <w:hyperlink w:anchor="_Toc146612326" w:history="1">
+          <w:hyperlink w:anchor="_Toc146806439" w:history="1">
             <w:r>
               <w:rPr>
                 <w:rStyle w:val="Hyperlink"/>
                 <w:noProof/>
               </w:rPr>
-              <w:t>Database Architecture</w:t>
+              <w:t>Laundry Booking Interface</w:t>
             </w:r>
             <w:r>
               <w:rPr>
@@ -2216,7 +2428,7 @@
                 <w:noProof/>
                 <w:webHidden/>
               </w:rPr>
-              <w:instrText xml:space="preserve"> PAGEREF _Toc146612326 \h </w:instrText>
+              <w:instrText xml:space="preserve"> PAGEREF _Toc146806439 \h </w:instrText>
             </w:r>
             <w:r>
               <w:rPr>
@@ -2236,7 +2448,217 @@
                 <w:noProof/>
                 <w:webHidden/>
               </w:rPr>
-              <w:t>4</w:t>
+              <w:t>8</w:t>
+            </w:r>
+            <w:r>
+              <w:rPr>
+                <w:noProof/>
+                <w:webHidden/>
+              </w:rPr>
+              <w:fldChar w:fldCharType="end"/>
+            </w:r>
+          </w:hyperlink>
+        </w:p>
+        <w:p>
+          <w:pPr>
+            <w:pStyle w:val="TOC2"/>
+            <w:tabs>
+              <w:tab w:val="right" w:leader="dot" w:pos="10790"/>
+            </w:tabs>
+            <w:rPr>
+              <w:rFonts w:eastAsiaTheme="minorEastAsia"/>
+              <w:noProof/>
+              <w:lang w:val="en-NG" w:eastAsia="en-NG"/>
+            </w:rPr>
+          </w:pPr>
+          <w:hyperlink w:anchor="_Toc146806440" w:history="1">
+            <w:r>
+              <w:rPr>
+                <w:rStyle w:val="Hyperlink"/>
+                <w:noProof/>
+              </w:rPr>
+              <w:t>User Profile Management</w:t>
+            </w:r>
+            <w:r>
+              <w:rPr>
+                <w:noProof/>
+                <w:webHidden/>
+              </w:rPr>
+              <w:tab/>
+            </w:r>
+            <w:r>
+              <w:rPr>
+                <w:noProof/>
+                <w:webHidden/>
+              </w:rPr>
+              <w:fldChar w:fldCharType="begin"/>
+            </w:r>
+            <w:r>
+              <w:rPr>
+                <w:noProof/>
+                <w:webHidden/>
+              </w:rPr>
+              <w:instrText xml:space="preserve"> PAGEREF _Toc146806440 \h </w:instrText>
+            </w:r>
+            <w:r>
+              <w:rPr>
+                <w:noProof/>
+                <w:webHidden/>
+              </w:rPr>
+            </w:r>
+            <w:r>
+              <w:rPr>
+                <w:noProof/>
+                <w:webHidden/>
+              </w:rPr>
+              <w:fldChar w:fldCharType="separate"/>
+            </w:r>
+            <w:r>
+              <w:rPr>
+                <w:noProof/>
+                <w:webHidden/>
+              </w:rPr>
+              <w:t>8</w:t>
+            </w:r>
+            <w:r>
+              <w:rPr>
+                <w:noProof/>
+                <w:webHidden/>
+              </w:rPr>
+              <w:fldChar w:fldCharType="end"/>
+            </w:r>
+          </w:hyperlink>
+        </w:p>
+        <w:p>
+          <w:pPr>
+            <w:pStyle w:val="TOC2"/>
+            <w:tabs>
+              <w:tab w:val="right" w:leader="dot" w:pos="10790"/>
+            </w:tabs>
+            <w:rPr>
+              <w:rFonts w:eastAsiaTheme="minorEastAsia"/>
+              <w:noProof/>
+              <w:lang w:val="en-NG" w:eastAsia="en-NG"/>
+            </w:rPr>
+          </w:pPr>
+          <w:hyperlink w:anchor="_Toc146806441" w:history="1">
+            <w:r>
+              <w:rPr>
+                <w:rStyle w:val="Hyperlink"/>
+                <w:noProof/>
+              </w:rPr>
+              <w:t>Payment Integration</w:t>
+            </w:r>
+            <w:r>
+              <w:rPr>
+                <w:noProof/>
+                <w:webHidden/>
+              </w:rPr>
+              <w:tab/>
+            </w:r>
+            <w:r>
+              <w:rPr>
+                <w:noProof/>
+                <w:webHidden/>
+              </w:rPr>
+              <w:fldChar w:fldCharType="begin"/>
+            </w:r>
+            <w:r>
+              <w:rPr>
+                <w:noProof/>
+                <w:webHidden/>
+              </w:rPr>
+              <w:instrText xml:space="preserve"> PAGEREF _Toc146806441 \h </w:instrText>
+            </w:r>
+            <w:r>
+              <w:rPr>
+                <w:noProof/>
+                <w:webHidden/>
+              </w:rPr>
+            </w:r>
+            <w:r>
+              <w:rPr>
+                <w:noProof/>
+                <w:webHidden/>
+              </w:rPr>
+              <w:fldChar w:fldCharType="separate"/>
+            </w:r>
+            <w:r>
+              <w:rPr>
+                <w:noProof/>
+                <w:webHidden/>
+              </w:rPr>
+              <w:t>8</w:t>
+            </w:r>
+            <w:r>
+              <w:rPr>
+                <w:noProof/>
+                <w:webHidden/>
+              </w:rPr>
+              <w:fldChar w:fldCharType="end"/>
+            </w:r>
+          </w:hyperlink>
+        </w:p>
+        <w:p>
+          <w:pPr>
+            <w:pStyle w:val="TOC2"/>
+            <w:tabs>
+              <w:tab w:val="right" w:leader="dot" w:pos="10790"/>
+            </w:tabs>
+            <w:rPr>
+              <w:rFonts w:eastAsiaTheme="minorEastAsia"/>
+              <w:noProof/>
+              <w:lang w:val="en-NG" w:eastAsia="en-NG"/>
+            </w:rPr>
+          </w:pPr>
+          <w:hyperlink w:anchor="_Toc146806442" w:history="1">
+            <w:r>
+              <w:rPr>
+                <w:rStyle w:val="Hyperlink"/>
+                <w:noProof/>
+              </w:rPr>
+              <w:t>User Experience (UX) Design</w:t>
+            </w:r>
+            <w:r>
+              <w:rPr>
+                <w:noProof/>
+                <w:webHidden/>
+              </w:rPr>
+              <w:tab/>
+            </w:r>
+            <w:r>
+              <w:rPr>
+                <w:noProof/>
+                <w:webHidden/>
+              </w:rPr>
+              <w:fldChar w:fldCharType="begin"/>
+            </w:r>
+            <w:r>
+              <w:rPr>
+                <w:noProof/>
+                <w:webHidden/>
+              </w:rPr>
+              <w:instrText xml:space="preserve"> PAGEREF _Toc146806442 \h </w:instrText>
+            </w:r>
+            <w:r>
+              <w:rPr>
+                <w:noProof/>
+                <w:webHidden/>
+              </w:rPr>
+            </w:r>
+            <w:r>
+              <w:rPr>
+                <w:noProof/>
+                <w:webHidden/>
+              </w:rPr>
+              <w:fldChar w:fldCharType="separate"/>
+            </w:r>
+            <w:r>
+              <w:rPr>
+                <w:noProof/>
+                <w:webHidden/>
+              </w:rPr>
+              <w:t>8</w:t>
             </w:r>
             <w:r>
               <w:rPr>
@@ -2259,7 +2681,7 @@
               <w:lang w:val="en-NG" w:eastAsia="en-NG"/>
             </w:rPr>
           </w:pPr>
-          <w:hyperlink w:anchor="_Toc146612327" w:history="1">
+          <w:hyperlink w:anchor="_Toc146806443" w:history="1">
             <w:r>
               <w:rPr>
                 <w:rStyle w:val="Hyperlink"/>
@@ -2267,7 +2689,7 @@
                 <w:bCs/>
                 <w:noProof/>
               </w:rPr>
-              <w:t>Frontend Development</w:t>
+              <w:t>Backend Development</w:t>
             </w:r>
             <w:r>
               <w:rPr>
@@ -2288,7 +2710,7 @@
                 <w:noProof/>
                 <w:webHidden/>
               </w:rPr>
-              <w:instrText xml:space="preserve"> PAGEREF _Toc146612327 \h </w:instrText>
+              <w:instrText xml:space="preserve"> PAGEREF _Toc146806443 \h </w:instrText>
             </w:r>
             <w:r>
               <w:rPr>
@@ -2308,7 +2730,7 @@
                 <w:noProof/>
                 <w:webHidden/>
               </w:rPr>
-              <w:t>4</w:t>
+              <w:t>8</w:t>
             </w:r>
             <w:r>
               <w:rPr>
@@ -2331,7 +2753,7 @@
               <w:lang w:val="en-NG" w:eastAsia="en-NG"/>
             </w:rPr>
           </w:pPr>
-          <w:hyperlink w:anchor="_Toc146612328" w:history="1">
+          <w:hyperlink w:anchor="_Toc146806444" w:history="1">
             <w:r>
               <w:rPr>
                 <w:rStyle w:val="Hyperlink"/>
@@ -2358,7 +2780,7 @@
                 <w:noProof/>
                 <w:webHidden/>
               </w:rPr>
-              <w:instrText xml:space="preserve"> PAGEREF _Toc146612328 \h </w:instrText>
+              <w:instrText xml:space="preserve"> PAGEREF _Toc146806444 \h </w:instrText>
             </w:r>
             <w:r>
               <w:rPr>
@@ -2378,7 +2800,7 @@
                 <w:noProof/>
                 <w:webHidden/>
               </w:rPr>
-              <w:t>4</w:t>
+              <w:t>8</w:t>
             </w:r>
             <w:r>
               <w:rPr>
@@ -2401,13 +2823,13 @@
               <w:lang w:val="en-NG" w:eastAsia="en-NG"/>
             </w:rPr>
           </w:pPr>
-          <w:hyperlink w:anchor="_Toc146612329" w:history="1">
+          <w:hyperlink w:anchor="_Toc146806445" w:history="1">
             <w:r>
               <w:rPr>
                 <w:rStyle w:val="Hyperlink"/>
                 <w:noProof/>
               </w:rPr>
-              <w:t>User Interface Design</w:t>
+              <w:t>RESTful API Design</w:t>
             </w:r>
             <w:r>
               <w:rPr>
@@ -2428,7 +2850,7 @@
                 <w:noProof/>
                 <w:webHidden/>
               </w:rPr>
-              <w:instrText xml:space="preserve"> PAGEREF _Toc146612329 \h </w:instrText>
+              <w:instrText xml:space="preserve"> PAGEREF _Toc146806445 \h </w:instrText>
             </w:r>
             <w:r>
               <w:rPr>
@@ -2448,7 +2870,7 @@
                 <w:noProof/>
                 <w:webHidden/>
               </w:rPr>
-              <w:t>4</w:t>
+              <w:t>8</w:t>
             </w:r>
             <w:r>
               <w:rPr>
@@ -2471,13 +2893,13 @@
               <w:lang w:val="en-NG" w:eastAsia="en-NG"/>
             </w:rPr>
           </w:pPr>
-          <w:hyperlink w:anchor="_Toc146612330" w:history="1">
+          <w:hyperlink w:anchor="_Toc146806446" w:history="1">
             <w:r>
               <w:rPr>
                 <w:rStyle w:val="Hyperlink"/>
                 <w:noProof/>
               </w:rPr>
-              <w:t>User Registration and Login</w:t>
+              <w:t>User Authentication and Authorization</w:t>
             </w:r>
             <w:r>
               <w:rPr>
@@ -2498,7 +2920,7 @@
                 <w:noProof/>
                 <w:webHidden/>
               </w:rPr>
-              <w:instrText xml:space="preserve"> PAGEREF _Toc146612330 \h </w:instrText>
+              <w:instrText xml:space="preserve"> PAGEREF _Toc146806446 \h </w:instrText>
             </w:r>
             <w:r>
               <w:rPr>
@@ -2518,7 +2940,7 @@
                 <w:noProof/>
                 <w:webHidden/>
               </w:rPr>
-              <w:t>4</w:t>
+              <w:t>8</w:t>
             </w:r>
             <w:r>
               <w:rPr>
@@ -2541,13 +2963,13 @@
               <w:lang w:val="en-NG" w:eastAsia="en-NG"/>
             </w:rPr>
           </w:pPr>
-          <w:hyperlink w:anchor="_Toc146612331" w:history="1">
+          <w:hyperlink w:anchor="_Toc146806447" w:history="1">
             <w:r>
               <w:rPr>
                 <w:rStyle w:val="Hyperlink"/>
                 <w:noProof/>
               </w:rPr>
-              <w:t>Laundry Booking Interface</w:t>
+              <w:t>Booking Management</w:t>
             </w:r>
             <w:r>
               <w:rPr>
@@ -2568,7 +2990,7 @@
                 <w:noProof/>
                 <w:webHidden/>
               </w:rPr>
-              <w:instrText xml:space="preserve"> PAGEREF _Toc146612331 \h </w:instrText>
+              <w:instrText xml:space="preserve"> PAGEREF _Toc146806447 \h </w:instrText>
             </w:r>
             <w:r>
               <w:rPr>
@@ -2588,7 +3010,7 @@
                 <w:noProof/>
                 <w:webHidden/>
               </w:rPr>
-              <w:t>4</w:t>
+              <w:t>8</w:t>
             </w:r>
             <w:r>
               <w:rPr>
@@ -2611,13 +3033,13 @@
               <w:lang w:val="en-NG" w:eastAsia="en-NG"/>
             </w:rPr>
           </w:pPr>
-          <w:hyperlink w:anchor="_Toc146612332" w:history="1">
+          <w:hyperlink w:anchor="_Toc146806448" w:history="1">
             <w:r>
               <w:rPr>
                 <w:rStyle w:val="Hyperlink"/>
                 <w:noProof/>
               </w:rPr>
-              <w:t>User Profile Management</w:t>
+              <w:t>Admin Functionality</w:t>
             </w:r>
             <w:r>
               <w:rPr>
@@ -2638,7 +3060,7 @@
                 <w:noProof/>
                 <w:webHidden/>
               </w:rPr>
-              <w:instrText xml:space="preserve"> PAGEREF _Toc146612332 \h </w:instrText>
+              <w:instrText xml:space="preserve"> PAGEREF _Toc146806448 \h </w:instrText>
             </w:r>
             <w:r>
               <w:rPr>
@@ -2658,7 +3080,7 @@
                 <w:noProof/>
                 <w:webHidden/>
               </w:rPr>
-              <w:t>4</w:t>
+              <w:t>8</w:t>
             </w:r>
             <w:r>
               <w:rPr>
@@ -2681,13 +3103,13 @@
               <w:lang w:val="en-NG" w:eastAsia="en-NG"/>
             </w:rPr>
           </w:pPr>
-          <w:hyperlink w:anchor="_Toc146612333" w:history="1">
+          <w:hyperlink w:anchor="_Toc146806449" w:history="1">
             <w:r>
               <w:rPr>
                 <w:rStyle w:val="Hyperlink"/>
                 <w:noProof/>
               </w:rPr>
-              <w:t>Payment Integration</w:t>
+              <w:t>Data Validation and Security</w:t>
             </w:r>
             <w:r>
               <w:rPr>
@@ -2708,7 +3130,7 @@
                 <w:noProof/>
                 <w:webHidden/>
               </w:rPr>
-              <w:instrText xml:space="preserve"> PAGEREF _Toc146612333 \h </w:instrText>
+              <w:instrText xml:space="preserve"> PAGEREF _Toc146806449 \h </w:instrText>
             </w:r>
             <w:r>
               <w:rPr>
@@ -2728,7 +3150,7 @@
                 <w:noProof/>
                 <w:webHidden/>
               </w:rPr>
-              <w:t>4</w:t>
+              <w:t>8</w:t>
             </w:r>
             <w:r>
               <w:rPr>
@@ -2751,13 +3173,13 @@
               <w:lang w:val="en-NG" w:eastAsia="en-NG"/>
             </w:rPr>
           </w:pPr>
-          <w:hyperlink w:anchor="_Toc146612334" w:history="1">
+          <w:hyperlink w:anchor="_Toc146806450" w:history="1">
             <w:r>
               <w:rPr>
                 <w:rStyle w:val="Hyperlink"/>
                 <w:noProof/>
               </w:rPr>
-              <w:t>User Experience (UX) Design</w:t>
+              <w:t>Error Handling and Logging</w:t>
             </w:r>
             <w:r>
               <w:rPr>
@@ -2778,7 +3200,7 @@
                 <w:noProof/>
                 <w:webHidden/>
               </w:rPr>
-              <w:instrText xml:space="preserve"> PAGEREF _Toc146612334 \h </w:instrText>
+              <w:instrText xml:space="preserve"> PAGEREF _Toc146806450 \h </w:instrText>
             </w:r>
             <w:r>
               <w:rPr>
@@ -2798,7 +3220,7 @@
                 <w:noProof/>
                 <w:webHidden/>
               </w:rPr>
-              <w:t>4</w:t>
+              <w:t>8</w:t>
             </w:r>
             <w:r>
               <w:rPr>
@@ -2821,7 +3243,7 @@
               <w:lang w:val="en-NG" w:eastAsia="en-NG"/>
             </w:rPr>
           </w:pPr>
-          <w:hyperlink w:anchor="_Toc146612335" w:history="1">
+          <w:hyperlink w:anchor="_Toc146806451" w:history="1">
             <w:r>
               <w:rPr>
                 <w:rStyle w:val="Hyperlink"/>
@@ -2829,7 +3251,7 @@
                 <w:bCs/>
                 <w:noProof/>
               </w:rPr>
-              <w:t>Backend Development</w:t>
+              <w:t>Database Design</w:t>
             </w:r>
             <w:r>
               <w:rPr>
@@ -2850,7 +3272,7 @@
                 <w:noProof/>
                 <w:webHidden/>
               </w:rPr>
-              <w:instrText xml:space="preserve"> PAGEREF _Toc146612335 \h </w:instrText>
+              <w:instrText xml:space="preserve"> PAGEREF _Toc146806451 \h </w:instrText>
             </w:r>
             <w:r>
               <w:rPr>
@@ -2870,7 +3292,7 @@
                 <w:noProof/>
                 <w:webHidden/>
               </w:rPr>
-              <w:t>4</w:t>
+              <w:t>8</w:t>
             </w:r>
             <w:r>
               <w:rPr>
@@ -2893,13 +3315,13 @@
               <w:lang w:val="en-NG" w:eastAsia="en-NG"/>
             </w:rPr>
           </w:pPr>
-          <w:hyperlink w:anchor="_Toc146612336" w:history="1">
+          <w:hyperlink w:anchor="_Toc146806452" w:history="1">
             <w:r>
               <w:rPr>
                 <w:rStyle w:val="Hyperlink"/>
                 <w:noProof/>
               </w:rPr>
-              <w:t>Technologies and Tools Used</w:t>
+              <w:t>Database Schema</w:t>
             </w:r>
             <w:r>
               <w:rPr>
@@ -2920,7 +3342,7 @@
                 <w:noProof/>
                 <w:webHidden/>
               </w:rPr>
-              <w:instrText xml:space="preserve"> PAGEREF _Toc146612336 \h </w:instrText>
+              <w:instrText xml:space="preserve"> PAGEREF _Toc146806452 \h </w:instrText>
             </w:r>
             <w:r>
               <w:rPr>
@@ -2940,7 +3362,7 @@
                 <w:noProof/>
                 <w:webHidden/>
               </w:rPr>
-              <w:t>4</w:t>
+              <w:t>8</w:t>
             </w:r>
             <w:r>
               <w:rPr>
@@ -2963,13 +3385,13 @@
               <w:lang w:val="en-NG" w:eastAsia="en-NG"/>
             </w:rPr>
           </w:pPr>
-          <w:hyperlink w:anchor="_Toc146612337" w:history="1">
+          <w:hyperlink w:anchor="_Toc146806453" w:history="1">
             <w:r>
               <w:rPr>
                 <w:rStyle w:val="Hyperlink"/>
                 <w:noProof/>
               </w:rPr>
-              <w:t>RESTful API Design</w:t>
+              <w:t>Entity-Relationship Diagram (ERD)</w:t>
             </w:r>
             <w:r>
               <w:rPr>
@@ -2990,7 +3412,7 @@
                 <w:noProof/>
                 <w:webHidden/>
               </w:rPr>
-              <w:instrText xml:space="preserve"> PAGEREF _Toc146612337 \h </w:instrText>
+              <w:instrText xml:space="preserve"> PAGEREF _Toc146806453 \h </w:instrText>
             </w:r>
             <w:r>
               <w:rPr>
@@ -3010,7 +3432,7 @@
                 <w:noProof/>
                 <w:webHidden/>
               </w:rPr>
-              <w:t>4</w:t>
+              <w:t>8</w:t>
             </w:r>
             <w:r>
               <w:rPr>
@@ -3033,13 +3455,13 @@
               <w:lang w:val="en-NG" w:eastAsia="en-NG"/>
             </w:rPr>
           </w:pPr>
-          <w:hyperlink w:anchor="_Toc146612338" w:history="1">
+          <w:hyperlink w:anchor="_Toc146806454" w:history="1">
             <w:r>
               <w:rPr>
                 <w:rStyle w:val="Hyperlink"/>
                 <w:noProof/>
               </w:rPr>
-              <w:t>User Authentication and Authorization</w:t>
+              <w:t>Data Migration and Seeding</w:t>
             </w:r>
             <w:r>
               <w:rPr>
@@ -3060,7 +3482,7 @@
                 <w:noProof/>
                 <w:webHidden/>
               </w:rPr>
-              <w:instrText xml:space="preserve"> PAGEREF _Toc146612338 \h </w:instrText>
+              <w:instrText xml:space="preserve"> PAGEREF _Toc146806454 \h </w:instrText>
             </w:r>
             <w:r>
               <w:rPr>
@@ -3080,7 +3502,79 @@
                 <w:noProof/>
                 <w:webHidden/>
               </w:rPr>
-              <w:t>4</w:t>
+              <w:t>8</w:t>
+            </w:r>
+            <w:r>
+              <w:rPr>
+                <w:noProof/>
+                <w:webHidden/>
+              </w:rPr>
+              <w:fldChar w:fldCharType="end"/>
+            </w:r>
+          </w:hyperlink>
+        </w:p>
+        <w:p>
+          <w:pPr>
+            <w:pStyle w:val="TOC1"/>
+            <w:tabs>
+              <w:tab w:val="right" w:leader="dot" w:pos="10790"/>
+            </w:tabs>
+            <w:rPr>
+              <w:rFonts w:eastAsiaTheme="minorEastAsia"/>
+              <w:noProof/>
+              <w:lang w:val="en-NG" w:eastAsia="en-NG"/>
+            </w:rPr>
+          </w:pPr>
+          <w:hyperlink w:anchor="_Toc146806455" w:history="1">
+            <w:r>
+              <w:rPr>
+                <w:rStyle w:val="Hyperlink"/>
+                <w:b/>
+                <w:bCs/>
+                <w:noProof/>
+              </w:rPr>
+              <w:t>User Management</w:t>
+            </w:r>
+            <w:r>
+              <w:rPr>
+                <w:noProof/>
+                <w:webHidden/>
+              </w:rPr>
+              <w:tab/>
+            </w:r>
+            <w:r>
+              <w:rPr>
+                <w:noProof/>
+                <w:webHidden/>
+              </w:rPr>
+              <w:fldChar w:fldCharType="begin"/>
+            </w:r>
+            <w:r>
+              <w:rPr>
+                <w:noProof/>
+                <w:webHidden/>
+              </w:rPr>
+              <w:instrText xml:space="preserve"> PAGEREF _Toc146806455 \h </w:instrText>
+            </w:r>
+            <w:r>
+              <w:rPr>
+                <w:noProof/>
+                <w:webHidden/>
+              </w:rPr>
+            </w:r>
+            <w:r>
+              <w:rPr>
+                <w:noProof/>
+                <w:webHidden/>
+              </w:rPr>
+              <w:fldChar w:fldCharType="separate"/>
+            </w:r>
+            <w:r>
+              <w:rPr>
+                <w:noProof/>
+                <w:webHidden/>
+              </w:rPr>
+              <w:t>9</w:t>
             </w:r>
             <w:r>
               <w:rPr>
@@ -3103,13 +3597,13 @@
               <w:lang w:val="en-NG" w:eastAsia="en-NG"/>
             </w:rPr>
           </w:pPr>
-          <w:hyperlink w:anchor="_Toc146612339" w:history="1">
+          <w:hyperlink w:anchor="_Toc146806456" w:history="1">
             <w:r>
               <w:rPr>
                 <w:rStyle w:val="Hyperlink"/>
                 <w:noProof/>
               </w:rPr>
-              <w:t>Booking Management</w:t>
+              <w:t>User Registration</w:t>
             </w:r>
             <w:r>
               <w:rPr>
@@ -3130,7 +3624,7 @@
                 <w:noProof/>
                 <w:webHidden/>
               </w:rPr>
-              <w:instrText xml:space="preserve"> PAGEREF _Toc146612339 \h </w:instrText>
+              <w:instrText xml:space="preserve"> PAGEREF _Toc146806456 \h </w:instrText>
             </w:r>
             <w:r>
               <w:rPr>
@@ -3150,7 +3644,7 @@
                 <w:noProof/>
                 <w:webHidden/>
               </w:rPr>
-              <w:t>4</w:t>
+              <w:t>9</w:t>
             </w:r>
             <w:r>
               <w:rPr>
@@ -3173,13 +3667,13 @@
               <w:lang w:val="en-NG" w:eastAsia="en-NG"/>
             </w:rPr>
           </w:pPr>
-          <w:hyperlink w:anchor="_Toc146612340" w:history="1">
+          <w:hyperlink w:anchor="_Toc146806457" w:history="1">
             <w:r>
               <w:rPr>
                 <w:rStyle w:val="Hyperlink"/>
                 <w:noProof/>
               </w:rPr>
-              <w:t>Admin Functionality</w:t>
+              <w:t>User Authentication</w:t>
             </w:r>
             <w:r>
               <w:rPr>
@@ -3200,7 +3694,7 @@
                 <w:noProof/>
                 <w:webHidden/>
               </w:rPr>
-              <w:instrText xml:space="preserve"> PAGEREF _Toc146612340 \h </w:instrText>
+              <w:instrText xml:space="preserve"> PAGEREF _Toc146806457 \h </w:instrText>
             </w:r>
             <w:r>
               <w:rPr>
@@ -3220,7 +3714,7 @@
                 <w:noProof/>
                 <w:webHidden/>
               </w:rPr>
-              <w:t>4</w:t>
+              <w:t>9</w:t>
             </w:r>
             <w:r>
               <w:rPr>
@@ -3243,13 +3737,13 @@
               <w:lang w:val="en-NG" w:eastAsia="en-NG"/>
             </w:rPr>
           </w:pPr>
-          <w:hyperlink w:anchor="_Toc146612341" w:history="1">
+          <w:hyperlink w:anchor="_Toc146806458" w:history="1">
             <w:r>
               <w:rPr>
                 <w:rStyle w:val="Hyperlink"/>
                 <w:noProof/>
               </w:rPr>
-              <w:t>Data Validation and Security</w:t>
+              <w:t>User Profile Management</w:t>
             </w:r>
             <w:r>
               <w:rPr>
@@ -3270,7 +3764,7 @@
                 <w:noProof/>
                 <w:webHidden/>
               </w:rPr>
-              <w:instrText xml:space="preserve"> PAGEREF _Toc146612341 \h </w:instrText>
+              <w:instrText xml:space="preserve"> PAGEREF _Toc146806458 \h </w:instrText>
             </w:r>
             <w:r>
               <w:rPr>
@@ -3290,7 +3784,7 @@
                 <w:noProof/>
                 <w:webHidden/>
               </w:rPr>
-              <w:t>4</w:t>
+              <w:t>9</w:t>
             </w:r>
             <w:r>
               <w:rPr>
@@ -3313,13 +3807,13 @@
               <w:lang w:val="en-NG" w:eastAsia="en-NG"/>
             </w:rPr>
           </w:pPr>
-          <w:hyperlink w:anchor="_Toc146612342" w:history="1">
+          <w:hyperlink w:anchor="_Toc146806459" w:history="1">
             <w:r>
               <w:rPr>
                 <w:rStyle w:val="Hyperlink"/>
                 <w:noProof/>
               </w:rPr>
-              <w:t>Error Handling and Logging</w:t>
+              <w:t>Password Reset Functionality</w:t>
             </w:r>
             <w:r>
               <w:rPr>
@@ -3340,7 +3834,7 @@
                 <w:noProof/>
                 <w:webHidden/>
               </w:rPr>
-              <w:instrText xml:space="preserve"> PAGEREF _Toc146612342 \h </w:instrText>
+              <w:instrText xml:space="preserve"> PAGEREF _Toc146806459 \h </w:instrText>
             </w:r>
             <w:r>
               <w:rPr>
@@ -3360,7 +3854,7 @@
                 <w:noProof/>
                 <w:webHidden/>
               </w:rPr>
-              <w:t>4</w:t>
+              <w:t>9</w:t>
             </w:r>
             <w:r>
               <w:rPr>
@@ -3383,7 +3877,7 @@
               <w:lang w:val="en-NG" w:eastAsia="en-NG"/>
             </w:rPr>
           </w:pPr>
-          <w:hyperlink w:anchor="_Toc146612343" w:history="1">
+          <w:hyperlink w:anchor="_Toc146806460" w:history="1">
             <w:r>
               <w:rPr>
                 <w:rStyle w:val="Hyperlink"/>
@@ -3391,7 +3885,7 @@
                 <w:bCs/>
                 <w:noProof/>
               </w:rPr>
-              <w:t>Database Design</w:t>
+              <w:t>Booking System</w:t>
             </w:r>
             <w:r>
               <w:rPr>
@@ -3412,7 +3906,7 @@
                 <w:noProof/>
                 <w:webHidden/>
               </w:rPr>
-              <w:instrText xml:space="preserve"> PAGEREF _Toc146612343 \h </w:instrText>
+              <w:instrText xml:space="preserve"> PAGEREF _Toc146806460 \h </w:instrText>
             </w:r>
             <w:r>
               <w:rPr>
@@ -3432,7 +3926,7 @@
                 <w:noProof/>
                 <w:webHidden/>
               </w:rPr>
-              <w:t>5</w:t>
+              <w:t>9</w:t>
             </w:r>
             <w:r>
               <w:rPr>
@@ -3455,13 +3949,13 @@
               <w:lang w:val="en-NG" w:eastAsia="en-NG"/>
             </w:rPr>
           </w:pPr>
-          <w:hyperlink w:anchor="_Toc146612344" w:history="1">
+          <w:hyperlink w:anchor="_Toc146806461" w:history="1">
             <w:r>
               <w:rPr>
                 <w:rStyle w:val="Hyperlink"/>
                 <w:noProof/>
               </w:rPr>
-              <w:t>Database Schema</w:t>
+              <w:t>Booking Process</w:t>
             </w:r>
             <w:r>
               <w:rPr>
@@ -3482,7 +3976,7 @@
                 <w:noProof/>
                 <w:webHidden/>
               </w:rPr>
-              <w:instrText xml:space="preserve"> PAGEREF _Toc146612344 \h </w:instrText>
+              <w:instrText xml:space="preserve"> PAGEREF _Toc146806461 \h </w:instrText>
             </w:r>
             <w:r>
               <w:rPr>
@@ -3502,7 +3996,7 @@
                 <w:noProof/>
                 <w:webHidden/>
               </w:rPr>
-              <w:t>5</w:t>
+              <w:t>9</w:t>
             </w:r>
             <w:r>
               <w:rPr>
@@ -3525,13 +4019,13 @@
               <w:lang w:val="en-NG" w:eastAsia="en-NG"/>
             </w:rPr>
           </w:pPr>
-          <w:hyperlink w:anchor="_Toc146612345" w:history="1">
+          <w:hyperlink w:anchor="_Toc146806462" w:history="1">
             <w:r>
               <w:rPr>
                 <w:rStyle w:val="Hyperlink"/>
                 <w:noProof/>
               </w:rPr>
-              <w:t>Entity-Relationship Diagram (ERD)</w:t>
+              <w:t>Available Time Slots</w:t>
             </w:r>
             <w:r>
               <w:rPr>
@@ -3552,7 +4046,7 @@
                 <w:noProof/>
                 <w:webHidden/>
               </w:rPr>
-              <w:instrText xml:space="preserve"> PAGEREF _Toc146612345 \h </w:instrText>
+              <w:instrText xml:space="preserve"> PAGEREF _Toc146806462 \h </w:instrText>
             </w:r>
             <w:r>
               <w:rPr>
@@ -3572,7 +4066,7 @@
                 <w:noProof/>
                 <w:webHidden/>
               </w:rPr>
-              <w:t>5</w:t>
+              <w:t>9</w:t>
             </w:r>
             <w:r>
               <w:rPr>
@@ -3595,13 +4089,13 @@
               <w:lang w:val="en-NG" w:eastAsia="en-NG"/>
             </w:rPr>
           </w:pPr>
-          <w:hyperlink w:anchor="_Toc146612346" w:history="1">
+          <w:hyperlink w:anchor="_Toc146806463" w:history="1">
             <w:r>
               <w:rPr>
                 <w:rStyle w:val="Hyperlink"/>
                 <w:noProof/>
               </w:rPr>
-              <w:t>Data Migration and Seeding</w:t>
+              <w:t>Booking Confirmation</w:t>
             </w:r>
             <w:r>
               <w:rPr>
@@ -3622,7 +4116,7 @@
                 <w:noProof/>
                 <w:webHidden/>
               </w:rPr>
-              <w:instrText xml:space="preserve"> PAGEREF _Toc146612346 \h </w:instrText>
+              <w:instrText xml:space="preserve"> PAGEREF _Toc146806463 \h </w:instrText>
             </w:r>
             <w:r>
               <w:rPr>
@@ -3642,7 +4136,147 @@
                 <w:noProof/>
                 <w:webHidden/>
               </w:rPr>
-              <w:t>5</w:t>
+              <w:t>9</w:t>
+            </w:r>
+            <w:r>
+              <w:rPr>
+                <w:noProof/>
+                <w:webHidden/>
+              </w:rPr>
+              <w:fldChar w:fldCharType="end"/>
+            </w:r>
+          </w:hyperlink>
+        </w:p>
+        <w:p>
+          <w:pPr>
+            <w:pStyle w:val="TOC2"/>
+            <w:tabs>
+              <w:tab w:val="right" w:leader="dot" w:pos="10790"/>
+            </w:tabs>
+            <w:rPr>
+              <w:rFonts w:eastAsiaTheme="minorEastAsia"/>
+              <w:noProof/>
+              <w:lang w:val="en-NG" w:eastAsia="en-NG"/>
+            </w:rPr>
+          </w:pPr>
+          <w:hyperlink w:anchor="_Toc146806464" w:history="1">
+            <w:r>
+              <w:rPr>
+                <w:rStyle w:val="Hyperlink"/>
+                <w:noProof/>
+              </w:rPr>
+              <w:t>Booking Cancellation</w:t>
+            </w:r>
+            <w:r>
+              <w:rPr>
+                <w:noProof/>
+                <w:webHidden/>
+              </w:rPr>
+              <w:tab/>
+            </w:r>
+            <w:r>
+              <w:rPr>
+                <w:noProof/>
+                <w:webHidden/>
+              </w:rPr>
+              <w:fldChar w:fldCharType="begin"/>
+            </w:r>
+            <w:r>
+              <w:rPr>
+                <w:noProof/>
+                <w:webHidden/>
+              </w:rPr>
+              <w:instrText xml:space="preserve"> PAGEREF _Toc146806464 \h </w:instrText>
+            </w:r>
+            <w:r>
+              <w:rPr>
+                <w:noProof/>
+                <w:webHidden/>
+              </w:rPr>
+            </w:r>
+            <w:r>
+              <w:rPr>
+                <w:noProof/>
+                <w:webHidden/>
+              </w:rPr>
+              <w:fldChar w:fldCharType="separate"/>
+            </w:r>
+            <w:r>
+              <w:rPr>
+                <w:noProof/>
+                <w:webHidden/>
+              </w:rPr>
+              <w:t>9</w:t>
+            </w:r>
+            <w:r>
+              <w:rPr>
+                <w:noProof/>
+                <w:webHidden/>
+              </w:rPr>
+              <w:fldChar w:fldCharType="end"/>
+            </w:r>
+          </w:hyperlink>
+        </w:p>
+        <w:p>
+          <w:pPr>
+            <w:pStyle w:val="TOC2"/>
+            <w:tabs>
+              <w:tab w:val="right" w:leader="dot" w:pos="10790"/>
+            </w:tabs>
+            <w:rPr>
+              <w:rFonts w:eastAsiaTheme="minorEastAsia"/>
+              <w:noProof/>
+              <w:lang w:val="en-NG" w:eastAsia="en-NG"/>
+            </w:rPr>
+          </w:pPr>
+          <w:hyperlink w:anchor="_Toc146806465" w:history="1">
+            <w:r>
+              <w:rPr>
+                <w:rStyle w:val="Hyperlink"/>
+                <w:noProof/>
+              </w:rPr>
+              <w:t>Notifications</w:t>
+            </w:r>
+            <w:r>
+              <w:rPr>
+                <w:noProof/>
+                <w:webHidden/>
+              </w:rPr>
+              <w:tab/>
+            </w:r>
+            <w:r>
+              <w:rPr>
+                <w:noProof/>
+                <w:webHidden/>
+              </w:rPr>
+              <w:fldChar w:fldCharType="begin"/>
+            </w:r>
+            <w:r>
+              <w:rPr>
+                <w:noProof/>
+                <w:webHidden/>
+              </w:rPr>
+              <w:instrText xml:space="preserve"> PAGEREF _Toc146806465 \h </w:instrText>
+            </w:r>
+            <w:r>
+              <w:rPr>
+                <w:noProof/>
+                <w:webHidden/>
+              </w:rPr>
+            </w:r>
+            <w:r>
+              <w:rPr>
+                <w:noProof/>
+                <w:webHidden/>
+              </w:rPr>
+              <w:fldChar w:fldCharType="separate"/>
+            </w:r>
+            <w:r>
+              <w:rPr>
+                <w:noProof/>
+                <w:webHidden/>
+              </w:rPr>
+              <w:t>9</w:t>
             </w:r>
             <w:r>
               <w:rPr>
@@ -3665,7 +4299,7 @@
               <w:lang w:val="en-NG" w:eastAsia="en-NG"/>
             </w:rPr>
           </w:pPr>
-          <w:hyperlink w:anchor="_Toc146612347" w:history="1">
+          <w:hyperlink w:anchor="_Toc146806466" w:history="1">
             <w:r>
               <w:rPr>
                 <w:rStyle w:val="Hyperlink"/>
@@ -3673,7 +4307,7 @@
                 <w:bCs/>
                 <w:noProof/>
               </w:rPr>
-              <w:t>User Management</w:t>
+              <w:t>Admin Panel</w:t>
             </w:r>
             <w:r>
               <w:rPr>
@@ -3694,7 +4328,7 @@
                 <w:noProof/>
                 <w:webHidden/>
               </w:rPr>
-              <w:instrText xml:space="preserve"> PAGEREF _Toc146612347 \h </w:instrText>
+              <w:instrText xml:space="preserve"> PAGEREF _Toc146806466 \h </w:instrText>
             </w:r>
             <w:r>
               <w:rPr>
@@ -3714,7 +4348,7 @@
                 <w:noProof/>
                 <w:webHidden/>
               </w:rPr>
-              <w:t>5</w:t>
+              <w:t>9</w:t>
             </w:r>
             <w:r>
               <w:rPr>
@@ -3737,13 +4371,13 @@
               <w:lang w:val="en-NG" w:eastAsia="en-NG"/>
             </w:rPr>
           </w:pPr>
-          <w:hyperlink w:anchor="_Toc146612348" w:history="1">
+          <w:hyperlink w:anchor="_Toc146806467" w:history="1">
             <w:r>
               <w:rPr>
                 <w:rStyle w:val="Hyperlink"/>
                 <w:noProof/>
               </w:rPr>
-              <w:t>User Registration</w:t>
+              <w:t>Admin Dashboard</w:t>
             </w:r>
             <w:r>
               <w:rPr>
@@ -3764,7 +4398,7 @@
                 <w:noProof/>
                 <w:webHidden/>
               </w:rPr>
-              <w:instrText xml:space="preserve"> PAGEREF _Toc146612348 \h </w:instrText>
+              <w:instrText xml:space="preserve"> PAGEREF _Toc146806467 \h </w:instrText>
             </w:r>
             <w:r>
               <w:rPr>
@@ -3784,7 +4418,7 @@
                 <w:noProof/>
                 <w:webHidden/>
               </w:rPr>
-              <w:t>5</w:t>
+              <w:t>9</w:t>
             </w:r>
             <w:r>
               <w:rPr>
@@ -3807,13 +4441,13 @@
               <w:lang w:val="en-NG" w:eastAsia="en-NG"/>
             </w:rPr>
           </w:pPr>
-          <w:hyperlink w:anchor="_Toc146612349" w:history="1">
+          <w:hyperlink w:anchor="_Toc146806468" w:history="1">
             <w:r>
               <w:rPr>
                 <w:rStyle w:val="Hyperlink"/>
                 <w:noProof/>
               </w:rPr>
-              <w:t>User Authentication</w:t>
+              <w:t>Managing Users</w:t>
             </w:r>
             <w:r>
               <w:rPr>
@@ -3834,7 +4468,7 @@
                 <w:noProof/>
                 <w:webHidden/>
               </w:rPr>
-              <w:instrText xml:space="preserve"> PAGEREF _Toc146612349 \h </w:instrText>
+              <w:instrText xml:space="preserve"> PAGEREF _Toc146806468 \h </w:instrText>
             </w:r>
             <w:r>
               <w:rPr>
@@ -3854,7 +4488,7 @@
                 <w:noProof/>
                 <w:webHidden/>
               </w:rPr>
-              <w:t>5</w:t>
+              <w:t>9</w:t>
             </w:r>
             <w:r>
               <w:rPr>
@@ -3877,13 +4511,13 @@
               <w:lang w:val="en-NG" w:eastAsia="en-NG"/>
             </w:rPr>
           </w:pPr>
-          <w:hyperlink w:anchor="_Toc146612350" w:history="1">
+          <w:hyperlink w:anchor="_Toc146806469" w:history="1">
             <w:r>
               <w:rPr>
                 <w:rStyle w:val="Hyperlink"/>
                 <w:noProof/>
               </w:rPr>
-              <w:t>User Profile Management</w:t>
+              <w:t>Managing Laundry Facilities</w:t>
             </w:r>
             <w:r>
               <w:rPr>
@@ -3904,7 +4538,7 @@
                 <w:noProof/>
                 <w:webHidden/>
               </w:rPr>
-              <w:instrText xml:space="preserve"> PAGEREF _Toc146612350 \h </w:instrText>
+              <w:instrText xml:space="preserve"> PAGEREF _Toc146806469 \h </w:instrText>
             </w:r>
             <w:r>
               <w:rPr>
@@ -3924,7 +4558,7 @@
                 <w:noProof/>
                 <w:webHidden/>
               </w:rPr>
-              <w:t>5</w:t>
+              <w:t>9</w:t>
             </w:r>
             <w:r>
               <w:rPr>
@@ -3947,13 +4581,13 @@
               <w:lang w:val="en-NG" w:eastAsia="en-NG"/>
             </w:rPr>
           </w:pPr>
-          <w:hyperlink w:anchor="_Toc146612351" w:history="1">
+          <w:hyperlink w:anchor="_Toc146806470" w:history="1">
             <w:r>
               <w:rPr>
                 <w:rStyle w:val="Hyperlink"/>
                 <w:noProof/>
               </w:rPr>
-              <w:t>Password Reset Functionality</w:t>
+              <w:t>Reporting and Analytics</w:t>
             </w:r>
             <w:r>
               <w:rPr>
@@ -3974,7 +4608,7 @@
                 <w:noProof/>
                 <w:webHidden/>
               </w:rPr>
-              <w:instrText xml:space="preserve"> PAGEREF _Toc146612351 \h </w:instrText>
+              <w:instrText xml:space="preserve"> PAGEREF _Toc146806470 \h </w:instrText>
             </w:r>
             <w:r>
               <w:rPr>
@@ -3994,7 +4628,77 @@
                 <w:noProof/>
                 <w:webHidden/>
               </w:rPr>
-              <w:t>5</w:t>
+              <w:t>9</w:t>
+            </w:r>
+            <w:r>
+              <w:rPr>
+                <w:noProof/>
+                <w:webHidden/>
+              </w:rPr>
+              <w:fldChar w:fldCharType="end"/>
+            </w:r>
+          </w:hyperlink>
+        </w:p>
+        <w:p>
+          <w:pPr>
+            <w:pStyle w:val="TOC2"/>
+            <w:tabs>
+              <w:tab w:val="right" w:leader="dot" w:pos="10790"/>
+            </w:tabs>
+            <w:rPr>
+              <w:rFonts w:eastAsiaTheme="minorEastAsia"/>
+              <w:noProof/>
+              <w:lang w:val="en-NG" w:eastAsia="en-NG"/>
+            </w:rPr>
+          </w:pPr>
+          <w:hyperlink w:anchor="_Toc146806471" w:history="1">
+            <w:r>
+              <w:rPr>
+                <w:rStyle w:val="Hyperlink"/>
+                <w:noProof/>
+              </w:rPr>
+              <w:t>Admin Roles and Permissions</w:t>
+            </w:r>
+            <w:r>
+              <w:rPr>
+                <w:noProof/>
+                <w:webHidden/>
+              </w:rPr>
+              <w:tab/>
+            </w:r>
+            <w:r>
+              <w:rPr>
+                <w:noProof/>
+                <w:webHidden/>
+              </w:rPr>
+              <w:fldChar w:fldCharType="begin"/>
+            </w:r>
+            <w:r>
+              <w:rPr>
+                <w:noProof/>
+                <w:webHidden/>
+              </w:rPr>
+              <w:instrText xml:space="preserve"> PAGEREF _Toc146806471 \h </w:instrText>
+            </w:r>
+            <w:r>
+              <w:rPr>
+                <w:noProof/>
+                <w:webHidden/>
+              </w:rPr>
+            </w:r>
+            <w:r>
+              <w:rPr>
+                <w:noProof/>
+                <w:webHidden/>
+              </w:rPr>
+              <w:fldChar w:fldCharType="separate"/>
+            </w:r>
+            <w:r>
+              <w:rPr>
+                <w:noProof/>
+                <w:webHidden/>
+              </w:rPr>
+              <w:t>9</w:t>
             </w:r>
             <w:r>
               <w:rPr>
@@ -4017,7 +4721,7 @@
               <w:lang w:val="en-NG" w:eastAsia="en-NG"/>
             </w:rPr>
           </w:pPr>
-          <w:hyperlink w:anchor="_Toc146612352" w:history="1">
+          <w:hyperlink w:anchor="_Toc146806472" w:history="1">
             <w:r>
               <w:rPr>
                 <w:rStyle w:val="Hyperlink"/>
@@ -4025,7 +4729,7 @@
                 <w:bCs/>
                 <w:noProof/>
               </w:rPr>
-              <w:t>Booking System</w:t>
+              <w:t>Testing and Quality Assurance</w:t>
             </w:r>
             <w:r>
               <w:rPr>
@@ -4046,7 +4750,7 @@
                 <w:noProof/>
                 <w:webHidden/>
               </w:rPr>
-              <w:instrText xml:space="preserve"> PAGEREF _Toc146612352 \h </w:instrText>
+              <w:instrText xml:space="preserve"> PAGEREF _Toc146806472 \h </w:instrText>
             </w:r>
             <w:r>
               <w:rPr>
@@ -4066,7 +4770,7 @@
                 <w:noProof/>
                 <w:webHidden/>
               </w:rPr>
-              <w:t>5</w:t>
+              <w:t>9</w:t>
             </w:r>
             <w:r>
               <w:rPr>
@@ -4089,13 +4793,13 @@
               <w:lang w:val="en-NG" w:eastAsia="en-NG"/>
             </w:rPr>
           </w:pPr>
-          <w:hyperlink w:anchor="_Toc146612353" w:history="1">
+          <w:hyperlink w:anchor="_Toc146806473" w:history="1">
             <w:r>
               <w:rPr>
                 <w:rStyle w:val="Hyperlink"/>
                 <w:noProof/>
               </w:rPr>
-              <w:t>Booking Process</w:t>
+              <w:t>Testing Strategy</w:t>
             </w:r>
             <w:r>
               <w:rPr>
@@ -4116,7 +4820,7 @@
                 <w:noProof/>
                 <w:webHidden/>
               </w:rPr>
-              <w:instrText xml:space="preserve"> PAGEREF _Toc146612353 \h </w:instrText>
+              <w:instrText xml:space="preserve"> PAGEREF _Toc146806473 \h </w:instrText>
             </w:r>
             <w:r>
               <w:rPr>
@@ -4136,7 +4840,7 @@
                 <w:noProof/>
                 <w:webHidden/>
               </w:rPr>
-              <w:t>5</w:t>
+              <w:t>9</w:t>
             </w:r>
             <w:r>
               <w:rPr>
@@ -4159,13 +4863,13 @@
               <w:lang w:val="en-NG" w:eastAsia="en-NG"/>
             </w:rPr>
           </w:pPr>
-          <w:hyperlink w:anchor="_Toc146612354" w:history="1">
+          <w:hyperlink w:anchor="_Toc146806474" w:history="1">
             <w:r>
               <w:rPr>
                 <w:rStyle w:val="Hyperlink"/>
                 <w:noProof/>
               </w:rPr>
-              <w:t>Available Time Slots</w:t>
+              <w:t>Unit Testing</w:t>
             </w:r>
             <w:r>
               <w:rPr>
@@ -4186,7 +4890,7 @@
                 <w:noProof/>
                 <w:webHidden/>
               </w:rPr>
-              <w:instrText xml:space="preserve"> PAGEREF _Toc146612354 \h </w:instrText>
+              <w:instrText xml:space="preserve"> PAGEREF _Toc146806474 \h </w:instrText>
             </w:r>
             <w:r>
               <w:rPr>
@@ -4206,7 +4910,7 @@
                 <w:noProof/>
                 <w:webHidden/>
               </w:rPr>
-              <w:t>5</w:t>
+              <w:t>9</w:t>
             </w:r>
             <w:r>
               <w:rPr>
@@ -4229,13 +4933,13 @@
               <w:lang w:val="en-NG" w:eastAsia="en-NG"/>
             </w:rPr>
           </w:pPr>
-          <w:hyperlink w:anchor="_Toc146612355" w:history="1">
+          <w:hyperlink w:anchor="_Toc146806475" w:history="1">
             <w:r>
               <w:rPr>
                 <w:rStyle w:val="Hyperlink"/>
                 <w:noProof/>
               </w:rPr>
-              <w:t>Booking Confirmation</w:t>
+              <w:t>Integration Testing</w:t>
             </w:r>
             <w:r>
               <w:rPr>
@@ -4256,7 +4960,7 @@
                 <w:noProof/>
                 <w:webHidden/>
               </w:rPr>
-              <w:instrText xml:space="preserve"> PAGEREF _Toc146612355 \h </w:instrText>
+              <w:instrText xml:space="preserve"> PAGEREF _Toc146806475 \h </w:instrText>
             </w:r>
             <w:r>
               <w:rPr>
@@ -4276,7 +4980,7 @@
                 <w:noProof/>
                 <w:webHidden/>
               </w:rPr>
-              <w:t>5</w:t>
+              <w:t>9</w:t>
             </w:r>
             <w:r>
               <w:rPr>
@@ -4299,13 +5003,13 @@
               <w:lang w:val="en-NG" w:eastAsia="en-NG"/>
             </w:rPr>
           </w:pPr>
-          <w:hyperlink w:anchor="_Toc146612356" w:history="1">
+          <w:hyperlink w:anchor="_Toc146806476" w:history="1">
             <w:r>
               <w:rPr>
                 <w:rStyle w:val="Hyperlink"/>
                 <w:noProof/>
               </w:rPr>
-              <w:t>Booking Cancellation</w:t>
+              <w:t>User Acceptance Testing (UAT)</w:t>
             </w:r>
             <w:r>
               <w:rPr>
@@ -4326,7 +5030,7 @@
                 <w:noProof/>
                 <w:webHidden/>
               </w:rPr>
-              <w:instrText xml:space="preserve"> PAGEREF _Toc146612356 \h </w:instrText>
+              <w:instrText xml:space="preserve"> PAGEREF _Toc146806476 \h </w:instrText>
             </w:r>
             <w:r>
               <w:rPr>
@@ -4346,7 +5050,7 @@
                 <w:noProof/>
                 <w:webHidden/>
               </w:rPr>
-              <w:t>5</w:t>
+              <w:t>9</w:t>
             </w:r>
             <w:r>
               <w:rPr>
@@ -4369,13 +5073,13 @@
               <w:lang w:val="en-NG" w:eastAsia="en-NG"/>
             </w:rPr>
           </w:pPr>
-          <w:hyperlink w:anchor="_Toc146612357" w:history="1">
+          <w:hyperlink w:anchor="_Toc146806477" w:history="1">
             <w:r>
               <w:rPr>
                 <w:rStyle w:val="Hyperlink"/>
                 <w:noProof/>
               </w:rPr>
-              <w:t>Notifications</w:t>
+              <w:t>Bug Tracking and Resolution</w:t>
             </w:r>
             <w:r>
               <w:rPr>
@@ -4396,7 +5100,7 @@
                 <w:noProof/>
                 <w:webHidden/>
               </w:rPr>
-              <w:instrText xml:space="preserve"> PAGEREF _Toc146612357 \h </w:instrText>
+              <w:instrText xml:space="preserve"> PAGEREF _Toc146806477 \h </w:instrText>
             </w:r>
             <w:r>
               <w:rPr>
@@ -4416,7 +5120,7 @@
                 <w:noProof/>
                 <w:webHidden/>
               </w:rPr>
-              <w:t>5</w:t>
+              <w:t>9</w:t>
             </w:r>
             <w:r>
               <w:rPr>
@@ -4439,7 +5143,7 @@
               <w:lang w:val="en-NG" w:eastAsia="en-NG"/>
             </w:rPr>
           </w:pPr>
-          <w:hyperlink w:anchor="_Toc146612358" w:history="1">
+          <w:hyperlink w:anchor="_Toc146806478" w:history="1">
             <w:r>
               <w:rPr>
                 <w:rStyle w:val="Hyperlink"/>
@@ -4447,7 +5151,7 @@
                 <w:bCs/>
                 <w:noProof/>
               </w:rPr>
-              <w:t>Admin Panel</w:t>
+              <w:t>Deployment</w:t>
             </w:r>
             <w:r>
               <w:rPr>
@@ -4468,7 +5172,7 @@
                 <w:noProof/>
                 <w:webHidden/>
               </w:rPr>
-              <w:instrText xml:space="preserve"> PAGEREF _Toc146612358 \h </w:instrText>
+              <w:instrText xml:space="preserve"> PAGEREF _Toc146806478 \h </w:instrText>
             </w:r>
             <w:r>
               <w:rPr>
@@ -4488,7 +5192,7 @@
                 <w:noProof/>
                 <w:webHidden/>
               </w:rPr>
-              <w:t>5</w:t>
+              <w:t>9</w:t>
             </w:r>
             <w:r>
               <w:rPr>
@@ -4511,13 +5215,13 @@
               <w:lang w:val="en-NG" w:eastAsia="en-NG"/>
             </w:rPr>
           </w:pPr>
-          <w:hyperlink w:anchor="_Toc146612359" w:history="1">
+          <w:hyperlink w:anchor="_Toc146806479" w:history="1">
             <w:r>
               <w:rPr>
                 <w:rStyle w:val="Hyperlink"/>
                 <w:noProof/>
               </w:rPr>
-              <w:t>Admin Dashboard</w:t>
+              <w:t>Deployment Environment</w:t>
             </w:r>
             <w:r>
               <w:rPr>
@@ -4538,7 +5242,7 @@
                 <w:noProof/>
                 <w:webHidden/>
               </w:rPr>
-              <w:instrText xml:space="preserve"> PAGEREF _Toc146612359 \h </w:instrText>
+              <w:instrText xml:space="preserve"> PAGEREF _Toc146806479 \h </w:instrText>
             </w:r>
             <w:r>
               <w:rPr>
@@ -4558,7 +5262,7 @@
                 <w:noProof/>
                 <w:webHidden/>
               </w:rPr>
-              <w:t>5</w:t>
+              <w:t>9</w:t>
             </w:r>
             <w:r>
               <w:rPr>
@@ -4581,13 +5285,13 @@
               <w:lang w:val="en-NG" w:eastAsia="en-NG"/>
             </w:rPr>
           </w:pPr>
-          <w:hyperlink w:anchor="_Toc146612360" w:history="1">
+          <w:hyperlink w:anchor="_Toc146806480" w:history="1">
             <w:r>
               <w:rPr>
                 <w:rStyle w:val="Hyperlink"/>
                 <w:noProof/>
               </w:rPr>
-              <w:t>Managing Users</w:t>
+              <w:t>Hosting and Server Setup</w:t>
             </w:r>
             <w:r>
               <w:rPr>
@@ -4608,7 +5312,7 @@
                 <w:noProof/>
                 <w:webHidden/>
               </w:rPr>
-              <w:instrText xml:space="preserve"> PAGEREF _Toc146612360 \h </w:instrText>
+              <w:instrText xml:space="preserve"> PAGEREF _Toc146806480 \h </w:instrText>
             </w:r>
             <w:r>
               <w:rPr>
@@ -4628,7 +5332,7 @@
                 <w:noProof/>
                 <w:webHidden/>
               </w:rPr>
-              <w:t>5</w:t>
+              <w:t>9</w:t>
             </w:r>
             <w:r>
               <w:rPr>
@@ -4651,13 +5355,13 @@
               <w:lang w:val="en-NG" w:eastAsia="en-NG"/>
             </w:rPr>
           </w:pPr>
-          <w:hyperlink w:anchor="_Toc146612361" w:history="1">
+          <w:hyperlink w:anchor="_Toc146806481" w:history="1">
             <w:r>
               <w:rPr>
                 <w:rStyle w:val="Hyperlink"/>
                 <w:noProof/>
               </w:rPr>
-              <w:t>Managing Laundry Facilities</w:t>
+              <w:t>Continuous Integration and Continuous Deployment (CI/CD)</w:t>
             </w:r>
             <w:r>
               <w:rPr>
@@ -4678,7 +5382,7 @@
                 <w:noProof/>
                 <w:webHidden/>
               </w:rPr>
-              <w:instrText xml:space="preserve"> PAGEREF _Toc146612361 \h </w:instrText>
+              <w:instrText xml:space="preserve"> PAGEREF _Toc146806481 \h </w:instrText>
             </w:r>
             <w:r>
               <w:rPr>
@@ -4698,7 +5402,7 @@
                 <w:noProof/>
                 <w:webHidden/>
               </w:rPr>
-              <w:t>5</w:t>
+              <w:t>9</w:t>
             </w:r>
             <w:r>
               <w:rPr>
@@ -4721,13 +5425,13 @@
               <w:lang w:val="en-NG" w:eastAsia="en-NG"/>
             </w:rPr>
           </w:pPr>
-          <w:hyperlink w:anchor="_Toc146612362" w:history="1">
+          <w:hyperlink w:anchor="_Toc146806482" w:history="1">
             <w:r>
               <w:rPr>
                 <w:rStyle w:val="Hyperlink"/>
                 <w:noProof/>
               </w:rPr>
-              <w:t>Reporting and Analytics</w:t>
+              <w:t>Monitoring and Scaling</w:t>
             </w:r>
             <w:r>
               <w:rPr>
@@ -4748,7 +5452,7 @@
                 <w:noProof/>
                 <w:webHidden/>
               </w:rPr>
-              <w:instrText xml:space="preserve"> PAGEREF _Toc146612362 \h </w:instrText>
+              <w:instrText xml:space="preserve"> PAGEREF _Toc146806482 \h </w:instrText>
             </w:r>
             <w:r>
               <w:rPr>
@@ -4768,7 +5472,79 @@
                 <w:noProof/>
                 <w:webHidden/>
               </w:rPr>
-              <w:t>5</w:t>
+              <w:t>9</w:t>
+            </w:r>
+            <w:r>
+              <w:rPr>
+                <w:noProof/>
+                <w:webHidden/>
+              </w:rPr>
+              <w:fldChar w:fldCharType="end"/>
+            </w:r>
+          </w:hyperlink>
+        </w:p>
+        <w:p>
+          <w:pPr>
+            <w:pStyle w:val="TOC1"/>
+            <w:tabs>
+              <w:tab w:val="right" w:leader="dot" w:pos="10790"/>
+            </w:tabs>
+            <w:rPr>
+              <w:rFonts w:eastAsiaTheme="minorEastAsia"/>
+              <w:noProof/>
+              <w:lang w:val="en-NG" w:eastAsia="en-NG"/>
+            </w:rPr>
+          </w:pPr>
+          <w:hyperlink w:anchor="_Toc146806483" w:history="1">
+            <w:r>
+              <w:rPr>
+                <w:rStyle w:val="Hyperlink"/>
+                <w:b/>
+                <w:bCs/>
+                <w:noProof/>
+              </w:rPr>
+              <w:t>Security</w:t>
+            </w:r>
+            <w:r>
+              <w:rPr>
+                <w:noProof/>
+                <w:webHidden/>
+              </w:rPr>
+              <w:tab/>
+            </w:r>
+            <w:r>
+              <w:rPr>
+                <w:noProof/>
+                <w:webHidden/>
+              </w:rPr>
+              <w:fldChar w:fldCharType="begin"/>
+            </w:r>
+            <w:r>
+              <w:rPr>
+                <w:noProof/>
+                <w:webHidden/>
+              </w:rPr>
+              <w:instrText xml:space="preserve"> PAGEREF _Toc146806483 \h </w:instrText>
+            </w:r>
+            <w:r>
+              <w:rPr>
+                <w:noProof/>
+                <w:webHidden/>
+              </w:rPr>
+            </w:r>
+            <w:r>
+              <w:rPr>
+                <w:noProof/>
+                <w:webHidden/>
+              </w:rPr>
+              <w:fldChar w:fldCharType="separate"/>
+            </w:r>
+            <w:r>
+              <w:rPr>
+                <w:noProof/>
+                <w:webHidden/>
+              </w:rPr>
+              <w:t>10</w:t>
             </w:r>
             <w:r>
               <w:rPr>
@@ -4791,13 +5567,13 @@
               <w:lang w:val="en-NG" w:eastAsia="en-NG"/>
             </w:rPr>
           </w:pPr>
-          <w:hyperlink w:anchor="_Toc146612363" w:history="1">
+          <w:hyperlink w:anchor="_Toc146806484" w:history="1">
             <w:r>
               <w:rPr>
                 <w:rStyle w:val="Hyperlink"/>
                 <w:noProof/>
               </w:rPr>
-              <w:t>Admin Roles and Permissions</w:t>
+              <w:t>Authentication and Authorization Security</w:t>
             </w:r>
             <w:r>
               <w:rPr>
@@ -4818,7 +5594,7 @@
                 <w:noProof/>
                 <w:webHidden/>
               </w:rPr>
-              <w:instrText xml:space="preserve"> PAGEREF _Toc146612363 \h </w:instrText>
+              <w:instrText xml:space="preserve"> PAGEREF _Toc146806484 \h </w:instrText>
             </w:r>
             <w:r>
               <w:rPr>
@@ -4838,7 +5614,217 @@
                 <w:noProof/>
                 <w:webHidden/>
               </w:rPr>
-              <w:t>5</w:t>
+              <w:t>10</w:t>
+            </w:r>
+            <w:r>
+              <w:rPr>
+                <w:noProof/>
+                <w:webHidden/>
+              </w:rPr>
+              <w:fldChar w:fldCharType="end"/>
+            </w:r>
+          </w:hyperlink>
+        </w:p>
+        <w:p>
+          <w:pPr>
+            <w:pStyle w:val="TOC2"/>
+            <w:tabs>
+              <w:tab w:val="right" w:leader="dot" w:pos="10790"/>
+            </w:tabs>
+            <w:rPr>
+              <w:rFonts w:eastAsiaTheme="minorEastAsia"/>
+              <w:noProof/>
+              <w:lang w:val="en-NG" w:eastAsia="en-NG"/>
+            </w:rPr>
+          </w:pPr>
+          <w:hyperlink w:anchor="_Toc146806485" w:history="1">
+            <w:r>
+              <w:rPr>
+                <w:rStyle w:val="Hyperlink"/>
+                <w:noProof/>
+              </w:rPr>
+              <w:t>Data Security</w:t>
+            </w:r>
+            <w:r>
+              <w:rPr>
+                <w:noProof/>
+                <w:webHidden/>
+              </w:rPr>
+              <w:tab/>
+            </w:r>
+            <w:r>
+              <w:rPr>
+                <w:noProof/>
+                <w:webHidden/>
+              </w:rPr>
+              <w:fldChar w:fldCharType="begin"/>
+            </w:r>
+            <w:r>
+              <w:rPr>
+                <w:noProof/>
+                <w:webHidden/>
+              </w:rPr>
+              <w:instrText xml:space="preserve"> PAGEREF _Toc146806485 \h </w:instrText>
+            </w:r>
+            <w:r>
+              <w:rPr>
+                <w:noProof/>
+                <w:webHidden/>
+              </w:rPr>
+            </w:r>
+            <w:r>
+              <w:rPr>
+                <w:noProof/>
+                <w:webHidden/>
+              </w:rPr>
+              <w:fldChar w:fldCharType="separate"/>
+            </w:r>
+            <w:r>
+              <w:rPr>
+                <w:noProof/>
+                <w:webHidden/>
+              </w:rPr>
+              <w:t>10</w:t>
+            </w:r>
+            <w:r>
+              <w:rPr>
+                <w:noProof/>
+                <w:webHidden/>
+              </w:rPr>
+              <w:fldChar w:fldCharType="end"/>
+            </w:r>
+          </w:hyperlink>
+        </w:p>
+        <w:p>
+          <w:pPr>
+            <w:pStyle w:val="TOC2"/>
+            <w:tabs>
+              <w:tab w:val="right" w:leader="dot" w:pos="10790"/>
+            </w:tabs>
+            <w:rPr>
+              <w:rFonts w:eastAsiaTheme="minorEastAsia"/>
+              <w:noProof/>
+              <w:lang w:val="en-NG" w:eastAsia="en-NG"/>
+            </w:rPr>
+          </w:pPr>
+          <w:hyperlink w:anchor="_Toc146806486" w:history="1">
+            <w:r>
+              <w:rPr>
+                <w:rStyle w:val="Hyperlink"/>
+                <w:noProof/>
+              </w:rPr>
+              <w:t>Secure Coding Practices</w:t>
+            </w:r>
+            <w:r>
+              <w:rPr>
+                <w:noProof/>
+                <w:webHidden/>
+              </w:rPr>
+              <w:tab/>
+            </w:r>
+            <w:r>
+              <w:rPr>
+                <w:noProof/>
+                <w:webHidden/>
+              </w:rPr>
+              <w:fldChar w:fldCharType="begin"/>
+            </w:r>
+            <w:r>
+              <w:rPr>
+                <w:noProof/>
+                <w:webHidden/>
+              </w:rPr>
+              <w:instrText xml:space="preserve"> PAGEREF _Toc146806486 \h </w:instrText>
+            </w:r>
+            <w:r>
+              <w:rPr>
+                <w:noProof/>
+                <w:webHidden/>
+              </w:rPr>
+            </w:r>
+            <w:r>
+              <w:rPr>
+                <w:noProof/>
+                <w:webHidden/>
+              </w:rPr>
+              <w:fldChar w:fldCharType="separate"/>
+            </w:r>
+            <w:r>
+              <w:rPr>
+                <w:noProof/>
+                <w:webHidden/>
+              </w:rPr>
+              <w:t>10</w:t>
+            </w:r>
+            <w:r>
+              <w:rPr>
+                <w:noProof/>
+                <w:webHidden/>
+              </w:rPr>
+              <w:fldChar w:fldCharType="end"/>
+            </w:r>
+          </w:hyperlink>
+        </w:p>
+        <w:p>
+          <w:pPr>
+            <w:pStyle w:val="TOC2"/>
+            <w:tabs>
+              <w:tab w:val="right" w:leader="dot" w:pos="10790"/>
+            </w:tabs>
+            <w:rPr>
+              <w:rFonts w:eastAsiaTheme="minorEastAsia"/>
+              <w:noProof/>
+              <w:lang w:val="en-NG" w:eastAsia="en-NG"/>
+            </w:rPr>
+          </w:pPr>
+          <w:hyperlink w:anchor="_Toc146806487" w:history="1">
+            <w:r>
+              <w:rPr>
+                <w:rStyle w:val="Hyperlink"/>
+                <w:noProof/>
+              </w:rPr>
+              <w:t>Third-Party Integration Security</w:t>
+            </w:r>
+            <w:r>
+              <w:rPr>
+                <w:noProof/>
+                <w:webHidden/>
+              </w:rPr>
+              <w:tab/>
+            </w:r>
+            <w:r>
+              <w:rPr>
+                <w:noProof/>
+                <w:webHidden/>
+              </w:rPr>
+              <w:fldChar w:fldCharType="begin"/>
+            </w:r>
+            <w:r>
+              <w:rPr>
+                <w:noProof/>
+                <w:webHidden/>
+              </w:rPr>
+              <w:instrText xml:space="preserve"> PAGEREF _Toc146806487 \h </w:instrText>
+            </w:r>
+            <w:r>
+              <w:rPr>
+                <w:noProof/>
+                <w:webHidden/>
+              </w:rPr>
+            </w:r>
+            <w:r>
+              <w:rPr>
+                <w:noProof/>
+                <w:webHidden/>
+              </w:rPr>
+              <w:fldChar w:fldCharType="separate"/>
+            </w:r>
+            <w:r>
+              <w:rPr>
+                <w:noProof/>
+                <w:webHidden/>
+              </w:rPr>
+              <w:t>10</w:t>
             </w:r>
             <w:r>
               <w:rPr>
@@ -4861,7 +5847,7 @@
               <w:lang w:val="en-NG" w:eastAsia="en-NG"/>
             </w:rPr>
           </w:pPr>
-          <w:hyperlink w:anchor="_Toc146612364" w:history="1">
+          <w:hyperlink w:anchor="_Toc146806488" w:history="1">
             <w:r>
               <w:rPr>
                 <w:rStyle w:val="Hyperlink"/>
@@ -4869,7 +5855,7 @@
                 <w:bCs/>
                 <w:noProof/>
               </w:rPr>
-              <w:t>Testing and Quality Assurance</w:t>
+              <w:t>Documentation and User Guides</w:t>
             </w:r>
             <w:r>
               <w:rPr>
@@ -4890,7 +5876,7 @@
                 <w:noProof/>
                 <w:webHidden/>
               </w:rPr>
-              <w:instrText xml:space="preserve"> PAGEREF _Toc146612364 \h </w:instrText>
+              <w:instrText xml:space="preserve"> PAGEREF _Toc146806488 \h </w:instrText>
             </w:r>
             <w:r>
               <w:rPr>
@@ -4910,7 +5896,7 @@
                 <w:noProof/>
                 <w:webHidden/>
               </w:rPr>
-              <w:t>5</w:t>
+              <w:t>10</w:t>
             </w:r>
             <w:r>
               <w:rPr>
@@ -4933,13 +5919,13 @@
               <w:lang w:val="en-NG" w:eastAsia="en-NG"/>
             </w:rPr>
           </w:pPr>
-          <w:hyperlink w:anchor="_Toc146612365" w:history="1">
+          <w:hyperlink w:anchor="_Toc146806489" w:history="1">
             <w:r>
               <w:rPr>
                 <w:rStyle w:val="Hyperlink"/>
                 <w:noProof/>
               </w:rPr>
-              <w:t>Testing Strategy</w:t>
+              <w:t>User Documentation</w:t>
             </w:r>
             <w:r>
               <w:rPr>
@@ -4960,7 +5946,7 @@
                 <w:noProof/>
                 <w:webHidden/>
               </w:rPr>
-              <w:instrText xml:space="preserve"> PAGEREF _Toc146612365 \h </w:instrText>
+              <w:instrText xml:space="preserve"> PAGEREF _Toc146806489 \h </w:instrText>
             </w:r>
             <w:r>
               <w:rPr>
@@ -4980,7 +5966,7 @@
                 <w:noProof/>
                 <w:webHidden/>
               </w:rPr>
-              <w:t>5</w:t>
+              <w:t>10</w:t>
             </w:r>
             <w:r>
               <w:rPr>
@@ -5003,13 +5989,13 @@
               <w:lang w:val="en-NG" w:eastAsia="en-NG"/>
             </w:rPr>
           </w:pPr>
-          <w:hyperlink w:anchor="_Toc146612366" w:history="1">
+          <w:hyperlink w:anchor="_Toc146806490" w:history="1">
             <w:r>
               <w:rPr>
                 <w:rStyle w:val="Hyperlink"/>
                 <w:noProof/>
               </w:rPr>
-              <w:t>Unit Testing</w:t>
+              <w:t>Admin Documentation</w:t>
             </w:r>
             <w:r>
               <w:rPr>
@@ -5030,7 +6016,7 @@
                 <w:noProof/>
                 <w:webHidden/>
               </w:rPr>
-              <w:instrText xml:space="preserve"> PAGEREF _Toc146612366 \h </w:instrText>
+              <w:instrText xml:space="preserve"> PAGEREF _Toc146806490 \h </w:instrText>
             </w:r>
             <w:r>
               <w:rPr>
@@ -5050,7 +6036,7 @@
                 <w:noProof/>
                 <w:webHidden/>
               </w:rPr>
-              <w:t>5</w:t>
+              <w:t>10</w:t>
             </w:r>
             <w:r>
               <w:rPr>
@@ -5073,13 +6059,13 @@
               <w:lang w:val="en-NG" w:eastAsia="en-NG"/>
             </w:rPr>
           </w:pPr>
-          <w:hyperlink w:anchor="_Toc146612367" w:history="1">
+          <w:hyperlink w:anchor="_Toc146806491" w:history="1">
             <w:r>
               <w:rPr>
                 <w:rStyle w:val="Hyperlink"/>
                 <w:noProof/>
               </w:rPr>
-              <w:t>Integration Testing</w:t>
+              <w:t>Troubleshooting Guide</w:t>
             </w:r>
             <w:r>
               <w:rPr>
@@ -5100,7 +6086,7 @@
                 <w:noProof/>
                 <w:webHidden/>
               </w:rPr>
-              <w:instrText xml:space="preserve"> PAGEREF _Toc146612367 \h </w:instrText>
+              <w:instrText xml:space="preserve"> PAGEREF _Toc146806491 \h </w:instrText>
             </w:r>
             <w:r>
               <w:rPr>
@@ -5120,7 +6106,79 @@
                 <w:noProof/>
                 <w:webHidden/>
               </w:rPr>
-              <w:t>5</w:t>
+              <w:t>10</w:t>
+            </w:r>
+            <w:r>
+              <w:rPr>
+                <w:noProof/>
+                <w:webHidden/>
+              </w:rPr>
+              <w:fldChar w:fldCharType="end"/>
+            </w:r>
+          </w:hyperlink>
+        </w:p>
+        <w:p>
+          <w:pPr>
+            <w:pStyle w:val="TOC1"/>
+            <w:tabs>
+              <w:tab w:val="right" w:leader="dot" w:pos="10790"/>
+            </w:tabs>
+            <w:rPr>
+              <w:rFonts w:eastAsiaTheme="minorEastAsia"/>
+              <w:noProof/>
+              <w:lang w:val="en-NG" w:eastAsia="en-NG"/>
+            </w:rPr>
+          </w:pPr>
+          <w:hyperlink w:anchor="_Toc146806492" w:history="1">
+            <w:r>
+              <w:rPr>
+                <w:rStyle w:val="Hyperlink"/>
+                <w:b/>
+                <w:bCs/>
+                <w:noProof/>
+              </w:rPr>
+              <w:t>Conclusion</w:t>
+            </w:r>
+            <w:r>
+              <w:rPr>
+                <w:noProof/>
+                <w:webHidden/>
+              </w:rPr>
+              <w:tab/>
+            </w:r>
+            <w:r>
+              <w:rPr>
+                <w:noProof/>
+                <w:webHidden/>
+              </w:rPr>
+              <w:fldChar w:fldCharType="begin"/>
+            </w:r>
+            <w:r>
+              <w:rPr>
+                <w:noProof/>
+                <w:webHidden/>
+              </w:rPr>
+              <w:instrText xml:space="preserve"> PAGEREF _Toc146806492 \h </w:instrText>
+            </w:r>
+            <w:r>
+              <w:rPr>
+                <w:noProof/>
+                <w:webHidden/>
+              </w:rPr>
+            </w:r>
+            <w:r>
+              <w:rPr>
+                <w:noProof/>
+                <w:webHidden/>
+              </w:rPr>
+              <w:fldChar w:fldCharType="separate"/>
+            </w:r>
+            <w:r>
+              <w:rPr>
+                <w:noProof/>
+                <w:webHidden/>
+              </w:rPr>
+              <w:t>10</w:t>
             </w:r>
             <w:r>
               <w:rPr>
@@ -5143,13 +6201,13 @@
               <w:lang w:val="en-NG" w:eastAsia="en-NG"/>
             </w:rPr>
           </w:pPr>
-          <w:hyperlink w:anchor="_Toc146612368" w:history="1">
+          <w:hyperlink w:anchor="_Toc146806493" w:history="1">
             <w:r>
               <w:rPr>
                 <w:rStyle w:val="Hyperlink"/>
                 <w:noProof/>
               </w:rPr>
-              <w:t>User Acceptance Testing (UAT)</w:t>
+              <w:t>Project Summary</w:t>
             </w:r>
             <w:r>
               <w:rPr>
@@ -5170,7 +6228,7 @@
                 <w:noProof/>
                 <w:webHidden/>
               </w:rPr>
-              <w:instrText xml:space="preserve"> PAGEREF _Toc146612368 \h </w:instrText>
+              <w:instrText xml:space="preserve"> PAGEREF _Toc146806493 \h </w:instrText>
             </w:r>
             <w:r>
               <w:rPr>
@@ -5190,7 +6248,7 @@
                 <w:noProof/>
                 <w:webHidden/>
               </w:rPr>
-              <w:t>5</w:t>
+              <w:t>10</w:t>
             </w:r>
             <w:r>
               <w:rPr>
@@ -5213,13 +6271,13 @@
               <w:lang w:val="en-NG" w:eastAsia="en-NG"/>
             </w:rPr>
           </w:pPr>
-          <w:hyperlink w:anchor="_Toc146612369" w:history="1">
+          <w:hyperlink w:anchor="_Toc146806494" w:history="1">
             <w:r>
               <w:rPr>
                 <w:rStyle w:val="Hyperlink"/>
                 <w:noProof/>
               </w:rPr>
-              <w:t>Bug Tracking and Resolution</w:t>
+              <w:t>Achievements and Challenges</w:t>
             </w:r>
             <w:r>
               <w:rPr>
@@ -5240,7 +6298,7 @@
                 <w:noProof/>
                 <w:webHidden/>
               </w:rPr>
-              <w:instrText xml:space="preserve"> PAGEREF _Toc146612369 \h </w:instrText>
+              <w:instrText xml:space="preserve"> PAGEREF _Toc146806494 \h </w:instrText>
             </w:r>
             <w:r>
               <w:rPr>
@@ -5260,7 +6318,77 @@
                 <w:noProof/>
                 <w:webHidden/>
               </w:rPr>
-              <w:t>5</w:t>
+              <w:t>10</w:t>
+            </w:r>
+            <w:r>
+              <w:rPr>
+                <w:noProof/>
+                <w:webHidden/>
+              </w:rPr>
+              <w:fldChar w:fldCharType="end"/>
+            </w:r>
+          </w:hyperlink>
+        </w:p>
+        <w:p>
+          <w:pPr>
+            <w:pStyle w:val="TOC2"/>
+            <w:tabs>
+              <w:tab w:val="right" w:leader="dot" w:pos="10790"/>
+            </w:tabs>
+            <w:rPr>
+              <w:rFonts w:eastAsiaTheme="minorEastAsia"/>
+              <w:noProof/>
+              <w:lang w:val="en-NG" w:eastAsia="en-NG"/>
+            </w:rPr>
+          </w:pPr>
+          <w:hyperlink w:anchor="_Toc146806495" w:history="1">
+            <w:r>
+              <w:rPr>
+                <w:rStyle w:val="Hyperlink"/>
+                <w:noProof/>
+              </w:rPr>
+              <w:t>Future Enhancements</w:t>
+            </w:r>
+            <w:r>
+              <w:rPr>
+                <w:noProof/>
+                <w:webHidden/>
+              </w:rPr>
+              <w:tab/>
+            </w:r>
+            <w:r>
+              <w:rPr>
+                <w:noProof/>
+                <w:webHidden/>
+              </w:rPr>
+              <w:fldChar w:fldCharType="begin"/>
+            </w:r>
+            <w:r>
+              <w:rPr>
+                <w:noProof/>
+                <w:webHidden/>
+              </w:rPr>
+              <w:instrText xml:space="preserve"> PAGEREF _Toc146806495 \h </w:instrText>
+            </w:r>
+            <w:r>
+              <w:rPr>
+                <w:noProof/>
+                <w:webHidden/>
+              </w:rPr>
+            </w:r>
+            <w:r>
+              <w:rPr>
+                <w:noProof/>
+                <w:webHidden/>
+              </w:rPr>
+              <w:fldChar w:fldCharType="separate"/>
+            </w:r>
+            <w:r>
+              <w:rPr>
+                <w:noProof/>
+                <w:webHidden/>
+              </w:rPr>
+              <w:t>10</w:t>
             </w:r>
             <w:r>
               <w:rPr>
@@ -5283,7 +6411,7 @@
               <w:lang w:val="en-NG" w:eastAsia="en-NG"/>
             </w:rPr>
           </w:pPr>
-          <w:hyperlink w:anchor="_Toc146612370" w:history="1">
+          <w:hyperlink w:anchor="_Toc146806496" w:history="1">
             <w:r>
               <w:rPr>
                 <w:rStyle w:val="Hyperlink"/>
@@ -5291,7 +6419,7 @@
                 <w:bCs/>
                 <w:noProof/>
               </w:rPr>
-              <w:t>Deployment</w:t>
+              <w:t>References</w:t>
             </w:r>
             <w:r>
               <w:rPr>
@@ -5312,7 +6440,7 @@
                 <w:noProof/>
                 <w:webHidden/>
               </w:rPr>
-              <w:instrText xml:space="preserve"> PAGEREF _Toc146612370 \h </w:instrText>
+              <w:instrText xml:space="preserve"> PAGEREF _Toc146806496 \h </w:instrText>
             </w:r>
             <w:r>
               <w:rPr>
@@ -5332,7 +6460,7 @@
                 <w:noProof/>
                 <w:webHidden/>
               </w:rPr>
-              <w:t>6</w:t>
+              <w:t>10</w:t>
             </w:r>
             <w:r>
               <w:rPr>
@@ -5355,13 +6483,13 @@
               <w:lang w:val="en-NG" w:eastAsia="en-NG"/>
             </w:rPr>
           </w:pPr>
-          <w:hyperlink w:anchor="_Toc146612371" w:history="1">
+          <w:hyperlink w:anchor="_Toc146806497" w:history="1">
             <w:r>
               <w:rPr>
                 <w:rStyle w:val="Hyperlink"/>
                 <w:noProof/>
               </w:rPr>
-              <w:t>Deployment Environment</w:t>
+              <w:t>Source Code Repositories</w:t>
             </w:r>
             <w:r>
               <w:rPr>
@@ -5382,7 +6510,7 @@
                 <w:noProof/>
                 <w:webHidden/>
               </w:rPr>
-              <w:instrText xml:space="preserve"> PAGEREF _Toc146612371 \h </w:instrText>
+              <w:instrText xml:space="preserve"> PAGEREF _Toc146806497 \h </w:instrText>
             </w:r>
             <w:r>
               <w:rPr>
@@ -5402,7 +6530,7 @@
                 <w:noProof/>
                 <w:webHidden/>
               </w:rPr>
-              <w:t>6</w:t>
+              <w:t>10</w:t>
             </w:r>
             <w:r>
               <w:rPr>
@@ -5425,13 +6553,13 @@
               <w:lang w:val="en-NG" w:eastAsia="en-NG"/>
             </w:rPr>
           </w:pPr>
-          <w:hyperlink w:anchor="_Toc146612372" w:history="1">
+          <w:hyperlink w:anchor="_Toc146806498" w:history="1">
             <w:r>
               <w:rPr>
                 <w:rStyle w:val="Hyperlink"/>
                 <w:noProof/>
               </w:rPr>
-              <w:t>Hosting and Server Setup</w:t>
+              <w:t>Documentation Sources</w:t>
             </w:r>
             <w:r>
               <w:rPr>
@@ -5452,7 +6580,7 @@
                 <w:noProof/>
                 <w:webHidden/>
               </w:rPr>
-              <w:instrText xml:space="preserve"> PAGEREF _Toc146612372 \h </w:instrText>
+              <w:instrText xml:space="preserve"> PAGEREF _Toc146806498 \h </w:instrText>
             </w:r>
             <w:r>
               <w:rPr>
@@ -5472,7 +6600,7 @@
                 <w:noProof/>
                 <w:webHidden/>
               </w:rPr>
-              <w:t>6</w:t>
+              <w:t>10</w:t>
             </w:r>
             <w:r>
               <w:rPr>
@@ -5495,13 +6623,13 @@
               <w:lang w:val="en-NG" w:eastAsia="en-NG"/>
             </w:rPr>
           </w:pPr>
-          <w:hyperlink w:anchor="_Toc146612373" w:history="1">
+          <w:hyperlink w:anchor="_Toc146806499" w:history="1">
             <w:r>
               <w:rPr>
                 <w:rStyle w:val="Hyperlink"/>
                 <w:noProof/>
               </w:rPr>
-              <w:t>Continuous Integration and Continuous Deployment (CI/CD)</w:t>
+              <w:t>External Libraries and Frameworks</w:t>
             </w:r>
             <w:r>
               <w:rPr>
@@ -5522,7 +6650,7 @@
                 <w:noProof/>
                 <w:webHidden/>
               </w:rPr>
-              <w:instrText xml:space="preserve"> PAGEREF _Toc146612373 \h </w:instrText>
+              <w:instrText xml:space="preserve"> PAGEREF _Toc146806499 \h </w:instrText>
             </w:r>
             <w:r>
               <w:rPr>
@@ -5542,7 +6670,79 @@
                 <w:noProof/>
                 <w:webHidden/>
               </w:rPr>
-              <w:t>6</w:t>
+              <w:t>10</w:t>
+            </w:r>
+            <w:r>
+              <w:rPr>
+                <w:noProof/>
+                <w:webHidden/>
+              </w:rPr>
+              <w:fldChar w:fldCharType="end"/>
+            </w:r>
+          </w:hyperlink>
+        </w:p>
+        <w:p>
+          <w:pPr>
+            <w:pStyle w:val="TOC1"/>
+            <w:tabs>
+              <w:tab w:val="right" w:leader="dot" w:pos="10790"/>
+            </w:tabs>
+            <w:rPr>
+              <w:rFonts w:eastAsiaTheme="minorEastAsia"/>
+              <w:noProof/>
+              <w:lang w:val="en-NG" w:eastAsia="en-NG"/>
+            </w:rPr>
+          </w:pPr>
+          <w:hyperlink w:anchor="_Toc146806500" w:history="1">
+            <w:r>
+              <w:rPr>
+                <w:rStyle w:val="Hyperlink"/>
+                <w:b/>
+                <w:bCs/>
+                <w:noProof/>
+              </w:rPr>
+              <w:t>Appendices</w:t>
+            </w:r>
+            <w:r>
+              <w:rPr>
+                <w:noProof/>
+                <w:webHidden/>
+              </w:rPr>
+              <w:tab/>
+            </w:r>
+            <w:r>
+              <w:rPr>
+                <w:noProof/>
+                <w:webHidden/>
+              </w:rPr>
+              <w:fldChar w:fldCharType="begin"/>
+            </w:r>
+            <w:r>
+              <w:rPr>
+                <w:noProof/>
+                <w:webHidden/>
+              </w:rPr>
+              <w:instrText xml:space="preserve"> PAGEREF _Toc146806500 \h </w:instrText>
+            </w:r>
+            <w:r>
+              <w:rPr>
+                <w:noProof/>
+                <w:webHidden/>
+              </w:rPr>
+            </w:r>
+            <w:r>
+              <w:rPr>
+                <w:noProof/>
+                <w:webHidden/>
+              </w:rPr>
+              <w:fldChar w:fldCharType="separate"/>
+            </w:r>
+            <w:r>
+              <w:rPr>
+                <w:noProof/>
+                <w:webHidden/>
+              </w:rPr>
+              <w:t>10</w:t>
             </w:r>
             <w:r>
               <w:rPr>
@@ -5565,13 +6765,13 @@
               <w:lang w:val="en-NG" w:eastAsia="en-NG"/>
             </w:rPr>
           </w:pPr>
-          <w:hyperlink w:anchor="_Toc146612374" w:history="1">
+          <w:hyperlink w:anchor="_Toc146806501" w:history="1">
             <w:r>
               <w:rPr>
                 <w:rStyle w:val="Hyperlink"/>
                 <w:noProof/>
               </w:rPr>
-              <w:t>Monitoring and Scaling</w:t>
+              <w:t>Glossary of Terms</w:t>
             </w:r>
             <w:r>
               <w:rPr>
@@ -5592,7 +6792,7 @@
                 <w:noProof/>
                 <w:webHidden/>
               </w:rPr>
-              <w:instrText xml:space="preserve"> PAGEREF _Toc146612374 \h </w:instrText>
+              <w:instrText xml:space="preserve"> PAGEREF _Toc146806501 \h </w:instrText>
             </w:r>
             <w:r>
               <w:rPr>
@@ -5612,79 +6812,7 @@
                 <w:noProof/>
                 <w:webHidden/>
               </w:rPr>
-              <w:t>6</w:t>
-            </w:r>
-            <w:r>
-              <w:rPr>
-                <w:noProof/>
-                <w:webHidden/>
-              </w:rPr>
-              <w:fldChar w:fldCharType="end"/>
-            </w:r>
-          </w:hyperlink>
-        </w:p>
-        <w:p>
-          <w:pPr>
-            <w:pStyle w:val="TOC1"/>
-            <w:tabs>
-              <w:tab w:val="right" w:leader="dot" w:pos="10790"/>
-            </w:tabs>
-            <w:rPr>
-              <w:rFonts w:eastAsiaTheme="minorEastAsia"/>
-              <w:noProof/>
-              <w:lang w:val="en-NG" w:eastAsia="en-NG"/>
-            </w:rPr>
-          </w:pPr>
-          <w:hyperlink w:anchor="_Toc146612375" w:history="1">
-            <w:r>
-              <w:rPr>
-                <w:rStyle w:val="Hyperlink"/>
-                <w:b/>
-                <w:bCs/>
-                <w:noProof/>
-              </w:rPr>
-              <w:t>Security</w:t>
-            </w:r>
-            <w:r>
-              <w:rPr>
-                <w:noProof/>
-                <w:webHidden/>
-              </w:rPr>
-              <w:tab/>
-            </w:r>
-            <w:r>
-              <w:rPr>
-                <w:noProof/>
-                <w:webHidden/>
-              </w:rPr>
-              <w:fldChar w:fldCharType="begin"/>
-            </w:r>
-            <w:r>
-              <w:rPr>
-                <w:noProof/>
-                <w:webHidden/>
-              </w:rPr>
-              <w:instrText xml:space="preserve"> PAGEREF _Toc146612375 \h </w:instrText>
-            </w:r>
-            <w:r>
-              <w:rPr>
-                <w:noProof/>
-                <w:webHidden/>
-              </w:rPr>
-            </w:r>
-            <w:r>
-              <w:rPr>
-                <w:noProof/>
-                <w:webHidden/>
-              </w:rPr>
-              <w:fldChar w:fldCharType="separate"/>
-            </w:r>
-            <w:r>
-              <w:rPr>
-                <w:noProof/>
-                <w:webHidden/>
-              </w:rPr>
-              <w:t>6</w:t>
+              <w:t>10</w:t>
             </w:r>
             <w:r>
               <w:rPr>
@@ -5707,13 +6835,13 @@
               <w:lang w:val="en-NG" w:eastAsia="en-NG"/>
             </w:rPr>
           </w:pPr>
-          <w:hyperlink w:anchor="_Toc146612376" w:history="1">
+          <w:hyperlink w:anchor="_Toc146806502" w:history="1">
             <w:r>
               <w:rPr>
                 <w:rStyle w:val="Hyperlink"/>
                 <w:noProof/>
               </w:rPr>
-              <w:t>Authentication and Authorization Security</w:t>
+              <w:t>Code Samples</w:t>
             </w:r>
             <w:r>
               <w:rPr>
@@ -5734,7 +6862,7 @@
                 <w:noProof/>
                 <w:webHidden/>
               </w:rPr>
-              <w:instrText xml:space="preserve"> PAGEREF _Toc146612376 \h </w:instrText>
+              <w:instrText xml:space="preserve"> PAGEREF _Toc146806502 \h </w:instrText>
             </w:r>
             <w:r>
               <w:rPr>
@@ -5754,7 +6882,7 @@
                 <w:noProof/>
                 <w:webHidden/>
               </w:rPr>
-              <w:t>6</w:t>
+              <w:t>10</w:t>
             </w:r>
             <w:r>
               <w:rPr>
@@ -5777,13 +6905,13 @@
               <w:lang w:val="en-NG" w:eastAsia="en-NG"/>
             </w:rPr>
           </w:pPr>
-          <w:hyperlink w:anchor="_Toc146612377" w:history="1">
+          <w:hyperlink w:anchor="_Toc146806503" w:history="1">
             <w:r>
               <w:rPr>
                 <w:rStyle w:val="Hyperlink"/>
                 <w:noProof/>
               </w:rPr>
-              <w:t>Data Security</w:t>
+              <w:t>Screenshots</w:t>
             </w:r>
             <w:r>
               <w:rPr>
@@ -5804,7 +6932,7 @@
                 <w:noProof/>
                 <w:webHidden/>
               </w:rPr>
-              <w:instrText xml:space="preserve"> PAGEREF _Toc146612377 \h </w:instrText>
+              <w:instrText xml:space="preserve"> PAGEREF _Toc146806503 \h </w:instrText>
             </w:r>
             <w:r>
               <w:rPr>
@@ -5824,7 +6952,7 @@
                 <w:noProof/>
                 <w:webHidden/>
               </w:rPr>
-              <w:t>6</w:t>
+              <w:t>10</w:t>
             </w:r>
             <w:r>
               <w:rPr>
@@ -5847,13 +6975,13 @@
               <w:lang w:val="en-NG" w:eastAsia="en-NG"/>
             </w:rPr>
           </w:pPr>
-          <w:hyperlink w:anchor="_Toc146612378" w:history="1">
+          <w:hyperlink w:anchor="_Toc146806504" w:history="1">
             <w:r>
               <w:rPr>
                 <w:rStyle w:val="Hyperlink"/>
                 <w:noProof/>
               </w:rPr>
-              <w:t>Secure Coding Practices</w:t>
+              <w:t>Acknowledgments</w:t>
             </w:r>
             <w:r>
               <w:rPr>
@@ -5874,7 +7002,7 @@
                 <w:noProof/>
                 <w:webHidden/>
               </w:rPr>
-              <w:instrText xml:space="preserve"> PAGEREF _Toc146612378 \h </w:instrText>
+              <w:instrText xml:space="preserve"> PAGEREF _Toc146806504 \h </w:instrText>
             </w:r>
             <w:r>
               <w:rPr>
@@ -5894,1275 +7022,7 @@
                 <w:noProof/>
                 <w:webHidden/>
               </w:rPr>
-              <w:t>6</w:t>
-            </w:r>
-            <w:r>
-              <w:rPr>
-                <w:noProof/>
-                <w:webHidden/>
-              </w:rPr>
-              <w:fldChar w:fldCharType="end"/>
-            </w:r>
-          </w:hyperlink>
-        </w:p>
-        <w:p>
-          <w:pPr>
-            <w:pStyle w:val="TOC2"/>
-            <w:tabs>
-              <w:tab w:val="right" w:leader="dot" w:pos="10790"/>
-            </w:tabs>
-            <w:rPr>
-              <w:rFonts w:eastAsiaTheme="minorEastAsia"/>
-              <w:noProof/>
-              <w:lang w:val="en-NG" w:eastAsia="en-NG"/>
-            </w:rPr>
-          </w:pPr>
-          <w:hyperlink w:anchor="_Toc146612379" w:history="1">
-            <w:r>
-              <w:rPr>
-                <w:rStyle w:val="Hyperlink"/>
-                <w:noProof/>
-              </w:rPr>
-              <w:t>Third-Party Integration Security</w:t>
-            </w:r>
-            <w:r>
-              <w:rPr>
-                <w:noProof/>
-                <w:webHidden/>
-              </w:rPr>
-              <w:tab/>
-            </w:r>
-            <w:r>
-              <w:rPr>
-                <w:noProof/>
-                <w:webHidden/>
-              </w:rPr>
-              <w:fldChar w:fldCharType="begin"/>
-            </w:r>
-            <w:r>
-              <w:rPr>
-                <w:noProof/>
-                <w:webHidden/>
-              </w:rPr>
-              <w:instrText xml:space="preserve"> PAGEREF _Toc146612379 \h </w:instrText>
-            </w:r>
-            <w:r>
-              <w:rPr>
-                <w:noProof/>
-                <w:webHidden/>
-              </w:rPr>
-            </w:r>
-            <w:r>
-              <w:rPr>
-                <w:noProof/>
-                <w:webHidden/>
-              </w:rPr>
-              <w:fldChar w:fldCharType="separate"/>
-            </w:r>
-            <w:r>
-              <w:rPr>
-                <w:noProof/>
-                <w:webHidden/>
-              </w:rPr>
-              <w:t>6</w:t>
-            </w:r>
-            <w:r>
-              <w:rPr>
-                <w:noProof/>
-                <w:webHidden/>
-              </w:rPr>
-              <w:fldChar w:fldCharType="end"/>
-            </w:r>
-          </w:hyperlink>
-        </w:p>
-        <w:p>
-          <w:pPr>
-            <w:pStyle w:val="TOC1"/>
-            <w:tabs>
-              <w:tab w:val="right" w:leader="dot" w:pos="10790"/>
-            </w:tabs>
-            <w:rPr>
-              <w:rFonts w:eastAsiaTheme="minorEastAsia"/>
-              <w:noProof/>
-              <w:lang w:val="en-NG" w:eastAsia="en-NG"/>
-            </w:rPr>
-          </w:pPr>
-          <w:hyperlink w:anchor="_Toc146612380" w:history="1">
-            <w:r>
-              <w:rPr>
-                <w:rStyle w:val="Hyperlink"/>
-                <w:b/>
-                <w:bCs/>
-                <w:noProof/>
-              </w:rPr>
-              <w:t>Documentation and User Guides</w:t>
-            </w:r>
-            <w:r>
-              <w:rPr>
-                <w:noProof/>
-                <w:webHidden/>
-              </w:rPr>
-              <w:tab/>
-            </w:r>
-            <w:r>
-              <w:rPr>
-                <w:noProof/>
-                <w:webHidden/>
-              </w:rPr>
-              <w:fldChar w:fldCharType="begin"/>
-            </w:r>
-            <w:r>
-              <w:rPr>
-                <w:noProof/>
-                <w:webHidden/>
-              </w:rPr>
-              <w:instrText xml:space="preserve"> PAGEREF _Toc146612380 \h </w:instrText>
-            </w:r>
-            <w:r>
-              <w:rPr>
-                <w:noProof/>
-                <w:webHidden/>
-              </w:rPr>
-            </w:r>
-            <w:r>
-              <w:rPr>
-                <w:noProof/>
-                <w:webHidden/>
-              </w:rPr>
-              <w:fldChar w:fldCharType="separate"/>
-            </w:r>
-            <w:r>
-              <w:rPr>
-                <w:noProof/>
-                <w:webHidden/>
-              </w:rPr>
-              <w:t>6</w:t>
-            </w:r>
-            <w:r>
-              <w:rPr>
-                <w:noProof/>
-                <w:webHidden/>
-              </w:rPr>
-              <w:fldChar w:fldCharType="end"/>
-            </w:r>
-          </w:hyperlink>
-        </w:p>
-        <w:p>
-          <w:pPr>
-            <w:pStyle w:val="TOC2"/>
-            <w:tabs>
-              <w:tab w:val="right" w:leader="dot" w:pos="10790"/>
-            </w:tabs>
-            <w:rPr>
-              <w:rFonts w:eastAsiaTheme="minorEastAsia"/>
-              <w:noProof/>
-              <w:lang w:val="en-NG" w:eastAsia="en-NG"/>
-            </w:rPr>
-          </w:pPr>
-          <w:hyperlink w:anchor="_Toc146612381" w:history="1">
-            <w:r>
-              <w:rPr>
-                <w:rStyle w:val="Hyperlink"/>
-                <w:noProof/>
-              </w:rPr>
-              <w:t>User Documentation</w:t>
-            </w:r>
-            <w:r>
-              <w:rPr>
-                <w:noProof/>
-                <w:webHidden/>
-              </w:rPr>
-              <w:tab/>
-            </w:r>
-            <w:r>
-              <w:rPr>
-                <w:noProof/>
-                <w:webHidden/>
-              </w:rPr>
-              <w:fldChar w:fldCharType="begin"/>
-            </w:r>
-            <w:r>
-              <w:rPr>
-                <w:noProof/>
-                <w:webHidden/>
-              </w:rPr>
-              <w:instrText xml:space="preserve"> PAGEREF _Toc146612381 \h </w:instrText>
-            </w:r>
-            <w:r>
-              <w:rPr>
-                <w:noProof/>
-                <w:webHidden/>
-              </w:rPr>
-            </w:r>
-            <w:r>
-              <w:rPr>
-                <w:noProof/>
-                <w:webHidden/>
-              </w:rPr>
-              <w:fldChar w:fldCharType="separate"/>
-            </w:r>
-            <w:r>
-              <w:rPr>
-                <w:noProof/>
-                <w:webHidden/>
-              </w:rPr>
-              <w:t>6</w:t>
-            </w:r>
-            <w:r>
-              <w:rPr>
-                <w:noProof/>
-                <w:webHidden/>
-              </w:rPr>
-              <w:fldChar w:fldCharType="end"/>
-            </w:r>
-          </w:hyperlink>
-        </w:p>
-        <w:p>
-          <w:pPr>
-            <w:pStyle w:val="TOC2"/>
-            <w:tabs>
-              <w:tab w:val="right" w:leader="dot" w:pos="10790"/>
-            </w:tabs>
-            <w:rPr>
-              <w:rFonts w:eastAsiaTheme="minorEastAsia"/>
-              <w:noProof/>
-              <w:lang w:val="en-NG" w:eastAsia="en-NG"/>
-            </w:rPr>
-          </w:pPr>
-          <w:hyperlink w:anchor="_Toc146612382" w:history="1">
-            <w:r>
-              <w:rPr>
-                <w:rStyle w:val="Hyperlink"/>
-                <w:noProof/>
-              </w:rPr>
-              <w:t>Admin Documentation</w:t>
-            </w:r>
-            <w:r>
-              <w:rPr>
-                <w:noProof/>
-                <w:webHidden/>
-              </w:rPr>
-              <w:tab/>
-            </w:r>
-            <w:r>
-              <w:rPr>
-                <w:noProof/>
-                <w:webHidden/>
-              </w:rPr>
-              <w:fldChar w:fldCharType="begin"/>
-            </w:r>
-            <w:r>
-              <w:rPr>
-                <w:noProof/>
-                <w:webHidden/>
-              </w:rPr>
-              <w:instrText xml:space="preserve"> PAGEREF _Toc146612382 \h </w:instrText>
-            </w:r>
-            <w:r>
-              <w:rPr>
-                <w:noProof/>
-                <w:webHidden/>
-              </w:rPr>
-            </w:r>
-            <w:r>
-              <w:rPr>
-                <w:noProof/>
-                <w:webHidden/>
-              </w:rPr>
-              <w:fldChar w:fldCharType="separate"/>
-            </w:r>
-            <w:r>
-              <w:rPr>
-                <w:noProof/>
-                <w:webHidden/>
-              </w:rPr>
-              <w:t>6</w:t>
-            </w:r>
-            <w:r>
-              <w:rPr>
-                <w:noProof/>
-                <w:webHidden/>
-              </w:rPr>
-              <w:fldChar w:fldCharType="end"/>
-            </w:r>
-          </w:hyperlink>
-        </w:p>
-        <w:p>
-          <w:pPr>
-            <w:pStyle w:val="TOC2"/>
-            <w:tabs>
-              <w:tab w:val="right" w:leader="dot" w:pos="10790"/>
-            </w:tabs>
-            <w:rPr>
-              <w:rFonts w:eastAsiaTheme="minorEastAsia"/>
-              <w:noProof/>
-              <w:lang w:val="en-NG" w:eastAsia="en-NG"/>
-            </w:rPr>
-          </w:pPr>
-          <w:hyperlink w:anchor="_Toc146612383" w:history="1">
-            <w:r>
-              <w:rPr>
-                <w:rStyle w:val="Hyperlink"/>
-                <w:noProof/>
-              </w:rPr>
-              <w:t>Troubleshooting Guide</w:t>
-            </w:r>
-            <w:r>
-              <w:rPr>
-                <w:noProof/>
-                <w:webHidden/>
-              </w:rPr>
-              <w:tab/>
-            </w:r>
-            <w:r>
-              <w:rPr>
-                <w:noProof/>
-                <w:webHidden/>
-              </w:rPr>
-              <w:fldChar w:fldCharType="begin"/>
-            </w:r>
-            <w:r>
-              <w:rPr>
-                <w:noProof/>
-                <w:webHidden/>
-              </w:rPr>
-              <w:instrText xml:space="preserve"> PAGEREF _Toc146612383 \h </w:instrText>
-            </w:r>
-            <w:r>
-              <w:rPr>
-                <w:noProof/>
-                <w:webHidden/>
-              </w:rPr>
-            </w:r>
-            <w:r>
-              <w:rPr>
-                <w:noProof/>
-                <w:webHidden/>
-              </w:rPr>
-              <w:fldChar w:fldCharType="separate"/>
-            </w:r>
-            <w:r>
-              <w:rPr>
-                <w:noProof/>
-                <w:webHidden/>
-              </w:rPr>
-              <w:t>6</w:t>
-            </w:r>
-            <w:r>
-              <w:rPr>
-                <w:noProof/>
-                <w:webHidden/>
-              </w:rPr>
-              <w:fldChar w:fldCharType="end"/>
-            </w:r>
-          </w:hyperlink>
-        </w:p>
-        <w:p>
-          <w:pPr>
-            <w:pStyle w:val="TOC1"/>
-            <w:tabs>
-              <w:tab w:val="right" w:leader="dot" w:pos="10790"/>
-            </w:tabs>
-            <w:rPr>
-              <w:rFonts w:eastAsiaTheme="minorEastAsia"/>
-              <w:noProof/>
-              <w:lang w:val="en-NG" w:eastAsia="en-NG"/>
-            </w:rPr>
-          </w:pPr>
-          <w:hyperlink w:anchor="_Toc146612384" w:history="1">
-            <w:r>
-              <w:rPr>
-                <w:rStyle w:val="Hyperlink"/>
-                <w:b/>
-                <w:bCs/>
-                <w:noProof/>
-              </w:rPr>
-              <w:t>Conclusion</w:t>
-            </w:r>
-            <w:r>
-              <w:rPr>
-                <w:noProof/>
-                <w:webHidden/>
-              </w:rPr>
-              <w:tab/>
-            </w:r>
-            <w:r>
-              <w:rPr>
-                <w:noProof/>
-                <w:webHidden/>
-              </w:rPr>
-              <w:fldChar w:fldCharType="begin"/>
-            </w:r>
-            <w:r>
-              <w:rPr>
-                <w:noProof/>
-                <w:webHidden/>
-              </w:rPr>
-              <w:instrText xml:space="preserve"> PAGEREF _Toc146612384 \h </w:instrText>
-            </w:r>
-            <w:r>
-              <w:rPr>
-                <w:noProof/>
-                <w:webHidden/>
-              </w:rPr>
-            </w:r>
-            <w:r>
-              <w:rPr>
-                <w:noProof/>
-                <w:webHidden/>
-              </w:rPr>
-              <w:fldChar w:fldCharType="separate"/>
-            </w:r>
-            <w:r>
-              <w:rPr>
-                <w:noProof/>
-                <w:webHidden/>
-              </w:rPr>
-              <w:t>6</w:t>
-            </w:r>
-            <w:r>
-              <w:rPr>
-                <w:noProof/>
-                <w:webHidden/>
-              </w:rPr>
-              <w:fldChar w:fldCharType="end"/>
-            </w:r>
-          </w:hyperlink>
-        </w:p>
-        <w:p>
-          <w:pPr>
-            <w:pStyle w:val="TOC2"/>
-            <w:tabs>
-              <w:tab w:val="right" w:leader="dot" w:pos="10790"/>
-            </w:tabs>
-            <w:rPr>
-              <w:rFonts w:eastAsiaTheme="minorEastAsia"/>
-              <w:noProof/>
-              <w:lang w:val="en-NG" w:eastAsia="en-NG"/>
-            </w:rPr>
-          </w:pPr>
-          <w:hyperlink w:anchor="_Toc146612385" w:history="1">
-            <w:r>
-              <w:rPr>
-                <w:rStyle w:val="Hyperlink"/>
-                <w:noProof/>
-              </w:rPr>
-              <w:t>Project Summary</w:t>
-            </w:r>
-            <w:r>
-              <w:rPr>
-                <w:noProof/>
-                <w:webHidden/>
-              </w:rPr>
-              <w:tab/>
-            </w:r>
-            <w:r>
-              <w:rPr>
-                <w:noProof/>
-                <w:webHidden/>
-              </w:rPr>
-              <w:fldChar w:fldCharType="begin"/>
-            </w:r>
-            <w:r>
-              <w:rPr>
-                <w:noProof/>
-                <w:webHidden/>
-              </w:rPr>
-              <w:instrText xml:space="preserve"> PAGEREF _Toc146612385 \h </w:instrText>
-            </w:r>
-            <w:r>
-              <w:rPr>
-                <w:noProof/>
-                <w:webHidden/>
-              </w:rPr>
-            </w:r>
-            <w:r>
-              <w:rPr>
-                <w:noProof/>
-                <w:webHidden/>
-              </w:rPr>
-              <w:fldChar w:fldCharType="separate"/>
-            </w:r>
-            <w:r>
-              <w:rPr>
-                <w:noProof/>
-                <w:webHidden/>
-              </w:rPr>
-              <w:t>6</w:t>
-            </w:r>
-            <w:r>
-              <w:rPr>
-                <w:noProof/>
-                <w:webHidden/>
-              </w:rPr>
-              <w:fldChar w:fldCharType="end"/>
-            </w:r>
-          </w:hyperlink>
-        </w:p>
-        <w:p>
-          <w:pPr>
-            <w:pStyle w:val="TOC2"/>
-            <w:tabs>
-              <w:tab w:val="right" w:leader="dot" w:pos="10790"/>
-            </w:tabs>
-            <w:rPr>
-              <w:rFonts w:eastAsiaTheme="minorEastAsia"/>
-              <w:noProof/>
-              <w:lang w:val="en-NG" w:eastAsia="en-NG"/>
-            </w:rPr>
-          </w:pPr>
-          <w:hyperlink w:anchor="_Toc146612386" w:history="1">
-            <w:r>
-              <w:rPr>
-                <w:rStyle w:val="Hyperlink"/>
-                <w:noProof/>
-              </w:rPr>
-              <w:t>Achievements and Challenges</w:t>
-            </w:r>
-            <w:r>
-              <w:rPr>
-                <w:noProof/>
-                <w:webHidden/>
-              </w:rPr>
-              <w:tab/>
-            </w:r>
-            <w:r>
-              <w:rPr>
-                <w:noProof/>
-                <w:webHidden/>
-              </w:rPr>
-              <w:fldChar w:fldCharType="begin"/>
-            </w:r>
-            <w:r>
-              <w:rPr>
-                <w:noProof/>
-                <w:webHidden/>
-              </w:rPr>
-              <w:instrText xml:space="preserve"> PAGEREF _Toc146612386 \h </w:instrText>
-            </w:r>
-            <w:r>
-              <w:rPr>
-                <w:noProof/>
-                <w:webHidden/>
-              </w:rPr>
-            </w:r>
-            <w:r>
-              <w:rPr>
-                <w:noProof/>
-                <w:webHidden/>
-              </w:rPr>
-              <w:fldChar w:fldCharType="separate"/>
-            </w:r>
-            <w:r>
-              <w:rPr>
-                <w:noProof/>
-                <w:webHidden/>
-              </w:rPr>
-              <w:t>6</w:t>
-            </w:r>
-            <w:r>
-              <w:rPr>
-                <w:noProof/>
-                <w:webHidden/>
-              </w:rPr>
-              <w:fldChar w:fldCharType="end"/>
-            </w:r>
-          </w:hyperlink>
-        </w:p>
-        <w:p>
-          <w:pPr>
-            <w:pStyle w:val="TOC2"/>
-            <w:tabs>
-              <w:tab w:val="right" w:leader="dot" w:pos="10790"/>
-            </w:tabs>
-            <w:rPr>
-              <w:rFonts w:eastAsiaTheme="minorEastAsia"/>
-              <w:noProof/>
-              <w:lang w:val="en-NG" w:eastAsia="en-NG"/>
-            </w:rPr>
-          </w:pPr>
-          <w:hyperlink w:anchor="_Toc146612387" w:history="1">
-            <w:r>
-              <w:rPr>
-                <w:rStyle w:val="Hyperlink"/>
-                <w:noProof/>
-              </w:rPr>
-              <w:t>Future Enhancements</w:t>
-            </w:r>
-            <w:r>
-              <w:rPr>
-                <w:noProof/>
-                <w:webHidden/>
-              </w:rPr>
-              <w:tab/>
-            </w:r>
-            <w:r>
-              <w:rPr>
-                <w:noProof/>
-                <w:webHidden/>
-              </w:rPr>
-              <w:fldChar w:fldCharType="begin"/>
-            </w:r>
-            <w:r>
-              <w:rPr>
-                <w:noProof/>
-                <w:webHidden/>
-              </w:rPr>
-              <w:instrText xml:space="preserve"> PAGEREF _Toc146612387 \h </w:instrText>
-            </w:r>
-            <w:r>
-              <w:rPr>
-                <w:noProof/>
-                <w:webHidden/>
-              </w:rPr>
-            </w:r>
-            <w:r>
-              <w:rPr>
-                <w:noProof/>
-                <w:webHidden/>
-              </w:rPr>
-              <w:fldChar w:fldCharType="separate"/>
-            </w:r>
-            <w:r>
-              <w:rPr>
-                <w:noProof/>
-                <w:webHidden/>
-              </w:rPr>
-              <w:t>6</w:t>
-            </w:r>
-            <w:r>
-              <w:rPr>
-                <w:noProof/>
-                <w:webHidden/>
-              </w:rPr>
-              <w:fldChar w:fldCharType="end"/>
-            </w:r>
-          </w:hyperlink>
-        </w:p>
-        <w:p>
-          <w:pPr>
-            <w:pStyle w:val="TOC1"/>
-            <w:tabs>
-              <w:tab w:val="right" w:leader="dot" w:pos="10790"/>
-            </w:tabs>
-            <w:rPr>
-              <w:rFonts w:eastAsiaTheme="minorEastAsia"/>
-              <w:noProof/>
-              <w:lang w:val="en-NG" w:eastAsia="en-NG"/>
-            </w:rPr>
-          </w:pPr>
-          <w:hyperlink w:anchor="_Toc146612388" w:history="1">
-            <w:r>
-              <w:rPr>
-                <w:rStyle w:val="Hyperlink"/>
-                <w:b/>
-                <w:bCs/>
-                <w:noProof/>
-              </w:rPr>
-              <w:t>References</w:t>
-            </w:r>
-            <w:r>
-              <w:rPr>
-                <w:noProof/>
-                <w:webHidden/>
-              </w:rPr>
-              <w:tab/>
-            </w:r>
-            <w:r>
-              <w:rPr>
-                <w:noProof/>
-                <w:webHidden/>
-              </w:rPr>
-              <w:fldChar w:fldCharType="begin"/>
-            </w:r>
-            <w:r>
-              <w:rPr>
-                <w:noProof/>
-                <w:webHidden/>
-              </w:rPr>
-              <w:instrText xml:space="preserve"> PAGEREF _Toc146612388 \h </w:instrText>
-            </w:r>
-            <w:r>
-              <w:rPr>
-                <w:noProof/>
-                <w:webHidden/>
-              </w:rPr>
-            </w:r>
-            <w:r>
-              <w:rPr>
-                <w:noProof/>
-                <w:webHidden/>
-              </w:rPr>
-              <w:fldChar w:fldCharType="separate"/>
-            </w:r>
-            <w:r>
-              <w:rPr>
-                <w:noProof/>
-                <w:webHidden/>
-              </w:rPr>
-              <w:t>6</w:t>
-            </w:r>
-            <w:r>
-              <w:rPr>
-                <w:noProof/>
-                <w:webHidden/>
-              </w:rPr>
-              <w:fldChar w:fldCharType="end"/>
-            </w:r>
-          </w:hyperlink>
-        </w:p>
-        <w:p>
-          <w:pPr>
-            <w:pStyle w:val="TOC2"/>
-            <w:tabs>
-              <w:tab w:val="right" w:leader="dot" w:pos="10790"/>
-            </w:tabs>
-            <w:rPr>
-              <w:rFonts w:eastAsiaTheme="minorEastAsia"/>
-              <w:noProof/>
-              <w:lang w:val="en-NG" w:eastAsia="en-NG"/>
-            </w:rPr>
-          </w:pPr>
-          <w:hyperlink w:anchor="_Toc146612389" w:history="1">
-            <w:r>
-              <w:rPr>
-                <w:rStyle w:val="Hyperlink"/>
-                <w:noProof/>
-              </w:rPr>
-              <w:t>Source Code Repositories</w:t>
-            </w:r>
-            <w:r>
-              <w:rPr>
-                <w:noProof/>
-                <w:webHidden/>
-              </w:rPr>
-              <w:tab/>
-            </w:r>
-            <w:r>
-              <w:rPr>
-                <w:noProof/>
-                <w:webHidden/>
-              </w:rPr>
-              <w:fldChar w:fldCharType="begin"/>
-            </w:r>
-            <w:r>
-              <w:rPr>
-                <w:noProof/>
-                <w:webHidden/>
-              </w:rPr>
-              <w:instrText xml:space="preserve"> PAGEREF _Toc146612389 \h </w:instrText>
-            </w:r>
-            <w:r>
-              <w:rPr>
-                <w:noProof/>
-                <w:webHidden/>
-              </w:rPr>
-            </w:r>
-            <w:r>
-              <w:rPr>
-                <w:noProof/>
-                <w:webHidden/>
-              </w:rPr>
-              <w:fldChar w:fldCharType="separate"/>
-            </w:r>
-            <w:r>
-              <w:rPr>
-                <w:noProof/>
-                <w:webHidden/>
-              </w:rPr>
-              <w:t>6</w:t>
-            </w:r>
-            <w:r>
-              <w:rPr>
-                <w:noProof/>
-                <w:webHidden/>
-              </w:rPr>
-              <w:fldChar w:fldCharType="end"/>
-            </w:r>
-          </w:hyperlink>
-        </w:p>
-        <w:p>
-          <w:pPr>
-            <w:pStyle w:val="TOC2"/>
-            <w:tabs>
-              <w:tab w:val="right" w:leader="dot" w:pos="10790"/>
-            </w:tabs>
-            <w:rPr>
-              <w:rFonts w:eastAsiaTheme="minorEastAsia"/>
-              <w:noProof/>
-              <w:lang w:val="en-NG" w:eastAsia="en-NG"/>
-            </w:rPr>
-          </w:pPr>
-          <w:hyperlink w:anchor="_Toc146612390" w:history="1">
-            <w:r>
-              <w:rPr>
-                <w:rStyle w:val="Hyperlink"/>
-                <w:noProof/>
-              </w:rPr>
-              <w:t>Documentation Sources</w:t>
-            </w:r>
-            <w:r>
-              <w:rPr>
-                <w:noProof/>
-                <w:webHidden/>
-              </w:rPr>
-              <w:tab/>
-            </w:r>
-            <w:r>
-              <w:rPr>
-                <w:noProof/>
-                <w:webHidden/>
-              </w:rPr>
-              <w:fldChar w:fldCharType="begin"/>
-            </w:r>
-            <w:r>
-              <w:rPr>
-                <w:noProof/>
-                <w:webHidden/>
-              </w:rPr>
-              <w:instrText xml:space="preserve"> PAGEREF _Toc146612390 \h </w:instrText>
-            </w:r>
-            <w:r>
-              <w:rPr>
-                <w:noProof/>
-                <w:webHidden/>
-              </w:rPr>
-            </w:r>
-            <w:r>
-              <w:rPr>
-                <w:noProof/>
-                <w:webHidden/>
-              </w:rPr>
-              <w:fldChar w:fldCharType="separate"/>
-            </w:r>
-            <w:r>
-              <w:rPr>
-                <w:noProof/>
-                <w:webHidden/>
-              </w:rPr>
-              <w:t>6</w:t>
-            </w:r>
-            <w:r>
-              <w:rPr>
-                <w:noProof/>
-                <w:webHidden/>
-              </w:rPr>
-              <w:fldChar w:fldCharType="end"/>
-            </w:r>
-          </w:hyperlink>
-        </w:p>
-        <w:p>
-          <w:pPr>
-            <w:pStyle w:val="TOC2"/>
-            <w:tabs>
-              <w:tab w:val="right" w:leader="dot" w:pos="10790"/>
-            </w:tabs>
-            <w:rPr>
-              <w:rFonts w:eastAsiaTheme="minorEastAsia"/>
-              <w:noProof/>
-              <w:lang w:val="en-NG" w:eastAsia="en-NG"/>
-            </w:rPr>
-          </w:pPr>
-          <w:hyperlink w:anchor="_Toc146612391" w:history="1">
-            <w:r>
-              <w:rPr>
-                <w:rStyle w:val="Hyperlink"/>
-                <w:noProof/>
-              </w:rPr>
-              <w:t>External Libraries and Frameworks</w:t>
-            </w:r>
-            <w:r>
-              <w:rPr>
-                <w:noProof/>
-                <w:webHidden/>
-              </w:rPr>
-              <w:tab/>
-            </w:r>
-            <w:r>
-              <w:rPr>
-                <w:noProof/>
-                <w:webHidden/>
-              </w:rPr>
-              <w:fldChar w:fldCharType="begin"/>
-            </w:r>
-            <w:r>
-              <w:rPr>
-                <w:noProof/>
-                <w:webHidden/>
-              </w:rPr>
-              <w:instrText xml:space="preserve"> PAGEREF _Toc146612391 \h </w:instrText>
-            </w:r>
-            <w:r>
-              <w:rPr>
-                <w:noProof/>
-                <w:webHidden/>
-              </w:rPr>
-            </w:r>
-            <w:r>
-              <w:rPr>
-                <w:noProof/>
-                <w:webHidden/>
-              </w:rPr>
-              <w:fldChar w:fldCharType="separate"/>
-            </w:r>
-            <w:r>
-              <w:rPr>
-                <w:noProof/>
-                <w:webHidden/>
-              </w:rPr>
-              <w:t>6</w:t>
-            </w:r>
-            <w:r>
-              <w:rPr>
-                <w:noProof/>
-                <w:webHidden/>
-              </w:rPr>
-              <w:fldChar w:fldCharType="end"/>
-            </w:r>
-          </w:hyperlink>
-        </w:p>
-        <w:p>
-          <w:pPr>
-            <w:pStyle w:val="TOC1"/>
-            <w:tabs>
-              <w:tab w:val="right" w:leader="dot" w:pos="10790"/>
-            </w:tabs>
-            <w:rPr>
-              <w:rFonts w:eastAsiaTheme="minorEastAsia"/>
-              <w:noProof/>
-              <w:lang w:val="en-NG" w:eastAsia="en-NG"/>
-            </w:rPr>
-          </w:pPr>
-          <w:hyperlink w:anchor="_Toc146612392" w:history="1">
-            <w:r>
-              <w:rPr>
-                <w:rStyle w:val="Hyperlink"/>
-                <w:b/>
-                <w:bCs/>
-                <w:noProof/>
-              </w:rPr>
-              <w:t>Appendices</w:t>
-            </w:r>
-            <w:r>
-              <w:rPr>
-                <w:noProof/>
-                <w:webHidden/>
-              </w:rPr>
-              <w:tab/>
-            </w:r>
-            <w:r>
-              <w:rPr>
-                <w:noProof/>
-                <w:webHidden/>
-              </w:rPr>
-              <w:fldChar w:fldCharType="begin"/>
-            </w:r>
-            <w:r>
-              <w:rPr>
-                <w:noProof/>
-                <w:webHidden/>
-              </w:rPr>
-              <w:instrText xml:space="preserve"> PAGEREF _Toc146612392 \h </w:instrText>
-            </w:r>
-            <w:r>
-              <w:rPr>
-                <w:noProof/>
-                <w:webHidden/>
-              </w:rPr>
-            </w:r>
-            <w:r>
-              <w:rPr>
-                <w:noProof/>
-                <w:webHidden/>
-              </w:rPr>
-              <w:fldChar w:fldCharType="separate"/>
-            </w:r>
-            <w:r>
-              <w:rPr>
-                <w:noProof/>
-                <w:webHidden/>
-              </w:rPr>
-              <w:t>6</w:t>
-            </w:r>
-            <w:r>
-              <w:rPr>
-                <w:noProof/>
-                <w:webHidden/>
-              </w:rPr>
-              <w:fldChar w:fldCharType="end"/>
-            </w:r>
-          </w:hyperlink>
-        </w:p>
-        <w:p>
-          <w:pPr>
-            <w:pStyle w:val="TOC2"/>
-            <w:tabs>
-              <w:tab w:val="right" w:leader="dot" w:pos="10790"/>
-            </w:tabs>
-            <w:rPr>
-              <w:rFonts w:eastAsiaTheme="minorEastAsia"/>
-              <w:noProof/>
-              <w:lang w:val="en-NG" w:eastAsia="en-NG"/>
-            </w:rPr>
-          </w:pPr>
-          <w:hyperlink w:anchor="_Toc146612393" w:history="1">
-            <w:r>
-              <w:rPr>
-                <w:rStyle w:val="Hyperlink"/>
-                <w:noProof/>
-              </w:rPr>
-              <w:t>Glossary of Terms</w:t>
-            </w:r>
-            <w:r>
-              <w:rPr>
-                <w:noProof/>
-                <w:webHidden/>
-              </w:rPr>
-              <w:tab/>
-            </w:r>
-            <w:r>
-              <w:rPr>
-                <w:noProof/>
-                <w:webHidden/>
-              </w:rPr>
-              <w:fldChar w:fldCharType="begin"/>
-            </w:r>
-            <w:r>
-              <w:rPr>
-                <w:noProof/>
-                <w:webHidden/>
-              </w:rPr>
-              <w:instrText xml:space="preserve"> PAGEREF _Toc146612393 \h </w:instrText>
-            </w:r>
-            <w:r>
-              <w:rPr>
-                <w:noProof/>
-                <w:webHidden/>
-              </w:rPr>
-            </w:r>
-            <w:r>
-              <w:rPr>
-                <w:noProof/>
-                <w:webHidden/>
-              </w:rPr>
-              <w:fldChar w:fldCharType="separate"/>
-            </w:r>
-            <w:r>
-              <w:rPr>
-                <w:noProof/>
-                <w:webHidden/>
-              </w:rPr>
-              <w:t>6</w:t>
-            </w:r>
-            <w:r>
-              <w:rPr>
-                <w:noProof/>
-                <w:webHidden/>
-              </w:rPr>
-              <w:fldChar w:fldCharType="end"/>
-            </w:r>
-          </w:hyperlink>
-        </w:p>
-        <w:p>
-          <w:pPr>
-            <w:pStyle w:val="TOC2"/>
-            <w:tabs>
-              <w:tab w:val="right" w:leader="dot" w:pos="10790"/>
-            </w:tabs>
-            <w:rPr>
-              <w:rFonts w:eastAsiaTheme="minorEastAsia"/>
-              <w:noProof/>
-              <w:lang w:val="en-NG" w:eastAsia="en-NG"/>
-            </w:rPr>
-          </w:pPr>
-          <w:hyperlink w:anchor="_Toc146612394" w:history="1">
-            <w:r>
-              <w:rPr>
-                <w:rStyle w:val="Hyperlink"/>
-                <w:noProof/>
-              </w:rPr>
-              <w:t>Code Samples</w:t>
-            </w:r>
-            <w:r>
-              <w:rPr>
-                <w:noProof/>
-                <w:webHidden/>
-              </w:rPr>
-              <w:tab/>
-            </w:r>
-            <w:r>
-              <w:rPr>
-                <w:noProof/>
-                <w:webHidden/>
-              </w:rPr>
-              <w:fldChar w:fldCharType="begin"/>
-            </w:r>
-            <w:r>
-              <w:rPr>
-                <w:noProof/>
-                <w:webHidden/>
-              </w:rPr>
-              <w:instrText xml:space="preserve"> PAGEREF _Toc146612394 \h </w:instrText>
-            </w:r>
-            <w:r>
-              <w:rPr>
-                <w:noProof/>
-                <w:webHidden/>
-              </w:rPr>
-            </w:r>
-            <w:r>
-              <w:rPr>
-                <w:noProof/>
-                <w:webHidden/>
-              </w:rPr>
-              <w:fldChar w:fldCharType="separate"/>
-            </w:r>
-            <w:r>
-              <w:rPr>
-                <w:noProof/>
-                <w:webHidden/>
-              </w:rPr>
-              <w:t>6</w:t>
-            </w:r>
-            <w:r>
-              <w:rPr>
-                <w:noProof/>
-                <w:webHidden/>
-              </w:rPr>
-              <w:fldChar w:fldCharType="end"/>
-            </w:r>
-          </w:hyperlink>
-        </w:p>
-        <w:p>
-          <w:pPr>
-            <w:pStyle w:val="TOC2"/>
-            <w:tabs>
-              <w:tab w:val="right" w:leader="dot" w:pos="10790"/>
-            </w:tabs>
-            <w:rPr>
-              <w:rFonts w:eastAsiaTheme="minorEastAsia"/>
-              <w:noProof/>
-              <w:lang w:val="en-NG" w:eastAsia="en-NG"/>
-            </w:rPr>
-          </w:pPr>
-          <w:hyperlink w:anchor="_Toc146612395" w:history="1">
-            <w:r>
-              <w:rPr>
-                <w:rStyle w:val="Hyperlink"/>
-                <w:noProof/>
-              </w:rPr>
-              <w:t>Screenshots</w:t>
-            </w:r>
-            <w:r>
-              <w:rPr>
-                <w:noProof/>
-                <w:webHidden/>
-              </w:rPr>
-              <w:tab/>
-            </w:r>
-            <w:r>
-              <w:rPr>
-                <w:noProof/>
-                <w:webHidden/>
-              </w:rPr>
-              <w:fldChar w:fldCharType="begin"/>
-            </w:r>
-            <w:r>
-              <w:rPr>
-                <w:noProof/>
-                <w:webHidden/>
-              </w:rPr>
-              <w:instrText xml:space="preserve"> PAGEREF _Toc146612395 \h </w:instrText>
-            </w:r>
-            <w:r>
-              <w:rPr>
-                <w:noProof/>
-                <w:webHidden/>
-              </w:rPr>
-            </w:r>
-            <w:r>
-              <w:rPr>
-                <w:noProof/>
-                <w:webHidden/>
-              </w:rPr>
-              <w:fldChar w:fldCharType="separate"/>
-            </w:r>
-            <w:r>
-              <w:rPr>
-                <w:noProof/>
-                <w:webHidden/>
-              </w:rPr>
-              <w:t>6</w:t>
-            </w:r>
-            <w:r>
-              <w:rPr>
-                <w:noProof/>
-                <w:webHidden/>
-              </w:rPr>
-              <w:fldChar w:fldCharType="end"/>
-            </w:r>
-          </w:hyperlink>
-        </w:p>
-        <w:p>
-          <w:pPr>
-            <w:pStyle w:val="TOC2"/>
-            <w:tabs>
-              <w:tab w:val="right" w:leader="dot" w:pos="10790"/>
-            </w:tabs>
-            <w:rPr>
-              <w:rFonts w:eastAsiaTheme="minorEastAsia"/>
-              <w:noProof/>
-              <w:lang w:val="en-NG" w:eastAsia="en-NG"/>
-            </w:rPr>
-          </w:pPr>
-          <w:hyperlink w:anchor="_Toc146612396" w:history="1">
-            <w:r>
-              <w:rPr>
-                <w:rStyle w:val="Hyperlink"/>
-                <w:noProof/>
-              </w:rPr>
-              <w:t>Acknowledgments</w:t>
-            </w:r>
-            <w:r>
-              <w:rPr>
-                <w:noProof/>
-                <w:webHidden/>
-              </w:rPr>
-              <w:tab/>
-            </w:r>
-            <w:r>
-              <w:rPr>
-                <w:noProof/>
-                <w:webHidden/>
-              </w:rPr>
-              <w:fldChar w:fldCharType="begin"/>
-            </w:r>
-            <w:r>
-              <w:rPr>
-                <w:noProof/>
-                <w:webHidden/>
-              </w:rPr>
-              <w:instrText xml:space="preserve"> PAGEREF _Toc146612396 \h </w:instrText>
-            </w:r>
-            <w:r>
-              <w:rPr>
-                <w:noProof/>
-                <w:webHidden/>
-              </w:rPr>
-            </w:r>
-            <w:r>
-              <w:rPr>
-                <w:noProof/>
-                <w:webHidden/>
-              </w:rPr>
-              <w:fldChar w:fldCharType="separate"/>
-            </w:r>
-            <w:r>
-              <w:rPr>
-                <w:noProof/>
-                <w:webHidden/>
-              </w:rPr>
-              <w:t>6</w:t>
+              <w:t>10</w:t>
             </w:r>
             <w:r>
               <w:rPr>
@@ -7196,12 +7056,13 @@
     <w:p>
       <w:pPr>
         <w:pStyle w:val="Heading1"/>
+        <w:jc w:val="center"/>
         <w:rPr>
           <w:b/>
           <w:bCs/>
         </w:rPr>
       </w:pPr>
-      <w:bookmarkStart w:id="0" w:name="_Toc146612311"/>
+      <w:bookmarkStart w:id="0" w:name="_Toc146806421"/>
       <w:r>
         <w:rPr>
           <w:b/>
@@ -7212,56 +7073,808 @@
       </w:r>
       <w:bookmarkEnd w:id="0"/>
     </w:p>
+    <w:p/>
     <w:p>
       <w:pPr>
         <w:pStyle w:val="Heading2"/>
       </w:pPr>
-      <w:bookmarkStart w:id="1" w:name="_Toc146612312"/>
+      <w:bookmarkStart w:id="1" w:name="_Toc146806422"/>
       <w:r>
         <w:t>Project Overview</w:t>
       </w:r>
       <w:bookmarkEnd w:id="1"/>
     </w:p>
+    <w:p>
+      <w:r>
+        <w:t>The "</w:t>
+      </w:r>
+      <w:proofErr w:type="spellStart"/>
+      <w:r>
+        <w:t>FreshFold</w:t>
+      </w:r>
+      <w:proofErr w:type="spellEnd"/>
+      <w:r>
+        <w:t xml:space="preserve">" project represents a cutting-edge solution in the realm of laundry services, designed to simplify and enhance the way laundry is managed and booked. </w:t>
+      </w:r>
+      <w:proofErr w:type="spellStart"/>
+      <w:r>
+        <w:t>FreshFold</w:t>
+      </w:r>
+      <w:proofErr w:type="spellEnd"/>
+      <w:r>
+        <w:t xml:space="preserve"> is a web-based application that serves as a comprehensive and user-friendly platform for individuals and businesses to conveniently schedule and track their laundry needs.</w:t>
+      </w:r>
+    </w:p>
+    <w:p/>
+    <w:p>
+      <w:pPr>
+        <w:rPr>
+          <w:b/>
+          <w:bCs/>
+        </w:rPr>
+      </w:pPr>
+      <w:r>
+        <w:rPr>
+          <w:b/>
+          <w:bCs/>
+        </w:rPr>
+        <w:t>Significance and Relevance</w:t>
+      </w:r>
+    </w:p>
+    <w:p>
+      <w:r>
+        <w:t xml:space="preserve">Laundry services are an integral part of our daily lives, and the need for efficiency and convenience in managing laundry has never been more pronounced. </w:t>
+      </w:r>
+      <w:proofErr w:type="spellStart"/>
+      <w:r>
+        <w:t>FreshFold</w:t>
+      </w:r>
+      <w:proofErr w:type="spellEnd"/>
+      <w:r>
+        <w:t xml:space="preserve"> addresses this demand by offering a streamlined and technologically advanced platform that brings together customers and laundry service providers. This project holds significant relevance for several reasons:</w:t>
+      </w:r>
+    </w:p>
+    <w:p/>
+    <w:p>
+      <w:r>
+        <w:t xml:space="preserve">1. </w:t>
+      </w:r>
+      <w:r>
+        <w:rPr>
+          <w:b/>
+          <w:bCs/>
+        </w:rPr>
+        <w:t>Efficiency and Convenience</w:t>
+      </w:r>
+      <w:r>
+        <w:t xml:space="preserve">: </w:t>
+      </w:r>
+      <w:proofErr w:type="spellStart"/>
+      <w:r>
+        <w:t>FreshFold</w:t>
+      </w:r>
+      <w:proofErr w:type="spellEnd"/>
+      <w:r>
+        <w:t xml:space="preserve"> empowers users to book laundry services from the comfort of their homes or offices, eliminating the need for time-consuming visits to physical laundromats. It streamlines the entire laundry process, from scheduling pick-ups to delivery.</w:t>
+      </w:r>
+    </w:p>
+    <w:p>
+      <w:r>
+        <w:t xml:space="preserve">2. </w:t>
+      </w:r>
+      <w:r>
+        <w:rPr>
+          <w:b/>
+          <w:bCs/>
+        </w:rPr>
+        <w:t>Optimized Resource Utilization:</w:t>
+      </w:r>
+      <w:r>
+        <w:t xml:space="preserve"> For laundry service providers, </w:t>
+      </w:r>
+      <w:proofErr w:type="spellStart"/>
+      <w:r>
+        <w:t>FreshFold</w:t>
+      </w:r>
+      <w:proofErr w:type="spellEnd"/>
+      <w:r>
+        <w:t xml:space="preserve"> offers a powerful tool to manage and optimize their operations efficiently. It helps reduce idle times, improve resource allocation, and enhance customer service.</w:t>
+      </w:r>
+    </w:p>
+    <w:p>
+      <w:r>
+        <w:t xml:space="preserve">3. </w:t>
+      </w:r>
+      <w:r>
+        <w:rPr>
+          <w:b/>
+          <w:bCs/>
+        </w:rPr>
+        <w:t>Sustainability:</w:t>
+      </w:r>
+      <w:r>
+        <w:t xml:space="preserve"> By enabling efficient route planning and scheduling, </w:t>
+      </w:r>
+      <w:proofErr w:type="spellStart"/>
+      <w:r>
+        <w:t>FreshFold</w:t>
+      </w:r>
+      <w:proofErr w:type="spellEnd"/>
+      <w:r>
+        <w:t xml:space="preserve"> contributes to reducing the environmental footprint associated with laundry services. This aligns with the growing demand for eco-friendly solutions.</w:t>
+      </w:r>
+    </w:p>
+    <w:p>
+      <w:r>
+        <w:t xml:space="preserve">4. </w:t>
+      </w:r>
+      <w:r>
+        <w:rPr>
+          <w:b/>
+          <w:bCs/>
+        </w:rPr>
+        <w:t>Technological Advancements:</w:t>
+      </w:r>
+      <w:r>
+        <w:t xml:space="preserve"> </w:t>
+      </w:r>
+      <w:r>
+        <w:t>The project showcases the application of modern web development technologies and best practices in creating a user-centric and feature-rich application.</w:t>
+      </w:r>
+    </w:p>
+    <w:p/>
+    <w:p>
+      <w:pPr>
+        <w:rPr>
+          <w:b/>
+          <w:bCs/>
+        </w:rPr>
+      </w:pPr>
+      <w:r>
+        <w:rPr>
+          <w:b/>
+          <w:bCs/>
+        </w:rPr>
+        <w:t>Primary Function:</w:t>
+      </w:r>
+    </w:p>
+    <w:p>
+      <w:proofErr w:type="spellStart"/>
+      <w:r>
+        <w:t>FreshFold's</w:t>
+      </w:r>
+      <w:proofErr w:type="spellEnd"/>
+      <w:r>
+        <w:t xml:space="preserve"> primary function is to act as a laundry booking system web application. It seamlessly connects users in need of laundry services with local laundry service providers. Key features and functionalities include:</w:t>
+      </w:r>
+    </w:p>
+    <w:p/>
+    <w:p>
+      <w:r>
+        <w:t>- User registration and profiles.</w:t>
+      </w:r>
+    </w:p>
+    <w:p>
+      <w:r>
+        <w:t>- Booking and scheduling of laundry pick-ups and deliveries.</w:t>
+      </w:r>
+    </w:p>
+    <w:p>
+      <w:r>
+        <w:t>- Real-time tracking of laundry orders.</w:t>
+      </w:r>
+    </w:p>
+    <w:p>
+      <w:r>
+        <w:t>- Secure payment processing.</w:t>
+      </w:r>
+    </w:p>
+    <w:p>
+      <w:r>
+        <w:t>- User reviews and ratings for service providers.</w:t>
+      </w:r>
+    </w:p>
+    <w:p>
+      <w:r>
+        <w:t>- Administrative tools for laundry businesses to manage orders and optimize routes.</w:t>
+      </w:r>
+    </w:p>
+    <w:p/>
+    <w:p>
+      <w:r>
+        <w:t xml:space="preserve">In summary, </w:t>
+      </w:r>
+      <w:proofErr w:type="spellStart"/>
+      <w:r>
+        <w:t>FreshFold</w:t>
+      </w:r>
+      <w:proofErr w:type="spellEnd"/>
+      <w:r>
+        <w:t xml:space="preserve"> addresses a critical need in modern laundry management by providing a digital platform that is accessible, efficient, and environmentally conscious. This documentation will delve into the various aspects of the </w:t>
+      </w:r>
+      <w:r>
+        <w:lastRenderedPageBreak/>
+        <w:t xml:space="preserve">project, from its architecture and implementation to its user interface and deployment, to offer a comprehensive understanding of </w:t>
+      </w:r>
+      <w:proofErr w:type="spellStart"/>
+      <w:r>
+        <w:t>FreshFold's</w:t>
+      </w:r>
+      <w:proofErr w:type="spellEnd"/>
+      <w:r>
+        <w:t xml:space="preserve"> capabilities and its potential to revolutionize the laundry industry.</w:t>
+      </w:r>
+    </w:p>
+    <w:p/>
+    <w:p/>
     <w:p>
       <w:pPr>
         <w:pStyle w:val="Heading2"/>
       </w:pPr>
-      <w:bookmarkStart w:id="2" w:name="_Toc146612313"/>
+      <w:bookmarkStart w:id="2" w:name="_Toc146806423"/>
       <w:r>
         <w:t>Purpose and Objectives</w:t>
       </w:r>
       <w:bookmarkEnd w:id="2"/>
     </w:p>
+    <w:p>
+      <w:r>
+        <w:t>The initiation of the "</w:t>
+      </w:r>
+      <w:proofErr w:type="spellStart"/>
+      <w:r>
+        <w:t>FreshFold</w:t>
+      </w:r>
+      <w:proofErr w:type="spellEnd"/>
+      <w:r>
+        <w:t xml:space="preserve">" project was driven by a recognition of the existing challenges and inefficiencies within the laundry service industry. Our team identified several key problems and sought to address them through the development of this web-based laundry booking system. The core issues and challenges that </w:t>
+      </w:r>
+      <w:proofErr w:type="spellStart"/>
+      <w:r>
+        <w:t>FreshFold</w:t>
+      </w:r>
+      <w:proofErr w:type="spellEnd"/>
+      <w:r>
+        <w:t xml:space="preserve"> aims to tackle are as follows:</w:t>
+      </w:r>
+    </w:p>
+    <w:p/>
+    <w:p>
+      <w:r>
+        <w:t xml:space="preserve">1. </w:t>
+      </w:r>
+      <w:r>
+        <w:rPr>
+          <w:b/>
+          <w:bCs/>
+        </w:rPr>
+        <w:t>Inefficient Laundry Management:</w:t>
+      </w:r>
+    </w:p>
+    <w:p>
+      <w:r>
+        <w:t xml:space="preserve">   - Problem:</w:t>
+      </w:r>
+      <w:r>
+        <w:t xml:space="preserve"> </w:t>
+      </w:r>
+      <w:r>
+        <w:t>Traditional laundry management often involves manual processes, including in-person visits to laundromats, leading to inefficiencies, wasted time, and potential service delays.</w:t>
+      </w:r>
+    </w:p>
+    <w:p>
+      <w:r>
+        <w:t xml:space="preserve">   - Solution: </w:t>
+      </w:r>
+      <w:proofErr w:type="spellStart"/>
+      <w:r>
+        <w:t>FreshFold</w:t>
+      </w:r>
+      <w:proofErr w:type="spellEnd"/>
+      <w:r>
+        <w:t xml:space="preserve"> automates and streamlines laundry booking, scheduling, and tracking, eliminating the need for physical presence and enabling customers to manage their laundry efficiently.</w:t>
+      </w:r>
+    </w:p>
+    <w:p/>
+    <w:p>
+      <w:r>
+        <w:t xml:space="preserve">2. </w:t>
+      </w:r>
+      <w:r>
+        <w:rPr>
+          <w:b/>
+          <w:bCs/>
+        </w:rPr>
+        <w:t>Lack of Transparency:</w:t>
+      </w:r>
+    </w:p>
+    <w:p>
+      <w:r>
+        <w:t xml:space="preserve">   - Problem: Users often have limited visibility into the status and progress of their laundry orders, resulting in frustration and uncertainty.</w:t>
+      </w:r>
+    </w:p>
+    <w:p>
+      <w:r>
+        <w:t xml:space="preserve">   - Solution: </w:t>
+      </w:r>
+      <w:proofErr w:type="spellStart"/>
+      <w:r>
+        <w:t>FreshFold</w:t>
+      </w:r>
+      <w:proofErr w:type="spellEnd"/>
+      <w:r>
+        <w:t xml:space="preserve"> offers real-time order tracking, providing users with transparent and up-to-date information about the location and status of their laundry, enhancing their overall experience.</w:t>
+      </w:r>
+    </w:p>
+    <w:p/>
+    <w:p>
+      <w:r>
+        <w:t xml:space="preserve">3. </w:t>
+      </w:r>
+      <w:r>
+        <w:rPr>
+          <w:b/>
+          <w:bCs/>
+        </w:rPr>
+        <w:t>Resource Underutilization for Service Providers:</w:t>
+      </w:r>
+    </w:p>
+    <w:p>
+      <w:r>
+        <w:t xml:space="preserve">   - </w:t>
+      </w:r>
+      <w:r>
+        <w:rPr>
+          <w:bCs/>
+        </w:rPr>
+        <w:t>Problem:</w:t>
+      </w:r>
+      <w:r>
+        <w:t xml:space="preserve"> Laundry service providers may face challenges in optimizing their resources, leading to inefficient operations, wasted time, and increased costs.</w:t>
+      </w:r>
+    </w:p>
+    <w:p>
+      <w:r>
+        <w:t xml:space="preserve">   - </w:t>
+      </w:r>
+      <w:r>
+        <w:t>Solution</w:t>
+      </w:r>
+      <w:r>
+        <w:rPr>
+          <w:b/>
+          <w:bCs/>
+        </w:rPr>
+        <w:t>:</w:t>
+      </w:r>
+      <w:r>
+        <w:t xml:space="preserve"> </w:t>
+      </w:r>
+      <w:proofErr w:type="spellStart"/>
+      <w:r>
+        <w:t>FreshFold</w:t>
+      </w:r>
+      <w:proofErr w:type="spellEnd"/>
+      <w:r>
+        <w:t xml:space="preserve"> provides tools for service providers to efficiently manage their orders, optimize routes, and reduce idle times, ultimately enhancing their operational efficiency.</w:t>
+      </w:r>
+    </w:p>
+    <w:p/>
+    <w:p>
+      <w:r>
+        <w:t xml:space="preserve">4. </w:t>
+      </w:r>
+      <w:r>
+        <w:rPr>
+          <w:b/>
+          <w:bCs/>
+        </w:rPr>
+        <w:t>Environmental Impact:</w:t>
+      </w:r>
+    </w:p>
+    <w:p>
+      <w:r>
+        <w:t xml:space="preserve">   - Problem: The laundry industry can have a significant environmental footprint due to inefficient routes and resource utilization.</w:t>
+      </w:r>
+    </w:p>
+    <w:p>
+      <w:r>
+        <w:t xml:space="preserve">   - Solution: </w:t>
+      </w:r>
+      <w:proofErr w:type="spellStart"/>
+      <w:r>
+        <w:t>FreshFold's</w:t>
+      </w:r>
+      <w:proofErr w:type="spellEnd"/>
+      <w:r>
+        <w:t xml:space="preserve"> route optimization and efficient scheduling contribute to a reduction in the environmental impact of laundry services by minimizing fuel consumption and emissions.</w:t>
+      </w:r>
+    </w:p>
+    <w:p/>
+    <w:p>
+      <w:r>
+        <w:t xml:space="preserve">5. </w:t>
+      </w:r>
+      <w:r>
+        <w:rPr>
+          <w:b/>
+          <w:bCs/>
+        </w:rPr>
+        <w:t>Customer Convenience:</w:t>
+      </w:r>
+    </w:p>
+    <w:p>
+      <w:r>
+        <w:t xml:space="preserve">   - Problem: Customers often struggle with finding and booking reliable laundry services that align with their schedules.</w:t>
+      </w:r>
+    </w:p>
+    <w:p>
+      <w:r>
+        <w:lastRenderedPageBreak/>
+        <w:t xml:space="preserve">   - Solution:</w:t>
+      </w:r>
+      <w:r>
+        <w:t xml:space="preserve"> </w:t>
+      </w:r>
+      <w:r>
+        <w:t xml:space="preserve"> </w:t>
+      </w:r>
+      <w:proofErr w:type="spellStart"/>
+      <w:r>
+        <w:t>FreshFold</w:t>
+      </w:r>
+      <w:proofErr w:type="spellEnd"/>
+      <w:r>
+        <w:t xml:space="preserve"> offers a user-friendly platform for customers to conveniently book laundry services, with flexible scheduling options and reliable service providers.</w:t>
+      </w:r>
+    </w:p>
+    <w:p/>
+    <w:p/>
+    <w:p>
+      <w:pPr>
+        <w:rPr>
+          <w:b/>
+          <w:bCs/>
+        </w:rPr>
+      </w:pPr>
+      <w:r>
+        <w:rPr>
+          <w:b/>
+          <w:bCs/>
+        </w:rPr>
+        <w:t>Specific Objectives and Goals:</w:t>
+      </w:r>
+    </w:p>
+    <w:p>
+      <w:r>
+        <w:t xml:space="preserve">In alignment with these identified challenges, the objectives and goals of the </w:t>
+      </w:r>
+      <w:proofErr w:type="spellStart"/>
+      <w:r>
+        <w:t>FreshFold</w:t>
+      </w:r>
+      <w:proofErr w:type="spellEnd"/>
+      <w:r>
+        <w:t xml:space="preserve"> project are as follows:</w:t>
+      </w:r>
+    </w:p>
+    <w:p/>
+    <w:p>
+      <w:r>
+        <w:t xml:space="preserve">1. </w:t>
+      </w:r>
+      <w:r>
+        <w:rPr>
+          <w:b/>
+          <w:bCs/>
+        </w:rPr>
+        <w:t>Efficiency Enhancement:</w:t>
+      </w:r>
+      <w:r>
+        <w:t xml:space="preserve"> Develop a web application that streamlines the laundry booking process, reducing the time and effort required by both users and service providers.</w:t>
+      </w:r>
+    </w:p>
+    <w:p>
+      <w:r>
+        <w:t xml:space="preserve">2. </w:t>
+      </w:r>
+      <w:r>
+        <w:rPr>
+          <w:b/>
+          <w:bCs/>
+        </w:rPr>
+        <w:t>Transparency:</w:t>
+      </w:r>
+      <w:r>
+        <w:t xml:space="preserve"> Implement real-time order tracking to provide users with full visibility into the status and location of their laundry, enhancing trust and satisfaction.</w:t>
+      </w:r>
+    </w:p>
+    <w:p>
+      <w:r>
+        <w:t xml:space="preserve">3. </w:t>
+      </w:r>
+      <w:r>
+        <w:rPr>
+          <w:b/>
+          <w:bCs/>
+        </w:rPr>
+        <w:t>Resource Optimization:</w:t>
+      </w:r>
+      <w:r>
+        <w:t xml:space="preserve"> Create tools for laundry service providers to optimize their routes and schedules, minimizing idle times and reducing operational costs.</w:t>
+      </w:r>
+    </w:p>
+    <w:p>
+      <w:r>
+        <w:t xml:space="preserve">4. </w:t>
+      </w:r>
+      <w:r>
+        <w:rPr>
+          <w:b/>
+          <w:bCs/>
+        </w:rPr>
+        <w:t>Environmental Impact Reduction:</w:t>
+      </w:r>
+      <w:r>
+        <w:t xml:space="preserve"> </w:t>
+      </w:r>
+      <w:r>
+        <w:t>Develop algorithms and features that promote sustainable practices by optimizing routes and minimizing environmental impact.</w:t>
+      </w:r>
+    </w:p>
+    <w:p>
+      <w:r>
+        <w:t xml:space="preserve">5. </w:t>
+      </w:r>
+      <w:r>
+        <w:rPr>
+          <w:b/>
+          <w:bCs/>
+        </w:rPr>
+        <w:t>User Convenience:</w:t>
+      </w:r>
+      <w:r>
+        <w:t xml:space="preserve"> Offer a user-centric interface with intuitive booking and scheduling options, ensuring a seamless and convenient experience for all users.</w:t>
+      </w:r>
+    </w:p>
+    <w:p>
+      <w:r>
+        <w:t xml:space="preserve">By addressing these problems and pursuing these objectives, </w:t>
+      </w:r>
+      <w:proofErr w:type="spellStart"/>
+      <w:r>
+        <w:t>FreshFold</w:t>
+      </w:r>
+      <w:proofErr w:type="spellEnd"/>
+      <w:r>
+        <w:t xml:space="preserve"> aims to transform the laundry service industry, making it more efficient, sustainable, and user-friendly. Through this project, we aspire to contribute to the well-being of both customers and laundry service providers while aligning with modern technology and environmental sustainability goals.</w:t>
+      </w:r>
+    </w:p>
+    <w:p/>
     <w:p>
       <w:pPr>
         <w:pStyle w:val="Heading2"/>
       </w:pPr>
-      <w:bookmarkStart w:id="3" w:name="_Toc146612314"/>
-      <w:r>
-        <w:t>Scope</w:t>
+      <w:bookmarkStart w:id="3" w:name="_Toc146806424"/>
+      <w:r>
+        <w:t>Audience</w:t>
       </w:r>
       <w:bookmarkEnd w:id="3"/>
     </w:p>
     <w:p>
       <w:pPr>
-        <w:pStyle w:val="Heading2"/>
+        <w:rPr>
+          <w:b/>
+          <w:bCs/>
+        </w:rPr>
       </w:pPr>
-      <w:bookmarkStart w:id="4" w:name="_Toc146612315"/>
-      <w:r>
-        <w:t>Audience</w:t>
-      </w:r>
-      <w:bookmarkEnd w:id="4"/>
-    </w:p>
+      <w:r>
+        <w:rPr>
+          <w:b/>
+          <w:bCs/>
+        </w:rPr>
+        <w:t xml:space="preserve">Target Audience for </w:t>
+      </w:r>
+      <w:proofErr w:type="spellStart"/>
+      <w:r>
+        <w:rPr>
+          <w:b/>
+          <w:bCs/>
+        </w:rPr>
+        <w:t>FreshFold</w:t>
+      </w:r>
+      <w:proofErr w:type="spellEnd"/>
+      <w:r>
+        <w:rPr>
+          <w:b/>
+          <w:bCs/>
+        </w:rPr>
+        <w:t xml:space="preserve"> Documentation:</w:t>
+      </w:r>
+    </w:p>
+    <w:p>
+      <w:r>
+        <w:t xml:space="preserve">The documentation for </w:t>
+      </w:r>
+      <w:proofErr w:type="spellStart"/>
+      <w:r>
+        <w:t>FreshFold</w:t>
+      </w:r>
+      <w:proofErr w:type="spellEnd"/>
+      <w:r>
+        <w:t>, the laundry booking system web app, is intended to cater to a diverse audience, each with varying levels of technical expertise and interests. Identifying the target audience is crucial for tailoring the documentation to their specific needs and ensuring its effectiveness. Here's a breakdown of the primary target audiences for this documentation:</w:t>
+      </w:r>
+    </w:p>
+    <w:p/>
+    <w:p>
+      <w:r>
+        <w:t xml:space="preserve">1. </w:t>
+      </w:r>
+      <w:r>
+        <w:rPr>
+          <w:b/>
+          <w:bCs/>
+        </w:rPr>
+        <w:t>Technical Stakeholders</w:t>
+      </w:r>
+      <w:r>
+        <w:rPr>
+          <w:b/>
+          <w:bCs/>
+        </w:rPr>
+        <w:t>:</w:t>
+      </w:r>
+    </w:p>
+    <w:p>
+      <w:r>
+        <w:t xml:space="preserve">   - Developers: Developers involved in the creation, maintenance, and enhancement of </w:t>
+      </w:r>
+      <w:proofErr w:type="spellStart"/>
+      <w:r>
+        <w:t>FreshFold</w:t>
+      </w:r>
+      <w:proofErr w:type="spellEnd"/>
+      <w:r>
+        <w:t xml:space="preserve"> will benefit from detailed technical information. This includes insights into the system architecture, codebase, database schema, and deployment procedures.</w:t>
+      </w:r>
+    </w:p>
+    <w:p>
+      <w:r>
+        <w:t xml:space="preserve">   - System Administrators: System administrators responsible for deploying, configuring, and maintaining the web application on servers or hosting platforms will find information on deployment, server requirements, and system administration procedures useful.</w:t>
+      </w:r>
+    </w:p>
+    <w:p>
+      <w:r>
+        <w:t xml:space="preserve">   - Database Administrators: Those responsible for managing the database used by </w:t>
+      </w:r>
+      <w:proofErr w:type="spellStart"/>
+      <w:r>
+        <w:t>FreshFold</w:t>
+      </w:r>
+      <w:proofErr w:type="spellEnd"/>
+      <w:r>
+        <w:t xml:space="preserve"> will benefit from documentation on the database schema, data models, and backup/restore procedures.</w:t>
+      </w:r>
+    </w:p>
+    <w:p>
+      <w:r>
+        <w:lastRenderedPageBreak/>
+        <w:t xml:space="preserve">   - Quality Assurance/Testers: QA professionals and testers who are responsible for validating the functionality and performance of </w:t>
+      </w:r>
+      <w:proofErr w:type="spellStart"/>
+      <w:r>
+        <w:t>FreshFold</w:t>
+      </w:r>
+      <w:proofErr w:type="spellEnd"/>
+      <w:r>
+        <w:t xml:space="preserve"> will require detailed information about testing procedures, test cases, and expected results.</w:t>
+      </w:r>
+    </w:p>
+    <w:p/>
+    <w:p>
+      <w:r>
+        <w:t xml:space="preserve">2. </w:t>
+      </w:r>
+      <w:r>
+        <w:rPr>
+          <w:b/>
+          <w:bCs/>
+        </w:rPr>
+        <w:t>Non-Technical Stakeholders:</w:t>
+      </w:r>
+    </w:p>
+    <w:p>
+      <w:r>
+        <w:t xml:space="preserve">   - End Users: End users, including individual consumers and businesses, who intend to use </w:t>
+      </w:r>
+      <w:proofErr w:type="spellStart"/>
+      <w:r>
+        <w:t>FreshFold</w:t>
+      </w:r>
+      <w:proofErr w:type="spellEnd"/>
+      <w:r>
+        <w:t xml:space="preserve"> for booking laundry services will benefit from user manuals and guides that explain how to navigate and utilize the web application effectively. This may include instructions on creating accounts, booking services, and tracking orders.</w:t>
+      </w:r>
+    </w:p>
+    <w:p>
+      <w:r>
+        <w:t xml:space="preserve">   -</w:t>
+      </w:r>
+      <w:r>
+        <w:t xml:space="preserve"> </w:t>
+      </w:r>
+      <w:r>
+        <w:t xml:space="preserve">Business Owners and Managers: Owners and managers of laundry service businesses that plan to integrate </w:t>
+      </w:r>
+      <w:proofErr w:type="spellStart"/>
+      <w:r>
+        <w:t>FreshFold</w:t>
+      </w:r>
+      <w:proofErr w:type="spellEnd"/>
+      <w:r>
+        <w:t xml:space="preserve"> into their operations will require information on how to set up and manage their profiles, optimize routes, and review customer feedback.</w:t>
+      </w:r>
+    </w:p>
+    <w:p>
+      <w:r>
+        <w:t xml:space="preserve">   - Project Stakeholders: Project stakeholders, such as project advisors, evaluators, or investors, who may not have deep technical expertise but need to understand the project's goals, significance, and outcomes for evaluation purposes.</w:t>
+      </w:r>
+    </w:p>
+    <w:p/>
     <w:p>
       <w:pPr>
-        <w:pStyle w:val="Heading2"/>
+        <w:rPr>
+          <w:b/>
+          <w:bCs/>
+        </w:rPr>
       </w:pPr>
-      <w:bookmarkStart w:id="5" w:name="_Toc146612316"/>
-      <w:r>
-        <w:t>Document Structure</w:t>
-      </w:r>
-      <w:bookmarkEnd w:id="5"/>
-    </w:p>
+      <w:r>
+        <w:rPr>
+          <w:b/>
+          <w:bCs/>
+        </w:rPr>
+        <w:t>Distinguishing Between Technical and Non-Technical Stakeholders:</w:t>
+      </w:r>
+    </w:p>
+    <w:p>
+      <w:r>
+        <w:t>It's important to distinguish between technical and non-technical stakeholders to cater to their specific needs:</w:t>
+      </w:r>
+    </w:p>
+    <w:p/>
+    <w:p>
+      <w:r>
+        <w:t>- Technical stakeholders, including developers, administrators, and testers, will require in-depth technical documentation, including code explanations, architecture diagrams, and technical specifications.</w:t>
+      </w:r>
+    </w:p>
+    <w:p>
+      <w:r>
+        <w:t>- Non-technical stakeholders, such as end users, business owners, and project evaluators, will benefit from user-friendly guides, user manuals, and high-level explanations of the web app's features and benefits. They may not be interested in technical details but need practical guidance on using the application effectively.</w:t>
+      </w:r>
+    </w:p>
+    <w:p>
+      <w:r>
+        <w:t xml:space="preserve">By recognizing and addressing the unique needs and interests of both technical and non-technical stakeholders, the documentation for </w:t>
+      </w:r>
+      <w:proofErr w:type="spellStart"/>
+      <w:r>
+        <w:t>FreshFold</w:t>
+      </w:r>
+      <w:proofErr w:type="spellEnd"/>
+      <w:r>
+        <w:t xml:space="preserve"> can serve as a valuable resource for a wide range of individuals involved in or affected by the project. This approach ensures that all stakeholders can derive maximum value from the documentation, leading to a more successful project overall.</w:t>
+      </w:r>
+    </w:p>
+    <w:p/>
+    <w:p/>
+    <w:p/>
+    <w:p/>
+    <w:p/>
+    <w:p/>
+    <w:p/>
+    <w:p/>
+    <w:p/>
+    <w:p/>
     <w:p/>
     <w:p>
       <w:pPr>
@@ -7271,55 +7884,56 @@
           <w:bCs/>
         </w:rPr>
       </w:pPr>
-      <w:bookmarkStart w:id="6" w:name="_Toc146612317"/>
+      <w:bookmarkStart w:id="4" w:name="_Toc146806425"/>
       <w:r>
         <w:rPr>
           <w:b/>
           <w:bCs/>
         </w:rPr>
+        <w:lastRenderedPageBreak/>
         <w:t>Requirements Analysis</w:t>
       </w:r>
-      <w:bookmarkEnd w:id="6"/>
+      <w:bookmarkEnd w:id="4"/>
     </w:p>
     <w:p>
       <w:pPr>
         <w:pStyle w:val="Heading2"/>
       </w:pPr>
-      <w:bookmarkStart w:id="7" w:name="_Toc146612318"/>
+      <w:bookmarkStart w:id="5" w:name="_Toc146806426"/>
       <w:r>
         <w:t>User Stories and Use Cases</w:t>
       </w:r>
-      <w:bookmarkEnd w:id="7"/>
+      <w:bookmarkEnd w:id="5"/>
     </w:p>
     <w:p>
       <w:pPr>
         <w:pStyle w:val="Heading2"/>
       </w:pPr>
-      <w:bookmarkStart w:id="8" w:name="_Toc146612319"/>
+      <w:bookmarkStart w:id="6" w:name="_Toc146806427"/>
       <w:r>
         <w:t>Functional Requirements</w:t>
       </w:r>
-      <w:bookmarkEnd w:id="8"/>
+      <w:bookmarkEnd w:id="6"/>
     </w:p>
     <w:p>
       <w:pPr>
         <w:pStyle w:val="Heading2"/>
       </w:pPr>
-      <w:bookmarkStart w:id="9" w:name="_Toc146612320"/>
+      <w:bookmarkStart w:id="7" w:name="_Toc146806428"/>
       <w:r>
         <w:t>Non-functional Requirements</w:t>
       </w:r>
-      <w:bookmarkEnd w:id="9"/>
+      <w:bookmarkEnd w:id="7"/>
     </w:p>
     <w:p>
       <w:pPr>
         <w:pStyle w:val="Heading2"/>
       </w:pPr>
-      <w:bookmarkStart w:id="10" w:name="_Toc146612321"/>
+      <w:bookmarkStart w:id="8" w:name="_Toc146806429"/>
       <w:r>
         <w:t>Data Model</w:t>
       </w:r>
-      <w:bookmarkEnd w:id="10"/>
+      <w:bookmarkEnd w:id="8"/>
     </w:p>
     <w:p/>
     <w:p>
@@ -7330,7 +7944,7 @@
           <w:bCs/>
         </w:rPr>
       </w:pPr>
-      <w:bookmarkStart w:id="11" w:name="_Toc146612322"/>
+      <w:bookmarkStart w:id="9" w:name="_Toc146806430"/>
       <w:r>
         <w:rPr>
           <w:b/>
@@ -7338,47 +7952,47 @@
         </w:rPr>
         <w:t>System Architecture</w:t>
       </w:r>
-      <w:bookmarkEnd w:id="11"/>
+      <w:bookmarkEnd w:id="9"/>
     </w:p>
     <w:p>
       <w:pPr>
         <w:pStyle w:val="Heading2"/>
       </w:pPr>
-      <w:bookmarkStart w:id="12" w:name="_Toc146612323"/>
+      <w:bookmarkStart w:id="10" w:name="_Toc146806431"/>
       <w:r>
         <w:t>High-Level System Architecture</w:t>
       </w:r>
-      <w:bookmarkEnd w:id="12"/>
+      <w:bookmarkEnd w:id="10"/>
     </w:p>
     <w:p>
       <w:pPr>
         <w:pStyle w:val="Heading2"/>
       </w:pPr>
-      <w:bookmarkStart w:id="13" w:name="_Toc146612324"/>
+      <w:bookmarkStart w:id="11" w:name="_Toc146806432"/>
       <w:r>
         <w:t>Frontend Architecture</w:t>
       </w:r>
-      <w:bookmarkEnd w:id="13"/>
+      <w:bookmarkEnd w:id="11"/>
     </w:p>
     <w:p>
       <w:pPr>
         <w:pStyle w:val="Heading2"/>
       </w:pPr>
-      <w:bookmarkStart w:id="14" w:name="_Toc146612325"/>
+      <w:bookmarkStart w:id="12" w:name="_Toc146806433"/>
       <w:r>
         <w:t>Backend Architecture</w:t>
       </w:r>
-      <w:bookmarkEnd w:id="14"/>
+      <w:bookmarkEnd w:id="12"/>
     </w:p>
     <w:p>
       <w:pPr>
         <w:pStyle w:val="Heading2"/>
       </w:pPr>
-      <w:bookmarkStart w:id="15" w:name="_Toc146612326"/>
+      <w:bookmarkStart w:id="13" w:name="_Toc146806434"/>
       <w:r>
         <w:t>Database Architecture</w:t>
       </w:r>
-      <w:bookmarkEnd w:id="15"/>
+      <w:bookmarkEnd w:id="13"/>
     </w:p>
     <w:p>
       <w:pPr>
@@ -7388,7 +8002,7 @@
           <w:bCs/>
         </w:rPr>
       </w:pPr>
-      <w:bookmarkStart w:id="16" w:name="_Toc146612327"/>
+      <w:bookmarkStart w:id="14" w:name="_Toc146806435"/>
       <w:r>
         <w:rPr>
           <w:b/>
@@ -7396,77 +8010,77 @@
         </w:rPr>
         <w:t>Frontend Development</w:t>
       </w:r>
-      <w:bookmarkEnd w:id="16"/>
+      <w:bookmarkEnd w:id="14"/>
     </w:p>
     <w:p>
       <w:pPr>
         <w:pStyle w:val="Heading2"/>
       </w:pPr>
-      <w:bookmarkStart w:id="17" w:name="_Toc146612328"/>
+      <w:bookmarkStart w:id="15" w:name="_Toc146806436"/>
       <w:r>
         <w:t>Technologies and Tools Used</w:t>
       </w:r>
-      <w:bookmarkEnd w:id="17"/>
+      <w:bookmarkEnd w:id="15"/>
     </w:p>
     <w:p>
       <w:pPr>
         <w:pStyle w:val="Heading2"/>
       </w:pPr>
-      <w:bookmarkStart w:id="18" w:name="_Toc146612329"/>
+      <w:bookmarkStart w:id="16" w:name="_Toc146806437"/>
       <w:r>
         <w:t>User Interface Design</w:t>
       </w:r>
-      <w:bookmarkEnd w:id="18"/>
+      <w:bookmarkEnd w:id="16"/>
     </w:p>
     <w:p>
       <w:pPr>
         <w:pStyle w:val="Heading2"/>
       </w:pPr>
-      <w:bookmarkStart w:id="19" w:name="_Toc146612330"/>
+      <w:bookmarkStart w:id="17" w:name="_Toc146806438"/>
       <w:r>
         <w:t>User Registration and Login</w:t>
       </w:r>
-      <w:bookmarkEnd w:id="19"/>
+      <w:bookmarkEnd w:id="17"/>
     </w:p>
     <w:p>
       <w:pPr>
         <w:pStyle w:val="Heading2"/>
       </w:pPr>
-      <w:bookmarkStart w:id="20" w:name="_Toc146612331"/>
+      <w:bookmarkStart w:id="18" w:name="_Toc146806439"/>
       <w:r>
         <w:t>Laundry Booking Interface</w:t>
       </w:r>
-      <w:bookmarkEnd w:id="20"/>
+      <w:bookmarkEnd w:id="18"/>
     </w:p>
     <w:p>
       <w:pPr>
         <w:pStyle w:val="Heading2"/>
       </w:pPr>
-      <w:bookmarkStart w:id="21" w:name="_Toc146612332"/>
+      <w:bookmarkStart w:id="19" w:name="_Toc146806440"/>
       <w:r>
         <w:t>User Profile Management</w:t>
       </w:r>
-      <w:bookmarkEnd w:id="21"/>
+      <w:bookmarkEnd w:id="19"/>
     </w:p>
     <w:p>
       <w:pPr>
         <w:pStyle w:val="Heading2"/>
       </w:pPr>
-      <w:bookmarkStart w:id="22" w:name="_Toc146612333"/>
+      <w:bookmarkStart w:id="20" w:name="_Toc146806441"/>
       <w:r>
         <w:t>Payment Integration</w:t>
       </w:r>
-      <w:bookmarkEnd w:id="22"/>
+      <w:bookmarkEnd w:id="20"/>
     </w:p>
     <w:p>
       <w:pPr>
         <w:pStyle w:val="Heading2"/>
       </w:pPr>
-      <w:bookmarkStart w:id="23" w:name="_Toc146612334"/>
+      <w:bookmarkStart w:id="21" w:name="_Toc146806442"/>
       <w:r>
         <w:t>User Experience (UX) Design</w:t>
       </w:r>
-      <w:bookmarkEnd w:id="23"/>
+      <w:bookmarkEnd w:id="21"/>
     </w:p>
     <w:p>
       <w:pPr>
@@ -7476,7 +8090,7 @@
           <w:bCs/>
         </w:rPr>
       </w:pPr>
-      <w:bookmarkStart w:id="24" w:name="_Toc146612335"/>
+      <w:bookmarkStart w:id="22" w:name="_Toc146806443"/>
       <w:r>
         <w:rPr>
           <w:b/>
@@ -7484,77 +8098,77 @@
         </w:rPr>
         <w:t>Backend Development</w:t>
       </w:r>
-      <w:bookmarkEnd w:id="24"/>
+      <w:bookmarkEnd w:id="22"/>
     </w:p>
     <w:p>
       <w:pPr>
         <w:pStyle w:val="Heading2"/>
       </w:pPr>
-      <w:bookmarkStart w:id="25" w:name="_Toc146612336"/>
+      <w:bookmarkStart w:id="23" w:name="_Toc146806444"/>
       <w:r>
         <w:t>Technologies and Tools Used</w:t>
       </w:r>
-      <w:bookmarkEnd w:id="25"/>
+      <w:bookmarkEnd w:id="23"/>
     </w:p>
     <w:p>
       <w:pPr>
         <w:pStyle w:val="Heading2"/>
       </w:pPr>
-      <w:bookmarkStart w:id="26" w:name="_Toc146612337"/>
+      <w:bookmarkStart w:id="24" w:name="_Toc146806445"/>
       <w:r>
         <w:t>RESTful API Design</w:t>
       </w:r>
-      <w:bookmarkEnd w:id="26"/>
+      <w:bookmarkEnd w:id="24"/>
     </w:p>
     <w:p>
       <w:pPr>
         <w:pStyle w:val="Heading2"/>
       </w:pPr>
-      <w:bookmarkStart w:id="27" w:name="_Toc146612338"/>
+      <w:bookmarkStart w:id="25" w:name="_Toc146806446"/>
       <w:r>
         <w:t>User Authentication and Authorization</w:t>
       </w:r>
-      <w:bookmarkEnd w:id="27"/>
+      <w:bookmarkEnd w:id="25"/>
     </w:p>
     <w:p>
       <w:pPr>
         <w:pStyle w:val="Heading2"/>
       </w:pPr>
-      <w:bookmarkStart w:id="28" w:name="_Toc146612339"/>
+      <w:bookmarkStart w:id="26" w:name="_Toc146806447"/>
       <w:r>
         <w:t>Booking Management</w:t>
       </w:r>
-      <w:bookmarkEnd w:id="28"/>
+      <w:bookmarkEnd w:id="26"/>
     </w:p>
     <w:p>
       <w:pPr>
         <w:pStyle w:val="Heading2"/>
       </w:pPr>
-      <w:bookmarkStart w:id="29" w:name="_Toc146612340"/>
+      <w:bookmarkStart w:id="27" w:name="_Toc146806448"/>
       <w:r>
         <w:t>Admin Functionality</w:t>
       </w:r>
-      <w:bookmarkEnd w:id="29"/>
+      <w:bookmarkEnd w:id="27"/>
     </w:p>
     <w:p>
       <w:pPr>
         <w:pStyle w:val="Heading2"/>
       </w:pPr>
-      <w:bookmarkStart w:id="30" w:name="_Toc146612341"/>
+      <w:bookmarkStart w:id="28" w:name="_Toc146806449"/>
       <w:r>
         <w:t>Data Validation and Security</w:t>
       </w:r>
-      <w:bookmarkEnd w:id="30"/>
+      <w:bookmarkEnd w:id="28"/>
     </w:p>
     <w:p>
       <w:pPr>
         <w:pStyle w:val="Heading2"/>
       </w:pPr>
-      <w:bookmarkStart w:id="31" w:name="_Toc146612342"/>
+      <w:bookmarkStart w:id="29" w:name="_Toc146806450"/>
       <w:r>
         <w:t>Error Handling and Logging</w:t>
       </w:r>
-      <w:bookmarkEnd w:id="31"/>
+      <w:bookmarkEnd w:id="29"/>
     </w:p>
     <w:p/>
     <w:p>
@@ -7565,46 +8179,45 @@
           <w:bCs/>
         </w:rPr>
       </w:pPr>
-      <w:bookmarkStart w:id="32" w:name="_Toc146612343"/>
+      <w:bookmarkStart w:id="30" w:name="_Toc146806451"/>
       <w:r>
         <w:rPr>
           <w:b/>
           <w:bCs/>
         </w:rPr>
-        <w:lastRenderedPageBreak/>
         <w:t>Database Design</w:t>
       </w:r>
-      <w:bookmarkEnd w:id="32"/>
+      <w:bookmarkEnd w:id="30"/>
     </w:p>
     <w:p>
       <w:pPr>
         <w:pStyle w:val="Heading2"/>
       </w:pPr>
-      <w:bookmarkStart w:id="33" w:name="_Toc146612344"/>
+      <w:bookmarkStart w:id="31" w:name="_Toc146806452"/>
       <w:r>
         <w:t>Database Schema</w:t>
       </w:r>
-      <w:bookmarkEnd w:id="33"/>
+      <w:bookmarkEnd w:id="31"/>
     </w:p>
     <w:p>
       <w:pPr>
         <w:pStyle w:val="Heading2"/>
       </w:pPr>
-      <w:bookmarkStart w:id="34" w:name="_Toc146612345"/>
+      <w:bookmarkStart w:id="32" w:name="_Toc146806453"/>
       <w:r>
         <w:t>Entity-Relationship Diagram (ERD)</w:t>
       </w:r>
-      <w:bookmarkEnd w:id="34"/>
+      <w:bookmarkEnd w:id="32"/>
     </w:p>
     <w:p>
       <w:pPr>
         <w:pStyle w:val="Heading2"/>
       </w:pPr>
-      <w:bookmarkStart w:id="35" w:name="_Toc146612346"/>
+      <w:bookmarkStart w:id="33" w:name="_Toc146806454"/>
       <w:r>
         <w:t>Data Migration and Seeding</w:t>
       </w:r>
-      <w:bookmarkEnd w:id="35"/>
+      <w:bookmarkEnd w:id="33"/>
     </w:p>
     <w:p/>
     <w:p>
@@ -7615,55 +8228,56 @@
           <w:bCs/>
         </w:rPr>
       </w:pPr>
-      <w:bookmarkStart w:id="36" w:name="_Toc146612347"/>
+      <w:bookmarkStart w:id="34" w:name="_Toc146806455"/>
       <w:r>
         <w:rPr>
           <w:b/>
           <w:bCs/>
         </w:rPr>
+        <w:lastRenderedPageBreak/>
         <w:t>User Management</w:t>
       </w:r>
-      <w:bookmarkEnd w:id="36"/>
+      <w:bookmarkEnd w:id="34"/>
     </w:p>
     <w:p>
       <w:pPr>
         <w:pStyle w:val="Heading2"/>
       </w:pPr>
-      <w:bookmarkStart w:id="37" w:name="_Toc146612348"/>
+      <w:bookmarkStart w:id="35" w:name="_Toc146806456"/>
       <w:r>
         <w:t>User Registration</w:t>
       </w:r>
-      <w:bookmarkEnd w:id="37"/>
+      <w:bookmarkEnd w:id="35"/>
     </w:p>
     <w:p>
       <w:pPr>
         <w:pStyle w:val="Heading2"/>
       </w:pPr>
-      <w:bookmarkStart w:id="38" w:name="_Toc146612349"/>
+      <w:bookmarkStart w:id="36" w:name="_Toc146806457"/>
       <w:r>
         <w:t>User Authentication</w:t>
       </w:r>
-      <w:bookmarkEnd w:id="38"/>
+      <w:bookmarkEnd w:id="36"/>
     </w:p>
     <w:p>
       <w:pPr>
         <w:pStyle w:val="Heading2"/>
       </w:pPr>
-      <w:bookmarkStart w:id="39" w:name="_Toc146612350"/>
+      <w:bookmarkStart w:id="37" w:name="_Toc146806458"/>
       <w:r>
         <w:t>User Profile Management</w:t>
       </w:r>
-      <w:bookmarkEnd w:id="39"/>
+      <w:bookmarkEnd w:id="37"/>
     </w:p>
     <w:p>
       <w:pPr>
         <w:pStyle w:val="Heading2"/>
       </w:pPr>
-      <w:bookmarkStart w:id="40" w:name="_Toc146612351"/>
+      <w:bookmarkStart w:id="38" w:name="_Toc146806459"/>
       <w:r>
         <w:t>Password Reset Functionality</w:t>
       </w:r>
-      <w:bookmarkEnd w:id="40"/>
+      <w:bookmarkEnd w:id="38"/>
     </w:p>
     <w:p/>
     <w:p>
@@ -7674,7 +8288,7 @@
           <w:bCs/>
         </w:rPr>
       </w:pPr>
-      <w:bookmarkStart w:id="41" w:name="_Toc146612352"/>
+      <w:bookmarkStart w:id="39" w:name="_Toc146806460"/>
       <w:r>
         <w:rPr>
           <w:b/>
@@ -7682,57 +8296,57 @@
         </w:rPr>
         <w:t>Booking System</w:t>
       </w:r>
-      <w:bookmarkEnd w:id="41"/>
+      <w:bookmarkEnd w:id="39"/>
     </w:p>
     <w:p>
       <w:pPr>
         <w:pStyle w:val="Heading2"/>
       </w:pPr>
-      <w:bookmarkStart w:id="42" w:name="_Toc146612353"/>
+      <w:bookmarkStart w:id="40" w:name="_Toc146806461"/>
       <w:r>
         <w:t>Booking Process</w:t>
       </w:r>
-      <w:bookmarkEnd w:id="42"/>
+      <w:bookmarkEnd w:id="40"/>
     </w:p>
     <w:p>
       <w:pPr>
         <w:pStyle w:val="Heading2"/>
       </w:pPr>
-      <w:bookmarkStart w:id="43" w:name="_Toc146612354"/>
+      <w:bookmarkStart w:id="41" w:name="_Toc146806462"/>
       <w:r>
         <w:t>Available Time Slots</w:t>
       </w:r>
-      <w:bookmarkEnd w:id="43"/>
+      <w:bookmarkEnd w:id="41"/>
     </w:p>
     <w:p>
       <w:pPr>
         <w:pStyle w:val="Heading2"/>
       </w:pPr>
-      <w:bookmarkStart w:id="44" w:name="_Toc146612355"/>
+      <w:bookmarkStart w:id="42" w:name="_Toc146806463"/>
       <w:r>
         <w:t>Booking Confirmation</w:t>
       </w:r>
-      <w:bookmarkEnd w:id="44"/>
+      <w:bookmarkEnd w:id="42"/>
     </w:p>
     <w:p>
       <w:pPr>
         <w:pStyle w:val="Heading2"/>
       </w:pPr>
-      <w:bookmarkStart w:id="45" w:name="_Toc146612356"/>
+      <w:bookmarkStart w:id="43" w:name="_Toc146806464"/>
       <w:r>
         <w:t>Booking Cancellation</w:t>
       </w:r>
-      <w:bookmarkEnd w:id="45"/>
+      <w:bookmarkEnd w:id="43"/>
     </w:p>
     <w:p>
       <w:pPr>
         <w:pStyle w:val="Heading2"/>
       </w:pPr>
-      <w:bookmarkStart w:id="46" w:name="_Toc146612357"/>
+      <w:bookmarkStart w:id="44" w:name="_Toc146806465"/>
       <w:r>
         <w:t>Notifications</w:t>
       </w:r>
-      <w:bookmarkEnd w:id="46"/>
+      <w:bookmarkEnd w:id="44"/>
     </w:p>
     <w:p/>
     <w:p>
@@ -7743,7 +8357,7 @@
           <w:bCs/>
         </w:rPr>
       </w:pPr>
-      <w:bookmarkStart w:id="47" w:name="_Toc146612358"/>
+      <w:bookmarkStart w:id="45" w:name="_Toc146806466"/>
       <w:r>
         <w:rPr>
           <w:b/>
@@ -7751,57 +8365,57 @@
         </w:rPr>
         <w:t>Admin Panel</w:t>
       </w:r>
-      <w:bookmarkEnd w:id="47"/>
+      <w:bookmarkEnd w:id="45"/>
     </w:p>
     <w:p>
       <w:pPr>
         <w:pStyle w:val="Heading2"/>
       </w:pPr>
-      <w:bookmarkStart w:id="48" w:name="_Toc146612359"/>
+      <w:bookmarkStart w:id="46" w:name="_Toc146806467"/>
       <w:r>
         <w:t>Admin Dashboard</w:t>
       </w:r>
-      <w:bookmarkEnd w:id="48"/>
+      <w:bookmarkEnd w:id="46"/>
     </w:p>
     <w:p>
       <w:pPr>
         <w:pStyle w:val="Heading2"/>
       </w:pPr>
-      <w:bookmarkStart w:id="49" w:name="_Toc146612360"/>
+      <w:bookmarkStart w:id="47" w:name="_Toc146806468"/>
       <w:r>
         <w:t>Managing Users</w:t>
       </w:r>
-      <w:bookmarkEnd w:id="49"/>
+      <w:bookmarkEnd w:id="47"/>
     </w:p>
     <w:p>
       <w:pPr>
         <w:pStyle w:val="Heading2"/>
       </w:pPr>
-      <w:bookmarkStart w:id="50" w:name="_Toc146612361"/>
+      <w:bookmarkStart w:id="48" w:name="_Toc146806469"/>
       <w:r>
         <w:t>Managing Laundry Facilities</w:t>
       </w:r>
-      <w:bookmarkEnd w:id="50"/>
+      <w:bookmarkEnd w:id="48"/>
     </w:p>
     <w:p>
       <w:pPr>
         <w:pStyle w:val="Heading2"/>
       </w:pPr>
-      <w:bookmarkStart w:id="51" w:name="_Toc146612362"/>
+      <w:bookmarkStart w:id="49" w:name="_Toc146806470"/>
       <w:r>
         <w:t>Reporting and Analytics</w:t>
       </w:r>
-      <w:bookmarkEnd w:id="51"/>
+      <w:bookmarkEnd w:id="49"/>
     </w:p>
     <w:p>
       <w:pPr>
         <w:pStyle w:val="Heading2"/>
       </w:pPr>
-      <w:bookmarkStart w:id="52" w:name="_Toc146612363"/>
+      <w:bookmarkStart w:id="50" w:name="_Toc146806471"/>
       <w:r>
         <w:t>Admin Roles and Permissions</w:t>
       </w:r>
-      <w:bookmarkEnd w:id="52"/>
+      <w:bookmarkEnd w:id="50"/>
     </w:p>
     <w:p/>
     <w:p>
@@ -7812,7 +8426,7 @@
           <w:bCs/>
         </w:rPr>
       </w:pPr>
-      <w:bookmarkStart w:id="53" w:name="_Toc146612364"/>
+      <w:bookmarkStart w:id="51" w:name="_Toc146806472"/>
       <w:r>
         <w:rPr>
           <w:b/>
@@ -7820,57 +8434,57 @@
         </w:rPr>
         <w:t>Testing and Quality Assurance</w:t>
       </w:r>
-      <w:bookmarkEnd w:id="53"/>
+      <w:bookmarkEnd w:id="51"/>
     </w:p>
     <w:p>
       <w:pPr>
         <w:pStyle w:val="Heading2"/>
       </w:pPr>
-      <w:bookmarkStart w:id="54" w:name="_Toc146612365"/>
+      <w:bookmarkStart w:id="52" w:name="_Toc146806473"/>
       <w:r>
         <w:t>Testing Strategy</w:t>
       </w:r>
-      <w:bookmarkEnd w:id="54"/>
+      <w:bookmarkEnd w:id="52"/>
     </w:p>
     <w:p>
       <w:pPr>
         <w:pStyle w:val="Heading2"/>
       </w:pPr>
-      <w:bookmarkStart w:id="55" w:name="_Toc146612366"/>
+      <w:bookmarkStart w:id="53" w:name="_Toc146806474"/>
       <w:r>
         <w:t>Unit Testing</w:t>
       </w:r>
-      <w:bookmarkEnd w:id="55"/>
+      <w:bookmarkEnd w:id="53"/>
     </w:p>
     <w:p>
       <w:pPr>
         <w:pStyle w:val="Heading2"/>
       </w:pPr>
-      <w:bookmarkStart w:id="56" w:name="_Toc146612367"/>
+      <w:bookmarkStart w:id="54" w:name="_Toc146806475"/>
       <w:r>
         <w:t>Integration Testing</w:t>
       </w:r>
-      <w:bookmarkEnd w:id="56"/>
+      <w:bookmarkEnd w:id="54"/>
     </w:p>
     <w:p>
       <w:pPr>
         <w:pStyle w:val="Heading2"/>
       </w:pPr>
-      <w:bookmarkStart w:id="57" w:name="_Toc146612368"/>
+      <w:bookmarkStart w:id="55" w:name="_Toc146806476"/>
       <w:r>
         <w:t>User Acceptance Testing (UAT)</w:t>
       </w:r>
-      <w:bookmarkEnd w:id="57"/>
+      <w:bookmarkEnd w:id="55"/>
     </w:p>
     <w:p>
       <w:pPr>
         <w:pStyle w:val="Heading2"/>
       </w:pPr>
-      <w:bookmarkStart w:id="58" w:name="_Toc146612369"/>
+      <w:bookmarkStart w:id="56" w:name="_Toc146806477"/>
       <w:r>
         <w:t>Bug Tracking and Resolution</w:t>
       </w:r>
-      <w:bookmarkEnd w:id="58"/>
+      <w:bookmarkEnd w:id="56"/>
     </w:p>
     <w:p/>
     <w:p>
@@ -7881,56 +8495,55 @@
           <w:bCs/>
         </w:rPr>
       </w:pPr>
-      <w:bookmarkStart w:id="59" w:name="_Toc146612370"/>
+      <w:bookmarkStart w:id="57" w:name="_Toc146806478"/>
       <w:r>
         <w:rPr>
           <w:b/>
           <w:bCs/>
         </w:rPr>
-        <w:lastRenderedPageBreak/>
         <w:t>Deployment</w:t>
       </w:r>
-      <w:bookmarkEnd w:id="59"/>
+      <w:bookmarkEnd w:id="57"/>
     </w:p>
     <w:p>
       <w:pPr>
         <w:pStyle w:val="Heading2"/>
       </w:pPr>
-      <w:bookmarkStart w:id="60" w:name="_Toc146612371"/>
+      <w:bookmarkStart w:id="58" w:name="_Toc146806479"/>
       <w:r>
         <w:t>Deployment Environment</w:t>
       </w:r>
-      <w:bookmarkEnd w:id="60"/>
+      <w:bookmarkEnd w:id="58"/>
     </w:p>
     <w:p>
       <w:pPr>
         <w:pStyle w:val="Heading2"/>
       </w:pPr>
-      <w:bookmarkStart w:id="61" w:name="_Toc146612372"/>
+      <w:bookmarkStart w:id="59" w:name="_Toc146806480"/>
       <w:r>
         <w:t>Hosting and Server Setup</w:t>
       </w:r>
-      <w:bookmarkEnd w:id="61"/>
+      <w:bookmarkEnd w:id="59"/>
     </w:p>
     <w:p>
       <w:pPr>
         <w:pStyle w:val="Heading2"/>
       </w:pPr>
-      <w:bookmarkStart w:id="62" w:name="_Toc146612373"/>
+      <w:bookmarkStart w:id="60" w:name="_Toc146806481"/>
       <w:r>
         <w:t>Continuous Integration and Continuous Deployment (CI/CD)</w:t>
       </w:r>
-      <w:bookmarkEnd w:id="62"/>
+      <w:bookmarkEnd w:id="60"/>
     </w:p>
     <w:p>
       <w:pPr>
         <w:pStyle w:val="Heading2"/>
       </w:pPr>
-      <w:bookmarkStart w:id="63" w:name="_Toc146612374"/>
+      <w:bookmarkStart w:id="61" w:name="_Toc146806482"/>
       <w:r>
         <w:t>Monitoring and Scaling</w:t>
       </w:r>
-      <w:bookmarkEnd w:id="63"/>
+      <w:bookmarkEnd w:id="61"/>
     </w:p>
     <w:p/>
     <w:p>
@@ -7941,55 +8554,56 @@
           <w:bCs/>
         </w:rPr>
       </w:pPr>
-      <w:bookmarkStart w:id="64" w:name="_Toc146612375"/>
+      <w:bookmarkStart w:id="62" w:name="_Toc146806483"/>
       <w:r>
         <w:rPr>
           <w:b/>
           <w:bCs/>
         </w:rPr>
+        <w:lastRenderedPageBreak/>
         <w:t>Security</w:t>
       </w:r>
-      <w:bookmarkEnd w:id="64"/>
+      <w:bookmarkEnd w:id="62"/>
     </w:p>
     <w:p>
       <w:pPr>
         <w:pStyle w:val="Heading2"/>
       </w:pPr>
-      <w:bookmarkStart w:id="65" w:name="_Toc146612376"/>
+      <w:bookmarkStart w:id="63" w:name="_Toc146806484"/>
       <w:r>
         <w:t>Authentication and Authorization Security</w:t>
       </w:r>
-      <w:bookmarkEnd w:id="65"/>
+      <w:bookmarkEnd w:id="63"/>
     </w:p>
     <w:p>
       <w:pPr>
         <w:pStyle w:val="Heading2"/>
       </w:pPr>
-      <w:bookmarkStart w:id="66" w:name="_Toc146612377"/>
+      <w:bookmarkStart w:id="64" w:name="_Toc146806485"/>
       <w:r>
         <w:t>Data Security</w:t>
       </w:r>
-      <w:bookmarkEnd w:id="66"/>
+      <w:bookmarkEnd w:id="64"/>
     </w:p>
     <w:p>
       <w:pPr>
         <w:pStyle w:val="Heading2"/>
       </w:pPr>
-      <w:bookmarkStart w:id="67" w:name="_Toc146612378"/>
+      <w:bookmarkStart w:id="65" w:name="_Toc146806486"/>
       <w:r>
         <w:t>Secure Coding Practices</w:t>
       </w:r>
-      <w:bookmarkEnd w:id="67"/>
+      <w:bookmarkEnd w:id="65"/>
     </w:p>
     <w:p>
       <w:pPr>
         <w:pStyle w:val="Heading2"/>
       </w:pPr>
-      <w:bookmarkStart w:id="68" w:name="_Toc146612379"/>
+      <w:bookmarkStart w:id="66" w:name="_Toc146806487"/>
       <w:r>
         <w:t>Third-Party Integration Security</w:t>
       </w:r>
-      <w:bookmarkEnd w:id="68"/>
+      <w:bookmarkEnd w:id="66"/>
     </w:p>
     <w:p/>
     <w:p>
@@ -8000,7 +8614,7 @@
           <w:bCs/>
         </w:rPr>
       </w:pPr>
-      <w:bookmarkStart w:id="69" w:name="_Toc146612380"/>
+      <w:bookmarkStart w:id="67" w:name="_Toc146806488"/>
       <w:r>
         <w:rPr>
           <w:b/>
@@ -8008,37 +8622,37 @@
         </w:rPr>
         <w:t>Documentation and User Guides</w:t>
       </w:r>
-      <w:bookmarkEnd w:id="69"/>
+      <w:bookmarkEnd w:id="67"/>
     </w:p>
     <w:p>
       <w:pPr>
         <w:pStyle w:val="Heading2"/>
       </w:pPr>
-      <w:bookmarkStart w:id="70" w:name="_Toc146612381"/>
+      <w:bookmarkStart w:id="68" w:name="_Toc146806489"/>
       <w:r>
         <w:t>User Documentation</w:t>
       </w:r>
-      <w:bookmarkEnd w:id="70"/>
+      <w:bookmarkEnd w:id="68"/>
     </w:p>
     <w:p>
       <w:pPr>
         <w:pStyle w:val="Heading2"/>
       </w:pPr>
-      <w:bookmarkStart w:id="71" w:name="_Toc146612382"/>
+      <w:bookmarkStart w:id="69" w:name="_Toc146806490"/>
       <w:r>
         <w:t>Admin Documentation</w:t>
       </w:r>
-      <w:bookmarkEnd w:id="71"/>
+      <w:bookmarkEnd w:id="69"/>
     </w:p>
     <w:p>
       <w:pPr>
         <w:pStyle w:val="Heading2"/>
       </w:pPr>
-      <w:bookmarkStart w:id="72" w:name="_Toc146612383"/>
+      <w:bookmarkStart w:id="70" w:name="_Toc146806491"/>
       <w:r>
         <w:t>Troubleshooting Guide</w:t>
       </w:r>
-      <w:bookmarkEnd w:id="72"/>
+      <w:bookmarkEnd w:id="70"/>
     </w:p>
     <w:p/>
     <w:p>
@@ -8049,7 +8663,7 @@
           <w:bCs/>
         </w:rPr>
       </w:pPr>
-      <w:bookmarkStart w:id="73" w:name="_Toc146612384"/>
+      <w:bookmarkStart w:id="71" w:name="_Toc146806492"/>
       <w:r>
         <w:rPr>
           <w:b/>
@@ -8057,37 +8671,37 @@
         </w:rPr>
         <w:t>Conclusion</w:t>
       </w:r>
-      <w:bookmarkEnd w:id="73"/>
+      <w:bookmarkEnd w:id="71"/>
     </w:p>
     <w:p>
       <w:pPr>
         <w:pStyle w:val="Heading2"/>
       </w:pPr>
-      <w:bookmarkStart w:id="74" w:name="_Toc146612385"/>
+      <w:bookmarkStart w:id="72" w:name="_Toc146806493"/>
       <w:r>
         <w:t>Project Summary</w:t>
       </w:r>
-      <w:bookmarkEnd w:id="74"/>
+      <w:bookmarkEnd w:id="72"/>
     </w:p>
     <w:p>
       <w:pPr>
         <w:pStyle w:val="Heading2"/>
       </w:pPr>
-      <w:bookmarkStart w:id="75" w:name="_Toc146612386"/>
+      <w:bookmarkStart w:id="73" w:name="_Toc146806494"/>
       <w:r>
         <w:t>Achievements and Challenges</w:t>
       </w:r>
-      <w:bookmarkEnd w:id="75"/>
+      <w:bookmarkEnd w:id="73"/>
     </w:p>
     <w:p>
       <w:pPr>
         <w:pStyle w:val="Heading2"/>
       </w:pPr>
-      <w:bookmarkStart w:id="76" w:name="_Toc146612387"/>
+      <w:bookmarkStart w:id="74" w:name="_Toc146806495"/>
       <w:r>
         <w:t>Future Enhancements</w:t>
       </w:r>
-      <w:bookmarkEnd w:id="76"/>
+      <w:bookmarkEnd w:id="74"/>
     </w:p>
     <w:p/>
     <w:p>
@@ -8098,7 +8712,7 @@
           <w:bCs/>
         </w:rPr>
       </w:pPr>
-      <w:bookmarkStart w:id="77" w:name="_Toc146612388"/>
+      <w:bookmarkStart w:id="75" w:name="_Toc146806496"/>
       <w:r>
         <w:rPr>
           <w:b/>
@@ -8106,37 +8720,37 @@
         </w:rPr>
         <w:t>References</w:t>
       </w:r>
-      <w:bookmarkEnd w:id="77"/>
+      <w:bookmarkEnd w:id="75"/>
     </w:p>
     <w:p>
       <w:pPr>
         <w:pStyle w:val="Heading2"/>
       </w:pPr>
-      <w:bookmarkStart w:id="78" w:name="_Toc146612389"/>
+      <w:bookmarkStart w:id="76" w:name="_Toc146806497"/>
       <w:r>
         <w:t>Source Code Repositories</w:t>
       </w:r>
-      <w:bookmarkEnd w:id="78"/>
+      <w:bookmarkEnd w:id="76"/>
     </w:p>
     <w:p>
       <w:pPr>
         <w:pStyle w:val="Heading2"/>
       </w:pPr>
-      <w:bookmarkStart w:id="79" w:name="_Toc146612390"/>
+      <w:bookmarkStart w:id="77" w:name="_Toc146806498"/>
       <w:r>
         <w:t>Documentation Sources</w:t>
       </w:r>
-      <w:bookmarkEnd w:id="79"/>
+      <w:bookmarkEnd w:id="77"/>
     </w:p>
     <w:p>
       <w:pPr>
         <w:pStyle w:val="Heading2"/>
       </w:pPr>
-      <w:bookmarkStart w:id="80" w:name="_Toc146612391"/>
+      <w:bookmarkStart w:id="78" w:name="_Toc146806499"/>
       <w:r>
         <w:t>External Libraries and Frameworks</w:t>
       </w:r>
-      <w:bookmarkEnd w:id="80"/>
+      <w:bookmarkEnd w:id="78"/>
     </w:p>
     <w:p/>
     <w:p>
@@ -8147,7 +8761,7 @@
           <w:bCs/>
         </w:rPr>
       </w:pPr>
-      <w:bookmarkStart w:id="81" w:name="_Toc146612392"/>
+      <w:bookmarkStart w:id="79" w:name="_Toc146806500"/>
       <w:r>
         <w:rPr>
           <w:b/>
@@ -8155,47 +8769,47 @@
         </w:rPr>
         <w:t>Appendices</w:t>
       </w:r>
-      <w:bookmarkEnd w:id="81"/>
+      <w:bookmarkEnd w:id="79"/>
     </w:p>
     <w:p>
       <w:pPr>
         <w:pStyle w:val="Heading2"/>
       </w:pPr>
-      <w:bookmarkStart w:id="82" w:name="_Toc146612393"/>
+      <w:bookmarkStart w:id="80" w:name="_Toc146806501"/>
       <w:r>
         <w:t>Glossary of Terms</w:t>
       </w:r>
-      <w:bookmarkEnd w:id="82"/>
+      <w:bookmarkEnd w:id="80"/>
     </w:p>
     <w:p>
       <w:pPr>
         <w:pStyle w:val="Heading2"/>
       </w:pPr>
-      <w:bookmarkStart w:id="83" w:name="_Toc146612394"/>
+      <w:bookmarkStart w:id="81" w:name="_Toc146806502"/>
       <w:r>
         <w:t>Code Samples</w:t>
       </w:r>
-      <w:bookmarkEnd w:id="83"/>
+      <w:bookmarkEnd w:id="81"/>
     </w:p>
     <w:p>
       <w:pPr>
         <w:pStyle w:val="Heading2"/>
       </w:pPr>
-      <w:bookmarkStart w:id="84" w:name="_Toc146612395"/>
+      <w:bookmarkStart w:id="82" w:name="_Toc146806503"/>
       <w:r>
         <w:t>Screenshots</w:t>
       </w:r>
-      <w:bookmarkEnd w:id="84"/>
+      <w:bookmarkEnd w:id="82"/>
     </w:p>
     <w:p>
       <w:pPr>
         <w:pStyle w:val="Heading2"/>
       </w:pPr>
-      <w:bookmarkStart w:id="85" w:name="_Toc146612396"/>
+      <w:bookmarkStart w:id="83" w:name="_Toc146806504"/>
       <w:r>
         <w:t>Acknowledgments</w:t>
       </w:r>
-      <w:bookmarkEnd w:id="85"/>
+      <w:bookmarkEnd w:id="83"/>
     </w:p>
     <w:p/>
     <w:sectPr>
@@ -8610,6 +9224,7 @@
   <w:style w:type="paragraph" w:default="1" w:styleId="Normal">
     <w:name w:val="Normal"/>
     <w:qFormat/>
+    <w:rsid w:val="00D804FB"/>
   </w:style>
   <w:style w:type="paragraph" w:styleId="Heading1">
     <w:name w:val="heading 1"/>
